--- a/docs/ASAS - Documentation.docx
+++ b/docs/ASAS - Documentation.docx
@@ -244,10 +244,9 @@
             </w:tabs>
             <w:rPr>
               <w:noProof/>
-              <w:kern w:val="0"/>
-              <w:sz w:val="22"/>
-              <w:szCs w:val="22"/>
-              <w:lang w:val="bg-BG" w:eastAsia="en-US"/>
+              <w:kern w:val="2"/>
+              <w:lang w:val="en-BG" w:eastAsia="en-GB"/>
+              <w14:ligatures w14:val="standardContextual"/>
             </w:rPr>
           </w:pPr>
           <w:r>
@@ -268,20 +267,19 @@
             </w:rPr>
             <w:fldChar w:fldCharType="separate"/>
           </w:r>
-          <w:hyperlink w:anchor="_Toc409783205" w:history="1">
+          <w:hyperlink w:anchor="_Toc222130144" w:history="1">
             <w:r>
               <w:rPr>
                 <w:rStyle w:val="Hyperlink"/>
                 <w:noProof/>
                 <w:lang w:val="bg-BG"/>
               </w:rPr>
-              <w:t>Abstract</w:t>
+              <w:t>Въведение</w:t>
             </w:r>
             <w:r>
               <w:rPr>
                 <w:noProof/>
                 <w:webHidden/>
-                <w:lang w:val="bg-BG"/>
               </w:rPr>
               <w:tab/>
             </w:r>
@@ -289,7 +287,6 @@
               <w:rPr>
                 <w:noProof/>
                 <w:webHidden/>
-                <w:lang w:val="bg-BG"/>
               </w:rPr>
               <w:fldChar w:fldCharType="begin"/>
             </w:r>
@@ -297,22 +294,19 @@
               <w:rPr>
                 <w:noProof/>
                 <w:webHidden/>
-                <w:lang w:val="bg-BG"/>
-              </w:rPr>
-              <w:instrText xml:space="preserve"> PAGEREF _Toc409783205 \h </w:instrText>
+              </w:rPr>
+              <w:instrText xml:space="preserve"> PAGEREF _Toc222130144 \h </w:instrText>
             </w:r>
             <w:r>
               <w:rPr>
                 <w:noProof/>
                 <w:webHidden/>
-                <w:lang w:val="bg-BG"/>
               </w:rPr>
             </w:r>
             <w:r>
               <w:rPr>
                 <w:noProof/>
                 <w:webHidden/>
-                <w:lang w:val="bg-BG"/>
               </w:rPr>
               <w:fldChar w:fldCharType="separate"/>
             </w:r>
@@ -320,7 +314,6 @@
               <w:rPr>
                 <w:noProof/>
                 <w:webHidden/>
-                <w:lang w:val="bg-BG"/>
               </w:rPr>
               <w:t>3</w:t>
             </w:r>
@@ -328,7 +321,6 @@
               <w:rPr>
                 <w:noProof/>
                 <w:webHidden/>
-                <w:lang w:val="bg-BG"/>
               </w:rPr>
               <w:fldChar w:fldCharType="end"/>
             </w:r>
@@ -342,26 +334,23 @@
             </w:tabs>
             <w:rPr>
               <w:noProof/>
-              <w:kern w:val="0"/>
-              <w:sz w:val="22"/>
-              <w:szCs w:val="22"/>
-              <w:lang w:val="bg-BG" w:eastAsia="en-US"/>
+              <w:kern w:val="2"/>
+              <w:lang w:val="en-BG" w:eastAsia="en-GB"/>
+              <w14:ligatures w14:val="standardContextual"/>
             </w:rPr>
           </w:pPr>
-          <w:hyperlink w:anchor="_Toc409783206" w:history="1">
+          <w:hyperlink w:anchor="_Toc222130145" w:history="1">
             <w:r>
               <w:rPr>
                 <w:rStyle w:val="Hyperlink"/>
                 <w:noProof/>
-                <w:lang w:val="bg-BG"/>
-              </w:rPr>
-              <w:t>[Title Here, up to 12 Words, on One to Two Lines]</w:t>
+              </w:rPr>
+              <w:t>Бизнес разбиране и социална значимост</w:t>
             </w:r>
             <w:r>
               <w:rPr>
                 <w:noProof/>
                 <w:webHidden/>
-                <w:lang w:val="bg-BG"/>
               </w:rPr>
               <w:tab/>
             </w:r>
@@ -369,7 +358,6 @@
               <w:rPr>
                 <w:noProof/>
                 <w:webHidden/>
-                <w:lang w:val="bg-BG"/>
               </w:rPr>
               <w:fldChar w:fldCharType="begin"/>
             </w:r>
@@ -377,22 +365,19 @@
               <w:rPr>
                 <w:noProof/>
                 <w:webHidden/>
-                <w:lang w:val="bg-BG"/>
-              </w:rPr>
-              <w:instrText xml:space="preserve"> PAGEREF _Toc409783206 \h </w:instrText>
+              </w:rPr>
+              <w:instrText xml:space="preserve"> PAGEREF _Toc222130145 \h </w:instrText>
             </w:r>
             <w:r>
               <w:rPr>
                 <w:noProof/>
                 <w:webHidden/>
-                <w:lang w:val="bg-BG"/>
               </w:rPr>
             </w:r>
             <w:r>
               <w:rPr>
                 <w:noProof/>
                 <w:webHidden/>
-                <w:lang w:val="bg-BG"/>
               </w:rPr>
               <w:fldChar w:fldCharType="separate"/>
             </w:r>
@@ -400,15 +385,13 @@
               <w:rPr>
                 <w:noProof/>
                 <w:webHidden/>
-                <w:lang w:val="bg-BG"/>
-              </w:rPr>
-              <w:t>4</w:t>
+              </w:rPr>
+              <w:t>3</w:t>
             </w:r>
             <w:r>
               <w:rPr>
                 <w:noProof/>
                 <w:webHidden/>
-                <w:lang w:val="bg-BG"/>
               </w:rPr>
               <w:fldChar w:fldCharType="end"/>
             </w:r>
@@ -422,26 +405,317 @@
             </w:tabs>
             <w:rPr>
               <w:noProof/>
-              <w:kern w:val="0"/>
-              <w:sz w:val="22"/>
-              <w:szCs w:val="22"/>
-              <w:lang w:val="bg-BG" w:eastAsia="en-US"/>
+              <w:kern w:val="2"/>
+              <w:lang w:val="en-BG" w:eastAsia="en-GB"/>
+              <w14:ligatures w14:val="standardContextual"/>
             </w:rPr>
           </w:pPr>
-          <w:hyperlink w:anchor="_Toc409783207" w:history="1">
+          <w:hyperlink w:anchor="_Toc222130146" w:history="1">
+            <w:r>
+              <w:rPr>
+                <w:rStyle w:val="Hyperlink"/>
+                <w:noProof/>
+              </w:rPr>
+              <w:t>Семантична таксономия</w:t>
+            </w:r>
+            <w:r>
+              <w:rPr>
+                <w:noProof/>
+                <w:webHidden/>
+              </w:rPr>
+              <w:tab/>
+            </w:r>
+            <w:r>
+              <w:rPr>
+                <w:noProof/>
+                <w:webHidden/>
+              </w:rPr>
+              <w:fldChar w:fldCharType="begin"/>
+            </w:r>
+            <w:r>
+              <w:rPr>
+                <w:noProof/>
+                <w:webHidden/>
+              </w:rPr>
+              <w:instrText xml:space="preserve"> PAGEREF _Toc222130146 \h </w:instrText>
+            </w:r>
+            <w:r>
+              <w:rPr>
+                <w:noProof/>
+                <w:webHidden/>
+              </w:rPr>
+            </w:r>
+            <w:r>
+              <w:rPr>
+                <w:noProof/>
+                <w:webHidden/>
+              </w:rPr>
+              <w:fldChar w:fldCharType="separate"/>
+            </w:r>
+            <w:r>
+              <w:rPr>
+                <w:noProof/>
+                <w:webHidden/>
+              </w:rPr>
+              <w:t>3</w:t>
+            </w:r>
+            <w:r>
+              <w:rPr>
+                <w:noProof/>
+                <w:webHidden/>
+              </w:rPr>
+              <w:fldChar w:fldCharType="end"/>
+            </w:r>
+          </w:hyperlink>
+        </w:p>
+        <w:p>
+          <w:pPr>
+            <w:pStyle w:val="TOC1"/>
+            <w:tabs>
+              <w:tab w:val="right" w:leader="dot" w:pos="9350"/>
+            </w:tabs>
+            <w:rPr>
+              <w:noProof/>
+              <w:kern w:val="2"/>
+              <w:lang w:val="en-BG" w:eastAsia="en-GB"/>
+              <w14:ligatures w14:val="standardContextual"/>
+            </w:rPr>
+          </w:pPr>
+          <w:hyperlink w:anchor="_Toc222130147" w:history="1">
             <w:r>
               <w:rPr>
                 <w:rStyle w:val="Hyperlink"/>
                 <w:noProof/>
                 <w:lang w:val="bg-BG"/>
               </w:rPr>
+              <w:t>А</w:t>
+            </w:r>
+            <w:r>
+              <w:rPr>
+                <w:rStyle w:val="Hyperlink"/>
+                <w:noProof/>
+              </w:rPr>
+              <w:t>нализ на наборите от данни</w:t>
+            </w:r>
+            <w:r>
+              <w:rPr>
+                <w:noProof/>
+                <w:webHidden/>
+              </w:rPr>
+              <w:tab/>
+            </w:r>
+            <w:r>
+              <w:rPr>
+                <w:noProof/>
+                <w:webHidden/>
+              </w:rPr>
+              <w:fldChar w:fldCharType="begin"/>
+            </w:r>
+            <w:r>
+              <w:rPr>
+                <w:noProof/>
+                <w:webHidden/>
+              </w:rPr>
+              <w:instrText xml:space="preserve"> PAGEREF _Toc222130147 \h </w:instrText>
+            </w:r>
+            <w:r>
+              <w:rPr>
+                <w:noProof/>
+                <w:webHidden/>
+              </w:rPr>
+            </w:r>
+            <w:r>
+              <w:rPr>
+                <w:noProof/>
+                <w:webHidden/>
+              </w:rPr>
+              <w:fldChar w:fldCharType="separate"/>
+            </w:r>
+            <w:r>
+              <w:rPr>
+                <w:noProof/>
+                <w:webHidden/>
+              </w:rPr>
+              <w:t>4</w:t>
+            </w:r>
+            <w:r>
+              <w:rPr>
+                <w:noProof/>
+                <w:webHidden/>
+              </w:rPr>
+              <w:fldChar w:fldCharType="end"/>
+            </w:r>
+          </w:hyperlink>
+        </w:p>
+        <w:p>
+          <w:pPr>
+            <w:pStyle w:val="TOC1"/>
+            <w:tabs>
+              <w:tab w:val="right" w:leader="dot" w:pos="9350"/>
+            </w:tabs>
+            <w:rPr>
+              <w:noProof/>
+              <w:kern w:val="2"/>
+              <w:lang w:val="en-BG" w:eastAsia="en-GB"/>
+              <w14:ligatures w14:val="standardContextual"/>
+            </w:rPr>
+          </w:pPr>
+          <w:hyperlink w:anchor="_Toc222130148" w:history="1">
+            <w:r>
+              <w:rPr>
+                <w:rStyle w:val="Hyperlink"/>
+                <w:noProof/>
+              </w:rPr>
+              <w:t>Изследователски анализ на обработените данни (Post-Processing EDA)</w:t>
+            </w:r>
+            <w:r>
+              <w:rPr>
+                <w:noProof/>
+                <w:webHidden/>
+              </w:rPr>
+              <w:tab/>
+            </w:r>
+            <w:r>
+              <w:rPr>
+                <w:noProof/>
+                <w:webHidden/>
+              </w:rPr>
+              <w:fldChar w:fldCharType="begin"/>
+            </w:r>
+            <w:r>
+              <w:rPr>
+                <w:noProof/>
+                <w:webHidden/>
+              </w:rPr>
+              <w:instrText xml:space="preserve"> PAGEREF _Toc222130148 \h </w:instrText>
+            </w:r>
+            <w:r>
+              <w:rPr>
+                <w:noProof/>
+                <w:webHidden/>
+              </w:rPr>
+            </w:r>
+            <w:r>
+              <w:rPr>
+                <w:noProof/>
+                <w:webHidden/>
+              </w:rPr>
+              <w:fldChar w:fldCharType="separate"/>
+            </w:r>
+            <w:r>
+              <w:rPr>
+                <w:noProof/>
+                <w:webHidden/>
+              </w:rPr>
+              <w:t>5</w:t>
+            </w:r>
+            <w:r>
+              <w:rPr>
+                <w:noProof/>
+                <w:webHidden/>
+              </w:rPr>
+              <w:fldChar w:fldCharType="end"/>
+            </w:r>
+          </w:hyperlink>
+        </w:p>
+        <w:p>
+          <w:pPr>
+            <w:pStyle w:val="TOC1"/>
+            <w:tabs>
+              <w:tab w:val="right" w:leader="dot" w:pos="9350"/>
+            </w:tabs>
+            <w:rPr>
+              <w:noProof/>
+              <w:kern w:val="2"/>
+              <w:lang w:val="en-BG" w:eastAsia="en-GB"/>
+              <w14:ligatures w14:val="standardContextual"/>
+            </w:rPr>
+          </w:pPr>
+          <w:hyperlink w:anchor="_Toc222130149" w:history="1">
+            <w:r>
+              <w:rPr>
+                <w:rStyle w:val="Hyperlink"/>
+                <w:noProof/>
+                <w:lang w:val="bg-BG"/>
+              </w:rPr>
+              <w:t>[Title Here, up to 12 Words, on One to Two Lines]</w:t>
+            </w:r>
+            <w:r>
+              <w:rPr>
+                <w:noProof/>
+                <w:webHidden/>
+              </w:rPr>
+              <w:tab/>
+            </w:r>
+            <w:r>
+              <w:rPr>
+                <w:noProof/>
+                <w:webHidden/>
+              </w:rPr>
+              <w:fldChar w:fldCharType="begin"/>
+            </w:r>
+            <w:r>
+              <w:rPr>
+                <w:noProof/>
+                <w:webHidden/>
+              </w:rPr>
+              <w:instrText xml:space="preserve"> PAGEREF _Toc222130149 \h </w:instrText>
+            </w:r>
+            <w:r>
+              <w:rPr>
+                <w:noProof/>
+                <w:webHidden/>
+              </w:rPr>
+            </w:r>
+            <w:r>
+              <w:rPr>
+                <w:noProof/>
+                <w:webHidden/>
+              </w:rPr>
+              <w:fldChar w:fldCharType="separate"/>
+            </w:r>
+            <w:r>
+              <w:rPr>
+                <w:noProof/>
+                <w:webHidden/>
+              </w:rPr>
+              <w:t>5</w:t>
+            </w:r>
+            <w:r>
+              <w:rPr>
+                <w:noProof/>
+                <w:webHidden/>
+              </w:rPr>
+              <w:fldChar w:fldCharType="end"/>
+            </w:r>
+          </w:hyperlink>
+        </w:p>
+        <w:p>
+          <w:pPr>
+            <w:pStyle w:val="TOC1"/>
+            <w:tabs>
+              <w:tab w:val="right" w:leader="dot" w:pos="9350"/>
+            </w:tabs>
+            <w:rPr>
+              <w:noProof/>
+              <w:kern w:val="2"/>
+              <w:lang w:val="en-BG" w:eastAsia="en-GB"/>
+              <w14:ligatures w14:val="standardContextual"/>
+            </w:rPr>
+          </w:pPr>
+          <w:hyperlink w:anchor="_Toc222130150" w:history="1">
+            <w:r>
+              <w:rPr>
+                <w:rStyle w:val="Hyperlink"/>
+                <w:noProof/>
+                <w:lang w:val="bg-BG"/>
+              </w:rPr>
               <w:t>[Heading 1]</w:t>
             </w:r>
             <w:r>
               <w:rPr>
                 <w:noProof/>
                 <w:webHidden/>
-                <w:lang w:val="bg-BG"/>
               </w:rPr>
               <w:tab/>
             </w:r>
@@ -449,7 +723,6 @@
               <w:rPr>
                 <w:noProof/>
                 <w:webHidden/>
-                <w:lang w:val="bg-BG"/>
               </w:rPr>
               <w:fldChar w:fldCharType="begin"/>
             </w:r>
@@ -457,22 +730,19 @@
               <w:rPr>
                 <w:noProof/>
                 <w:webHidden/>
-                <w:lang w:val="bg-BG"/>
-              </w:rPr>
-              <w:instrText xml:space="preserve"> PAGEREF _Toc409783207 \h </w:instrText>
+              </w:rPr>
+              <w:instrText xml:space="preserve"> PAGEREF _Toc222130150 \h </w:instrText>
             </w:r>
             <w:r>
               <w:rPr>
                 <w:noProof/>
                 <w:webHidden/>
-                <w:lang w:val="bg-BG"/>
               </w:rPr>
             </w:r>
             <w:r>
               <w:rPr>
                 <w:noProof/>
                 <w:webHidden/>
-                <w:lang w:val="bg-BG"/>
               </w:rPr>
               <w:fldChar w:fldCharType="separate"/>
             </w:r>
@@ -480,15 +750,13 @@
               <w:rPr>
                 <w:noProof/>
                 <w:webHidden/>
-                <w:lang w:val="bg-BG"/>
-              </w:rPr>
-              <w:t>4</w:t>
+              </w:rPr>
+              <w:t>5</w:t>
             </w:r>
             <w:r>
               <w:rPr>
                 <w:noProof/>
                 <w:webHidden/>
-                <w:lang w:val="bg-BG"/>
               </w:rPr>
               <w:fldChar w:fldCharType="end"/>
             </w:r>
@@ -502,13 +770,12 @@
             </w:tabs>
             <w:rPr>
               <w:noProof/>
-              <w:kern w:val="0"/>
-              <w:sz w:val="22"/>
-              <w:szCs w:val="22"/>
-              <w:lang w:val="bg-BG" w:eastAsia="en-US"/>
+              <w:kern w:val="2"/>
+              <w:lang w:val="en-BG" w:eastAsia="en-GB"/>
+              <w14:ligatures w14:val="standardContextual"/>
             </w:rPr>
           </w:pPr>
-          <w:hyperlink w:anchor="_Toc409783208" w:history="1">
+          <w:hyperlink w:anchor="_Toc222130151" w:history="1">
             <w:r>
               <w:rPr>
                 <w:rStyle w:val="Hyperlink"/>
@@ -521,7 +788,6 @@
               <w:rPr>
                 <w:noProof/>
                 <w:webHidden/>
-                <w:lang w:val="bg-BG"/>
               </w:rPr>
               <w:tab/>
             </w:r>
@@ -529,7 +795,6 @@
               <w:rPr>
                 <w:noProof/>
                 <w:webHidden/>
-                <w:lang w:val="bg-BG"/>
               </w:rPr>
               <w:fldChar w:fldCharType="begin"/>
             </w:r>
@@ -537,22 +802,19 @@
               <w:rPr>
                 <w:noProof/>
                 <w:webHidden/>
-                <w:lang w:val="bg-BG"/>
-              </w:rPr>
-              <w:instrText xml:space="preserve"> PAGEREF _Toc409783208 \h </w:instrText>
+              </w:rPr>
+              <w:instrText xml:space="preserve"> PAGEREF _Toc222130151 \h </w:instrText>
             </w:r>
             <w:r>
               <w:rPr>
                 <w:noProof/>
                 <w:webHidden/>
-                <w:lang w:val="bg-BG"/>
               </w:rPr>
             </w:r>
             <w:r>
               <w:rPr>
                 <w:noProof/>
                 <w:webHidden/>
-                <w:lang w:val="bg-BG"/>
               </w:rPr>
               <w:fldChar w:fldCharType="separate"/>
             </w:r>
@@ -560,15 +822,13 @@
               <w:rPr>
                 <w:noProof/>
                 <w:webHidden/>
-                <w:lang w:val="bg-BG"/>
-              </w:rPr>
-              <w:t>4</w:t>
+              </w:rPr>
+              <w:t>5</w:t>
             </w:r>
             <w:r>
               <w:rPr>
                 <w:noProof/>
                 <w:webHidden/>
-                <w:lang w:val="bg-BG"/>
               </w:rPr>
               <w:fldChar w:fldCharType="end"/>
             </w:r>
@@ -582,13 +842,12 @@
             </w:tabs>
             <w:rPr>
               <w:noProof/>
-              <w:kern w:val="0"/>
-              <w:sz w:val="22"/>
-              <w:szCs w:val="22"/>
-              <w:lang w:val="bg-BG" w:eastAsia="en-US"/>
+              <w:kern w:val="2"/>
+              <w:lang w:val="en-BG" w:eastAsia="en-GB"/>
+              <w14:ligatures w14:val="standardContextual"/>
             </w:rPr>
           </w:pPr>
-          <w:hyperlink w:anchor="_Toc409783209" w:history="1">
+          <w:hyperlink w:anchor="_Toc222130152" w:history="1">
             <w:r>
               <w:rPr>
                 <w:rStyle w:val="Hyperlink"/>
@@ -601,7 +860,6 @@
               <w:rPr>
                 <w:noProof/>
                 <w:webHidden/>
-                <w:lang w:val="bg-BG"/>
               </w:rPr>
               <w:tab/>
             </w:r>
@@ -609,7 +867,6 @@
               <w:rPr>
                 <w:noProof/>
                 <w:webHidden/>
-                <w:lang w:val="bg-BG"/>
               </w:rPr>
               <w:fldChar w:fldCharType="begin"/>
             </w:r>
@@ -617,22 +874,19 @@
               <w:rPr>
                 <w:noProof/>
                 <w:webHidden/>
-                <w:lang w:val="bg-BG"/>
-              </w:rPr>
-              <w:instrText xml:space="preserve"> PAGEREF _Toc409783209 \h </w:instrText>
+              </w:rPr>
+              <w:instrText xml:space="preserve"> PAGEREF _Toc222130152 \h </w:instrText>
             </w:r>
             <w:r>
               <w:rPr>
                 <w:noProof/>
                 <w:webHidden/>
-                <w:lang w:val="bg-BG"/>
               </w:rPr>
             </w:r>
             <w:r>
               <w:rPr>
                 <w:noProof/>
                 <w:webHidden/>
-                <w:lang w:val="bg-BG"/>
               </w:rPr>
               <w:fldChar w:fldCharType="separate"/>
             </w:r>
@@ -640,15 +894,13 @@
               <w:rPr>
                 <w:noProof/>
                 <w:webHidden/>
-                <w:lang w:val="bg-BG"/>
-              </w:rPr>
-              <w:t>4</w:t>
+              </w:rPr>
+              <w:t>5</w:t>
             </w:r>
             <w:r>
               <w:rPr>
                 <w:noProof/>
                 <w:webHidden/>
-                <w:lang w:val="bg-BG"/>
               </w:rPr>
               <w:fldChar w:fldCharType="end"/>
             </w:r>
@@ -662,13 +914,12 @@
             </w:tabs>
             <w:rPr>
               <w:noProof/>
-              <w:kern w:val="0"/>
-              <w:sz w:val="22"/>
-              <w:szCs w:val="22"/>
-              <w:lang w:val="bg-BG" w:eastAsia="en-US"/>
+              <w:kern w:val="2"/>
+              <w:lang w:val="en-BG" w:eastAsia="en-GB"/>
+              <w14:ligatures w14:val="standardContextual"/>
             </w:rPr>
           </w:pPr>
-          <w:hyperlink w:anchor="_Toc409783210" w:history="1">
+          <w:hyperlink w:anchor="_Toc222130153" w:history="1">
             <w:r>
               <w:rPr>
                 <w:rStyle w:val="Hyperlink"/>
@@ -681,7 +932,6 @@
               <w:rPr>
                 <w:noProof/>
                 <w:webHidden/>
-                <w:lang w:val="bg-BG"/>
               </w:rPr>
               <w:tab/>
             </w:r>
@@ -689,7 +939,6 @@
               <w:rPr>
                 <w:noProof/>
                 <w:webHidden/>
-                <w:lang w:val="bg-BG"/>
               </w:rPr>
               <w:fldChar w:fldCharType="begin"/>
             </w:r>
@@ -697,22 +946,19 @@
               <w:rPr>
                 <w:noProof/>
                 <w:webHidden/>
-                <w:lang w:val="bg-BG"/>
-              </w:rPr>
-              <w:instrText xml:space="preserve"> PAGEREF _Toc409783210 \h </w:instrText>
+              </w:rPr>
+              <w:instrText xml:space="preserve"> PAGEREF _Toc222130153 \h </w:instrText>
             </w:r>
             <w:r>
               <w:rPr>
                 <w:noProof/>
                 <w:webHidden/>
-                <w:lang w:val="bg-BG"/>
               </w:rPr>
             </w:r>
             <w:r>
               <w:rPr>
                 <w:noProof/>
                 <w:webHidden/>
-                <w:lang w:val="bg-BG"/>
               </w:rPr>
               <w:fldChar w:fldCharType="separate"/>
             </w:r>
@@ -720,15 +966,13 @@
               <w:rPr>
                 <w:noProof/>
                 <w:webHidden/>
-                <w:lang w:val="bg-BG"/>
-              </w:rPr>
-              <w:t>5</w:t>
+              </w:rPr>
+              <w:t>6</w:t>
             </w:r>
             <w:r>
               <w:rPr>
                 <w:noProof/>
                 <w:webHidden/>
-                <w:lang w:val="bg-BG"/>
               </w:rPr>
               <w:fldChar w:fldCharType="end"/>
             </w:r>
@@ -742,13 +986,12 @@
             </w:tabs>
             <w:rPr>
               <w:noProof/>
-              <w:kern w:val="0"/>
-              <w:sz w:val="22"/>
-              <w:szCs w:val="22"/>
-              <w:lang w:val="bg-BG" w:eastAsia="en-US"/>
+              <w:kern w:val="2"/>
+              <w:lang w:val="en-BG" w:eastAsia="en-GB"/>
+              <w14:ligatures w14:val="standardContextual"/>
             </w:rPr>
           </w:pPr>
-          <w:hyperlink w:anchor="_Toc409783211" w:history="1">
+          <w:hyperlink w:anchor="_Toc222130154" w:history="1">
             <w:r>
               <w:rPr>
                 <w:rStyle w:val="Hyperlink"/>
@@ -761,7 +1004,6 @@
               <w:rPr>
                 <w:noProof/>
                 <w:webHidden/>
-                <w:lang w:val="bg-BG"/>
               </w:rPr>
               <w:tab/>
             </w:r>
@@ -769,7 +1011,6 @@
               <w:rPr>
                 <w:noProof/>
                 <w:webHidden/>
-                <w:lang w:val="bg-BG"/>
               </w:rPr>
               <w:fldChar w:fldCharType="begin"/>
             </w:r>
@@ -777,22 +1018,19 @@
               <w:rPr>
                 <w:noProof/>
                 <w:webHidden/>
-                <w:lang w:val="bg-BG"/>
-              </w:rPr>
-              <w:instrText xml:space="preserve"> PAGEREF _Toc409783211 \h </w:instrText>
+              </w:rPr>
+              <w:instrText xml:space="preserve"> PAGEREF _Toc222130154 \h </w:instrText>
             </w:r>
             <w:r>
               <w:rPr>
                 <w:noProof/>
                 <w:webHidden/>
-                <w:lang w:val="bg-BG"/>
               </w:rPr>
             </w:r>
             <w:r>
               <w:rPr>
                 <w:noProof/>
                 <w:webHidden/>
-                <w:lang w:val="bg-BG"/>
               </w:rPr>
               <w:fldChar w:fldCharType="separate"/>
             </w:r>
@@ -800,7 +1038,6 @@
               <w:rPr>
                 <w:noProof/>
                 <w:webHidden/>
-                <w:lang w:val="bg-BG"/>
               </w:rPr>
               <w:t>6</w:t>
             </w:r>
@@ -808,7 +1045,6 @@
               <w:rPr>
                 <w:noProof/>
                 <w:webHidden/>
-                <w:lang w:val="bg-BG"/>
               </w:rPr>
               <w:fldChar w:fldCharType="end"/>
             </w:r>
@@ -822,13 +1058,12 @@
             </w:tabs>
             <w:rPr>
               <w:noProof/>
-              <w:kern w:val="0"/>
-              <w:sz w:val="22"/>
-              <w:szCs w:val="22"/>
-              <w:lang w:val="bg-BG" w:eastAsia="en-US"/>
+              <w:kern w:val="2"/>
+              <w:lang w:val="en-BG" w:eastAsia="en-GB"/>
+              <w14:ligatures w14:val="standardContextual"/>
             </w:rPr>
           </w:pPr>
-          <w:hyperlink w:anchor="_Toc409783212" w:history="1">
+          <w:hyperlink w:anchor="_Toc222130155" w:history="1">
             <w:r>
               <w:rPr>
                 <w:rStyle w:val="Hyperlink"/>
@@ -841,7 +1076,6 @@
               <w:rPr>
                 <w:noProof/>
                 <w:webHidden/>
-                <w:lang w:val="bg-BG"/>
               </w:rPr>
               <w:tab/>
             </w:r>
@@ -849,7 +1083,6 @@
               <w:rPr>
                 <w:noProof/>
                 <w:webHidden/>
-                <w:lang w:val="bg-BG"/>
               </w:rPr>
               <w:fldChar w:fldCharType="begin"/>
             </w:r>
@@ -857,22 +1090,19 @@
               <w:rPr>
                 <w:noProof/>
                 <w:webHidden/>
-                <w:lang w:val="bg-BG"/>
-              </w:rPr>
-              <w:instrText xml:space="preserve"> PAGEREF _Toc409783212 \h </w:instrText>
+              </w:rPr>
+              <w:instrText xml:space="preserve"> PAGEREF _Toc222130155 \h </w:instrText>
             </w:r>
             <w:r>
               <w:rPr>
                 <w:noProof/>
                 <w:webHidden/>
-                <w:lang w:val="bg-BG"/>
               </w:rPr>
             </w:r>
             <w:r>
               <w:rPr>
                 <w:noProof/>
                 <w:webHidden/>
-                <w:lang w:val="bg-BG"/>
               </w:rPr>
               <w:fldChar w:fldCharType="separate"/>
             </w:r>
@@ -880,15 +1110,13 @@
               <w:rPr>
                 <w:noProof/>
                 <w:webHidden/>
-                <w:lang w:val="bg-BG"/>
-              </w:rPr>
-              <w:t>7</w:t>
+              </w:rPr>
+              <w:t>6</w:t>
             </w:r>
             <w:r>
               <w:rPr>
                 <w:noProof/>
                 <w:webHidden/>
-                <w:lang w:val="bg-BG"/>
               </w:rPr>
               <w:fldChar w:fldCharType="end"/>
             </w:r>
@@ -902,13 +1130,12 @@
             </w:tabs>
             <w:rPr>
               <w:noProof/>
-              <w:kern w:val="0"/>
-              <w:sz w:val="22"/>
-              <w:szCs w:val="22"/>
-              <w:lang w:val="bg-BG" w:eastAsia="en-US"/>
+              <w:kern w:val="2"/>
+              <w:lang w:val="en-BG" w:eastAsia="en-GB"/>
+              <w14:ligatures w14:val="standardContextual"/>
             </w:rPr>
           </w:pPr>
-          <w:hyperlink w:anchor="_Toc409783213" w:history="1">
+          <w:hyperlink w:anchor="_Toc222130156" w:history="1">
             <w:r>
               <w:rPr>
                 <w:rStyle w:val="Hyperlink"/>
@@ -921,7 +1148,6 @@
               <w:rPr>
                 <w:noProof/>
                 <w:webHidden/>
-                <w:lang w:val="bg-BG"/>
               </w:rPr>
               <w:tab/>
             </w:r>
@@ -929,7 +1155,6 @@
               <w:rPr>
                 <w:noProof/>
                 <w:webHidden/>
-                <w:lang w:val="bg-BG"/>
               </w:rPr>
               <w:fldChar w:fldCharType="begin"/>
             </w:r>
@@ -937,22 +1162,19 @@
               <w:rPr>
                 <w:noProof/>
                 <w:webHidden/>
-                <w:lang w:val="bg-BG"/>
-              </w:rPr>
-              <w:instrText xml:space="preserve"> PAGEREF _Toc409783213 \h </w:instrText>
+              </w:rPr>
+              <w:instrText xml:space="preserve"> PAGEREF _Toc222130156 \h </w:instrText>
             </w:r>
             <w:r>
               <w:rPr>
                 <w:noProof/>
                 <w:webHidden/>
-                <w:lang w:val="bg-BG"/>
               </w:rPr>
             </w:r>
             <w:r>
               <w:rPr>
                 <w:noProof/>
                 <w:webHidden/>
-                <w:lang w:val="bg-BG"/>
               </w:rPr>
               <w:fldChar w:fldCharType="separate"/>
             </w:r>
@@ -960,15 +1182,13 @@
               <w:rPr>
                 <w:noProof/>
                 <w:webHidden/>
-                <w:lang w:val="bg-BG"/>
-              </w:rPr>
-              <w:t>8</w:t>
+              </w:rPr>
+              <w:t>6</w:t>
             </w:r>
             <w:r>
               <w:rPr>
                 <w:noProof/>
                 <w:webHidden/>
-                <w:lang w:val="bg-BG"/>
               </w:rPr>
               <w:fldChar w:fldCharType="end"/>
             </w:r>
@@ -999,7 +1219,7 @@
           <w:rFonts w:asciiTheme="majorHAnsi" w:eastAsiaTheme="majorEastAsia" w:hAnsiTheme="majorHAnsi" w:cstheme="majorBidi"/>
           <w:b/>
           <w:sz w:val="30"/>
-          <w:lang w:val="bg-BG"/>
+          <w:lang w:val="de-DE"/>
         </w:rPr>
       </w:pPr>
       <w:r>
@@ -1017,6 +1237,7 @@
           <w:lang w:val="bg-BG"/>
         </w:rPr>
       </w:pPr>
+      <w:bookmarkStart w:id="0" w:name="_Toc222130144"/>
       <w:r>
         <w:rPr>
           <w:lang w:val="bg-BG"/>
@@ -1024,6 +1245,7 @@
         <w:lastRenderedPageBreak/>
         <w:t>Въведение</w:t>
       </w:r>
+      <w:bookmarkEnd w:id="0"/>
     </w:p>
     <w:p>
       <w:pPr>
@@ -1070,6 +1292,7 @@
         <w:pStyle w:val="SectionTitle"/>
         <w:spacing w:after="240"/>
       </w:pPr>
+      <w:bookmarkStart w:id="1" w:name="_Toc222130145"/>
       <w:proofErr w:type="spellStart"/>
       <w:r>
         <w:t>Бизнес</w:t>
@@ -1098,6 +1321,7 @@
       <w:r>
         <w:t>значимост</w:t>
       </w:r>
+      <w:bookmarkEnd w:id="1"/>
       <w:proofErr w:type="spellEnd"/>
     </w:p>
     <w:p>
@@ -1228,6 +1452,7 @@
           <w:lang w:val="bg-BG"/>
         </w:rPr>
       </w:pPr>
+      <w:bookmarkStart w:id="2" w:name="_Toc222130146"/>
       <w:proofErr w:type="spellStart"/>
       <w:r>
         <w:t>Семантична</w:t>
@@ -1240,91 +1465,85 @@
       <w:r>
         <w:t>таксономия</w:t>
       </w:r>
-      <w:proofErr w:type="spellEnd"/>
-    </w:p>
-    <w:p>
-      <w:pPr>
-        <w:rPr>
-          <w:lang w:val="en-BG"/>
-        </w:rPr>
-      </w:pPr>
-      <w:proofErr w:type="spellStart"/>
-      <w:r>
-        <w:t>За</w:t>
-      </w:r>
-      <w:proofErr w:type="spellEnd"/>
-      <w:r>
-        <w:t xml:space="preserve"> </w:t>
-      </w:r>
-      <w:proofErr w:type="spellStart"/>
-      <w:r>
-        <w:t>разработването</w:t>
-      </w:r>
-      <w:proofErr w:type="spellEnd"/>
-      <w:r>
-        <w:t xml:space="preserve"> </w:t>
-      </w:r>
-      <w:proofErr w:type="spellStart"/>
-      <w:r>
-        <w:t>на</w:t>
-      </w:r>
-      <w:proofErr w:type="spellEnd"/>
-      <w:r>
-        <w:t xml:space="preserve"> </w:t>
-      </w:r>
-      <w:proofErr w:type="spellStart"/>
-      <w:r>
-        <w:t>първоначалния</w:t>
-      </w:r>
-      <w:proofErr w:type="spellEnd"/>
-      <w:r>
-        <w:t xml:space="preserve"> </w:t>
-      </w:r>
-      <w:proofErr w:type="spellStart"/>
-      <w:r>
-        <w:t>прототип</w:t>
-      </w:r>
-      <w:proofErr w:type="spellEnd"/>
-      <w:r>
-        <w:t xml:space="preserve"> е </w:t>
-      </w:r>
-      <w:proofErr w:type="spellStart"/>
-      <w:r>
-        <w:t>дефиниран</w:t>
-      </w:r>
-      <w:proofErr w:type="spellEnd"/>
-      <w:r>
-        <w:rPr>
-          <w:lang w:val="bg-BG"/>
-        </w:rPr>
-        <w:t xml:space="preserve">а </w:t>
-      </w:r>
-      <w:r>
-        <w:rPr>
-          <w:lang w:val="en-BG"/>
-        </w:rPr>
-        <w:t>йерархичната структура, чрез която системата превръща суровия аудио сигнал в смислена информация. Таксономията е изградена върху пет ключови звукови събития, избрани заради тяхното голямо значение за ежедневната безопасност и социална ориентация на потребителя.</w:t>
-      </w:r>
-    </w:p>
-    <w:p>
-      <w:pPr>
-        <w:ind w:firstLine="0"/>
-        <w:rPr>
-          <w:lang w:val="en-BG"/>
-        </w:rPr>
-      </w:pPr>
-      <w:r>
-        <w:rPr>
-          <w:lang w:val="en-BG"/>
-        </w:rPr>
-        <w:t>Всеки звук е класифициран според следните параметри:</w:t>
+      <w:bookmarkEnd w:id="2"/>
+      <w:proofErr w:type="spellEnd"/>
+    </w:p>
+    <w:p>
+      <w:pPr>
+        <w:rPr>
+          <w:lang w:val="en-BG"/>
+        </w:rPr>
+      </w:pPr>
+      <w:r>
+        <w:rPr>
+          <w:lang w:val="en-BG"/>
+        </w:rPr>
+        <w:t>Проектът е базиран на концепцията за </w:t>
+      </w:r>
+      <w:r>
+        <w:rPr>
+          <w:b/>
+          <w:bCs/>
+          <w:lang w:val="en-BG"/>
+        </w:rPr>
+        <w:t>Environmental Sound Classification (ESC)</w:t>
+      </w:r>
+      <w:r>
+        <w:rPr>
+          <w:lang w:val="en-BG"/>
+        </w:rPr>
+        <w:t> – автоматизирано разпознаване на околната звукова среда. За целта е избран стандартният в индустрията набор от данни </w:t>
+      </w:r>
+      <w:r>
+        <w:rPr>
+          <w:b/>
+          <w:bCs/>
+          <w:lang w:val="en-BG"/>
+        </w:rPr>
+        <w:t>ESC-50</w:t>
+      </w:r>
+      <w:r>
+        <w:rPr>
+          <w:lang w:val="en-BG"/>
+        </w:rPr>
+        <w:t>, който осигурява богата и балансирана таксономия от 50 различни звукови категории.</w:t>
+      </w:r>
+    </w:p>
+    <w:p>
+      <w:pPr>
+        <w:rPr>
+          <w:b/>
+          <w:bCs/>
+          <w:lang w:val="en-BG"/>
+        </w:rPr>
+      </w:pPr>
+      <w:r>
+        <w:rPr>
+          <w:b/>
+          <w:bCs/>
+          <w:lang w:val="en-BG"/>
+        </w:rPr>
+        <w:t>3.1. Архитектура на таксономията</w:t>
+      </w:r>
+    </w:p>
+    <w:p>
+      <w:pPr>
+        <w:rPr>
+          <w:lang w:val="en-BG"/>
+        </w:rPr>
+      </w:pPr>
+      <w:r>
+        <w:rPr>
+          <w:lang w:val="en-BG"/>
+        </w:rPr>
+        <w:t>Използваната таксономия организира 50-те класа в 5 основни функционални домена, всеки от които съдържа по 10 конкретни звукови категории. Тази структура позволява на системата да предоставя на потребителя детайлен контекст за средата, в която се намира:</w:t>
       </w:r>
     </w:p>
     <w:p>
       <w:pPr>
         <w:numPr>
           <w:ilvl w:val="0"/>
-          <w:numId w:val="14"/>
+          <w:numId w:val="25"/>
         </w:numPr>
         <w:rPr>
           <w:lang w:val="en-BG"/>
@@ -1336,20 +1555,20 @@
           <w:bCs/>
           <w:lang w:val="en-BG"/>
         </w:rPr>
-        <w:t>Siren (Спешност 4 - Критична):</w:t>
-      </w:r>
-      <w:r>
-        <w:rPr>
-          <w:lang w:val="en-BG"/>
-        </w:rPr>
-        <w:t> Обозначава преминаващи автомобили със специален режим и изисква незабавна визуална проверка и осигуряване на безопасност.</w:t>
+        <w:t>Природни звуци (Nature):</w:t>
+      </w:r>
+      <w:r>
+        <w:rPr>
+          <w:lang w:val="en-BG"/>
+        </w:rPr>
+        <w:t> Елементи като дъжд, вятър, морски вълни.</w:t>
       </w:r>
     </w:p>
     <w:p>
       <w:pPr>
         <w:numPr>
           <w:ilvl w:val="0"/>
-          <w:numId w:val="14"/>
+          <w:numId w:val="25"/>
         </w:numPr>
         <w:rPr>
           <w:lang w:val="en-BG"/>
@@ -1361,20 +1580,20 @@
           <w:bCs/>
           <w:lang w:val="en-BG"/>
         </w:rPr>
-        <w:t>Car Horn (Спешност 3 - Висока):</w:t>
-      </w:r>
-      <w:r>
-        <w:rPr>
-          <w:lang w:val="en-BG"/>
-        </w:rPr>
-        <w:t> Директен предупредителен сигнал в пътния трафик, индикиращ потенциална опасност в близост до потребителя.</w:t>
+        <w:t>Домашни звуци (Domestic):</w:t>
+      </w:r>
+      <w:r>
+        <w:rPr>
+          <w:lang w:val="en-BG"/>
+        </w:rPr>
+        <w:t> Инструменти и събития от интериора (пералня, прахосмукачка, почукване на врата).</w:t>
       </w:r>
     </w:p>
     <w:p>
       <w:pPr>
         <w:numPr>
           <w:ilvl w:val="0"/>
-          <w:numId w:val="14"/>
+          <w:numId w:val="25"/>
         </w:numPr>
         <w:rPr>
           <w:lang w:val="en-BG"/>
@@ -1386,20 +1605,20 @@
           <w:bCs/>
           <w:lang w:val="en-BG"/>
         </w:rPr>
-        <w:t>Crying Baby (Спешност 3 - Висока):</w:t>
-      </w:r>
-      <w:r>
-        <w:rPr>
-          <w:lang w:val="en-BG"/>
-        </w:rPr>
-        <w:t> Семантичен маркер за социална нужда, който изисква проверка на състоянието на дете или човек в нужда.</w:t>
+        <w:t>Човешки звуци (Human):</w:t>
+      </w:r>
+      <w:r>
+        <w:rPr>
+          <w:lang w:val="en-BG"/>
+        </w:rPr>
+        <w:t> Биологични и социални сигнали (плач на бебе, кашляне, стъпки).</w:t>
       </w:r>
     </w:p>
     <w:p>
       <w:pPr>
         <w:numPr>
           <w:ilvl w:val="0"/>
-          <w:numId w:val="14"/>
+          <w:numId w:val="25"/>
         </w:numPr>
         <w:rPr>
           <w:lang w:val="en-BG"/>
@@ -1411,20 +1630,20 @@
           <w:bCs/>
           <w:lang w:val="en-BG"/>
         </w:rPr>
-        <w:t>Door Knock (Спешност 2 - Средна):</w:t>
-      </w:r>
-      <w:r>
-        <w:rPr>
-          <w:lang w:val="en-BG"/>
-        </w:rPr>
-        <w:t> Социален сигнал за присъствие на външно лице или събитие, свързано с домашната среда.</w:t>
+        <w:t>Градски/Технически звуци (Urban/Exterior):</w:t>
+      </w:r>
+      <w:r>
+        <w:rPr>
+          <w:lang w:val="en-BG"/>
+        </w:rPr>
+        <w:t> Критични сигнали и индустриален шум (сирена, самолет, моторна резачка).</w:t>
       </w:r>
     </w:p>
     <w:p>
       <w:pPr>
         <w:numPr>
           <w:ilvl w:val="0"/>
-          <w:numId w:val="14"/>
+          <w:numId w:val="25"/>
         </w:numPr>
         <w:rPr>
           <w:lang w:val="en-BG"/>
@@ -1436,14 +1655,297 @@
           <w:bCs/>
           <w:lang w:val="en-BG"/>
         </w:rPr>
+        <w:t>Животни (Animals):</w:t>
+      </w:r>
+      <w:r>
+        <w:rPr>
+          <w:lang w:val="en-BG"/>
+        </w:rPr>
+        <w:t> Биологични индикатори за промяна в средата (лай на куче, петел).</w:t>
+      </w:r>
+    </w:p>
+    <w:p>
+      <w:pPr>
+        <w:rPr>
+          <w:b/>
+          <w:bCs/>
+          <w:lang w:val="en-BG"/>
+        </w:rPr>
+      </w:pPr>
+      <w:r>
+        <w:rPr>
+          <w:b/>
+          <w:bCs/>
+          <w:lang w:val="en-BG"/>
+        </w:rPr>
         <w:lastRenderedPageBreak/>
-        <w:t>Dog Bark (Спешност 2 - Средна):</w:t>
-      </w:r>
-      <w:r>
-        <w:rPr>
-          <w:lang w:val="en-BG"/>
-        </w:rPr>
-        <w:t> Индикатор за промяна в заобикалящата среда, който служи за общо повишаване на вниманието.</w:t>
+        <w:t>3.2. Акустична сложност и йерархия на спешност</w:t>
+      </w:r>
+    </w:p>
+    <w:p>
+      <w:pPr>
+        <w:rPr>
+          <w:lang w:val="en-BG"/>
+        </w:rPr>
+      </w:pPr>
+      <w:r>
+        <w:rPr>
+          <w:lang w:val="en-BG"/>
+        </w:rPr>
+        <w:t>Въпреки че моделът класифицира 50 отделни събития, системата за известяване на смарт часовника е проектирана да филтрира информацията според нейната значимост за безопасността. Изборът на пълния спектър от 50 класа е продиктуван от необходимостта моделът да се научи да разграничава критични сигнали от техните акустични двойници:</w:t>
+      </w:r>
+    </w:p>
+    <w:p>
+      <w:pPr>
+        <w:numPr>
+          <w:ilvl w:val="0"/>
+          <w:numId w:val="26"/>
+        </w:numPr>
+        <w:rPr>
+          <w:lang w:val="en-BG"/>
+        </w:rPr>
+      </w:pPr>
+      <w:r>
+        <w:rPr>
+          <w:b/>
+          <w:bCs/>
+          <w:lang w:val="en-BG"/>
+        </w:rPr>
+        <w:t>Критични (High Urgency):</w:t>
+      </w:r>
+      <w:r>
+        <w:rPr>
+          <w:lang w:val="en-BG"/>
+        </w:rPr>
+        <w:t> Класове като </w:t>
+      </w:r>
+      <w:r>
+        <w:rPr>
+          <w:b/>
+          <w:bCs/>
+          <w:lang w:val="en-BG"/>
+        </w:rPr>
+        <w:t>Siren</w:t>
+      </w:r>
+      <w:r>
+        <w:rPr>
+          <w:lang w:val="en-BG"/>
+        </w:rPr>
+        <w:t>, </w:t>
+      </w:r>
+      <w:r>
+        <w:rPr>
+          <w:b/>
+          <w:bCs/>
+          <w:lang w:val="en-BG"/>
+        </w:rPr>
+        <w:t>Car Horn</w:t>
+      </w:r>
+      <w:r>
+        <w:rPr>
+          <w:lang w:val="en-BG"/>
+        </w:rPr>
+        <w:t> и </w:t>
+      </w:r>
+      <w:r>
+        <w:rPr>
+          <w:b/>
+          <w:bCs/>
+          <w:lang w:val="en-BG"/>
+        </w:rPr>
+        <w:t>Crying Baby</w:t>
+      </w:r>
+      <w:r>
+        <w:rPr>
+          <w:lang w:val="en-BG"/>
+        </w:rPr>
+        <w:t> изискват незабавна визуална сигнализация.</w:t>
+      </w:r>
+    </w:p>
+    <w:p>
+      <w:pPr>
+        <w:numPr>
+          <w:ilvl w:val="0"/>
+          <w:numId w:val="26"/>
+        </w:numPr>
+        <w:rPr>
+          <w:lang w:val="en-BG"/>
+        </w:rPr>
+      </w:pPr>
+      <w:r>
+        <w:rPr>
+          <w:b/>
+          <w:bCs/>
+          <w:lang w:val="en-BG"/>
+        </w:rPr>
+        <w:t>Контекстни (Ambience Awareness):</w:t>
+      </w:r>
+      <w:r>
+        <w:rPr>
+          <w:lang w:val="en-BG"/>
+        </w:rPr>
+        <w:t> Класове като </w:t>
+      </w:r>
+      <w:r>
+        <w:rPr>
+          <w:b/>
+          <w:bCs/>
+          <w:lang w:val="en-BG"/>
+        </w:rPr>
+        <w:t>Rain</w:t>
+      </w:r>
+      <w:r>
+        <w:rPr>
+          <w:lang w:val="en-BG"/>
+        </w:rPr>
+        <w:t>, </w:t>
+      </w:r>
+      <w:r>
+        <w:rPr>
+          <w:b/>
+          <w:bCs/>
+          <w:lang w:val="en-BG"/>
+        </w:rPr>
+        <w:t>Wind</w:t>
+      </w:r>
+      <w:r>
+        <w:rPr>
+          <w:lang w:val="en-BG"/>
+        </w:rPr>
+        <w:t> или </w:t>
+      </w:r>
+      <w:r>
+        <w:rPr>
+          <w:b/>
+          <w:bCs/>
+          <w:lang w:val="en-BG"/>
+        </w:rPr>
+        <w:t>Birds</w:t>
+      </w:r>
+      <w:r>
+        <w:rPr>
+          <w:lang w:val="en-BG"/>
+        </w:rPr>
+        <w:t> служат за ориентация, но не генерират вибриращи аларми, за да се избегне „когнитивно претоварване“ на потребителя.</w:t>
+      </w:r>
+    </w:p>
+    <w:p>
+      <w:pPr>
+        <w:rPr>
+          <w:b/>
+          <w:bCs/>
+          <w:lang w:val="en-BG"/>
+        </w:rPr>
+      </w:pPr>
+      <w:r>
+        <w:rPr>
+          <w:b/>
+          <w:bCs/>
+          <w:lang w:val="en-BG"/>
+        </w:rPr>
+        <w:t>3.3. Аргументация на многокласовия модел</w:t>
+      </w:r>
+    </w:p>
+    <w:p>
+      <w:pPr>
+        <w:rPr>
+          <w:lang w:val="en-BG"/>
+        </w:rPr>
+      </w:pPr>
+      <w:r>
+        <w:rPr>
+          <w:lang w:val="en-BG"/>
+        </w:rPr>
+        <w:t>Използването на всички 50 категории е заложено в дизайна на системата, за да се постигне висока </w:t>
+      </w:r>
+      <w:r>
+        <w:rPr>
+          <w:b/>
+          <w:bCs/>
+          <w:lang w:val="en-BG"/>
+        </w:rPr>
+        <w:t>robustness (устойчивост)</w:t>
+      </w:r>
+      <w:r>
+        <w:rPr>
+          <w:lang w:val="en-BG"/>
+        </w:rPr>
+        <w:t>. EDA анализите показват, че фокусирането върху твърде малко класове води до фалшиво положителни резултати (моделът бърка вятъра със сирена, ако не познава класа „Вятър“). Чрез обучение с 50 класа, невронната мрежа развива много по-фина способност за разграничаване на:</w:t>
+      </w:r>
+    </w:p>
+    <w:p>
+      <w:pPr>
+        <w:numPr>
+          <w:ilvl w:val="0"/>
+          <w:numId w:val="27"/>
+        </w:numPr>
+        <w:rPr>
+          <w:lang w:val="en-BG"/>
+        </w:rPr>
+      </w:pPr>
+      <w:r>
+        <w:rPr>
+          <w:b/>
+          <w:bCs/>
+          <w:lang w:val="en-BG"/>
+        </w:rPr>
+        <w:t>Broadband енергия</w:t>
+      </w:r>
+      <w:r>
+        <w:rPr>
+          <w:lang w:val="en-BG"/>
+        </w:rPr>
+        <w:t> (дъжд срещу шум от уреди).</w:t>
+      </w:r>
+    </w:p>
+    <w:p>
+      <w:pPr>
+        <w:numPr>
+          <w:ilvl w:val="0"/>
+          <w:numId w:val="27"/>
+        </w:numPr>
+        <w:rPr>
+          <w:lang w:val="en-BG"/>
+        </w:rPr>
+      </w:pPr>
+      <w:r>
+        <w:rPr>
+          <w:b/>
+          <w:bCs/>
+          <w:lang w:val="en-BG"/>
+        </w:rPr>
+        <w:t>Тонална модулация</w:t>
+      </w:r>
+      <w:r>
+        <w:rPr>
+          <w:lang w:val="en-BG"/>
+        </w:rPr>
+        <w:t> (сирена срещу църковни камбани).</w:t>
+      </w:r>
+    </w:p>
+    <w:p>
+      <w:pPr>
+        <w:numPr>
+          <w:ilvl w:val="0"/>
+          <w:numId w:val="27"/>
+        </w:numPr>
+        <w:rPr>
+          <w:lang w:val="en-BG"/>
+        </w:rPr>
+      </w:pPr>
+      <w:r>
+        <w:rPr>
+          <w:b/>
+          <w:bCs/>
+          <w:lang w:val="en-BG"/>
+        </w:rPr>
+        <w:t>Транзиенти</w:t>
+      </w:r>
+      <w:r>
+        <w:rPr>
+          <w:lang w:val="en-BG"/>
+        </w:rPr>
+        <w:t> (почукване на врата срещу клик на мишка).</w:t>
       </w:r>
     </w:p>
     <w:p>
@@ -1460,6 +1962,7 @@
           <w:lang w:val="bg-BG"/>
         </w:rPr>
       </w:pPr>
+      <w:bookmarkStart w:id="3" w:name="_Toc222130147"/>
       <w:r>
         <w:rPr>
           <w:lang w:val="bg-BG"/>
@@ -1502,19 +2005,44 @@
       <w:r>
         <w:t>данни</w:t>
       </w:r>
-      <w:proofErr w:type="spellEnd"/>
-    </w:p>
-    <w:p>
-      <w:pPr>
-        <w:rPr>
-          <w:lang w:val="en-BG"/>
-        </w:rPr>
-      </w:pPr>
-      <w:r>
-        <w:rPr>
-          <w:lang w:val="en-BG"/>
-        </w:rPr>
-        <w:t>За реализацията на проекта са избрани два от най-утвърдените научни набора от данни за класификация на околни звуци. Проведеният детайлен анализ (Exploratory Data Analysis) разкрива специфични технически характеристики, които определят стратегията за обработка.</w:t>
+      <w:bookmarkEnd w:id="3"/>
+      <w:proofErr w:type="spellEnd"/>
+    </w:p>
+    <w:p>
+      <w:pPr>
+        <w:rPr>
+          <w:lang w:val="en-BG"/>
+        </w:rPr>
+      </w:pPr>
+      <w:r>
+        <w:rPr>
+          <w:lang w:val="en-BG"/>
+        </w:rPr>
+        <w:t xml:space="preserve">За реализацията на проекта </w:t>
+      </w:r>
+      <w:r>
+        <w:rPr>
+          <w:lang w:val="bg-BG"/>
+        </w:rPr>
+        <w:t>е</w:t>
+      </w:r>
+      <w:r>
+        <w:rPr>
+          <w:lang w:val="en-BG"/>
+        </w:rPr>
+        <w:t xml:space="preserve"> избран</w:t>
+      </w:r>
+      <w:r>
+        <w:rPr>
+          <w:lang w:val="bg-BG"/>
+        </w:rPr>
+        <w:t xml:space="preserve"> един</w:t>
+      </w:r>
+      <w:r>
+        <w:rPr>
+          <w:lang w:val="en-BG"/>
+        </w:rPr>
+        <w:t xml:space="preserve"> от най-утвърдените научни набора от данни за класификация на околни звуци. Проведеният детайлен анализ (Exploratory Data Analysis) разкрива специфични технически характеристики, които определят стратегията за обработка.</w:t>
       </w:r>
     </w:p>
     <w:p>
@@ -1668,6 +2196,20 @@
       <w:pPr>
         <w:ind w:firstLine="0"/>
         <w:rPr>
+          <w:lang w:val="en-BG"/>
+        </w:rPr>
+      </w:pPr>
+      <w:r>
+        <w:rPr>
+          <w:lang w:val="en-BG"/>
+        </w:rPr>
+        <w:t>Този раздел описва стъпките по зареждане на суровите данни и проверка на техните акустични параметри, за да се гарантира съвместимост с избрания модел.</w:t>
+      </w:r>
+    </w:p>
+    <w:p>
+      <w:pPr>
+        <w:ind w:firstLine="0"/>
+        <w:rPr>
           <w:b/>
           <w:bCs/>
           <w:lang w:val="en-BG"/>
@@ -1677,30 +2219,233 @@
         <w:rPr>
           <w:b/>
           <w:bCs/>
-          <w:lang w:val="en-BG"/>
-        </w:rPr>
-        <w:t>4.2. Анализ на UrbanSound8K</w:t>
+          <w:lang w:val="bg-BG"/>
+        </w:rPr>
+        <w:t>4</w:t>
+      </w:r>
+      <w:r>
+        <w:rPr>
+          <w:b/>
+          <w:bCs/>
+          <w:lang w:val="en-BG"/>
+        </w:rPr>
+        <w:t>.2. Акустичен профил на суровия сигнал (Raw Audio Analysis)</w:t>
       </w:r>
     </w:p>
     <w:p>
       <w:pPr>
         <w:ind w:firstLine="0"/>
         <w:rPr>
-          <w:lang w:val="en-BG"/>
-        </w:rPr>
-      </w:pPr>
-      <w:r>
-        <w:rPr>
-          <w:lang w:val="en-BG"/>
-        </w:rPr>
-        <w:t>Този датасет е основният източник на звуци от градската среда, но представя по-големи технически предизвикателства.</w:t>
-      </w:r>
-    </w:p>
-    <w:p>
-      <w:pPr>
+          <w:lang w:val="bg-BG"/>
+        </w:rPr>
+      </w:pPr>
+      <w:proofErr w:type="spellStart"/>
+      <w:r>
+        <w:t>Преди</w:t>
+      </w:r>
+      <w:proofErr w:type="spellEnd"/>
+      <w:r>
+        <w:t xml:space="preserve"> </w:t>
+      </w:r>
+      <w:proofErr w:type="spellStart"/>
+      <w:r>
+        <w:t>преобразуването</w:t>
+      </w:r>
+      <w:proofErr w:type="spellEnd"/>
+      <w:r>
+        <w:t xml:space="preserve"> </w:t>
+      </w:r>
+      <w:proofErr w:type="spellStart"/>
+      <w:r>
+        <w:t>на</w:t>
+      </w:r>
+      <w:proofErr w:type="spellEnd"/>
+      <w:r>
+        <w:t xml:space="preserve"> </w:t>
+      </w:r>
+      <w:proofErr w:type="spellStart"/>
+      <w:r>
+        <w:t>звука</w:t>
+      </w:r>
+      <w:proofErr w:type="spellEnd"/>
+      <w:r>
+        <w:t xml:space="preserve"> в </w:t>
+      </w:r>
+      <w:proofErr w:type="spellStart"/>
+      <w:r>
+        <w:t>честотни</w:t>
+      </w:r>
+      <w:proofErr w:type="spellEnd"/>
+      <w:r>
+        <w:t xml:space="preserve"> </w:t>
+      </w:r>
+      <w:proofErr w:type="spellStart"/>
+      <w:r>
+        <w:t>характеристики</w:t>
+      </w:r>
+      <w:proofErr w:type="spellEnd"/>
+      <w:r>
+        <w:t xml:space="preserve">, </w:t>
+      </w:r>
+      <w:proofErr w:type="spellStart"/>
+      <w:r>
+        <w:t>бе</w:t>
+      </w:r>
+      <w:proofErr w:type="spellEnd"/>
+      <w:r>
+        <w:t xml:space="preserve"> </w:t>
+      </w:r>
+      <w:proofErr w:type="spellStart"/>
+      <w:r>
+        <w:t>изследвана</w:t>
+      </w:r>
+      <w:proofErr w:type="spellEnd"/>
+      <w:r>
+        <w:t xml:space="preserve"> </w:t>
+      </w:r>
+      <w:proofErr w:type="spellStart"/>
+      <w:r>
+        <w:t>необходимостта</w:t>
+      </w:r>
+      <w:proofErr w:type="spellEnd"/>
+      <w:r>
+        <w:t xml:space="preserve"> </w:t>
+      </w:r>
+      <w:proofErr w:type="spellStart"/>
+      <w:r>
+        <w:t>от</w:t>
+      </w:r>
+      <w:proofErr w:type="spellEnd"/>
+      <w:r>
+        <w:t xml:space="preserve"> </w:t>
+      </w:r>
+      <w:proofErr w:type="spellStart"/>
+      <w:r>
+        <w:t>премахване</w:t>
+      </w:r>
+      <w:proofErr w:type="spellEnd"/>
+      <w:r>
+        <w:t xml:space="preserve"> </w:t>
+      </w:r>
+      <w:proofErr w:type="spellStart"/>
+      <w:r>
+        <w:t>на</w:t>
+      </w:r>
+      <w:proofErr w:type="spellEnd"/>
+      <w:r>
+        <w:t xml:space="preserve"> </w:t>
+      </w:r>
+      <w:proofErr w:type="spellStart"/>
+      <w:r>
+        <w:t>тишината</w:t>
+      </w:r>
+      <w:proofErr w:type="spellEnd"/>
+      <w:r>
+        <w:t xml:space="preserve"> в </w:t>
+      </w:r>
+      <w:proofErr w:type="spellStart"/>
+      <w:r>
+        <w:t>началото</w:t>
+      </w:r>
+      <w:proofErr w:type="spellEnd"/>
+      <w:r>
+        <w:t xml:space="preserve"> и </w:t>
+      </w:r>
+      <w:proofErr w:type="spellStart"/>
+      <w:r>
+        <w:t>края</w:t>
+      </w:r>
+      <w:proofErr w:type="spellEnd"/>
+      <w:r>
+        <w:t xml:space="preserve"> </w:t>
+      </w:r>
+      <w:proofErr w:type="spellStart"/>
+      <w:r>
+        <w:t>на</w:t>
+      </w:r>
+      <w:proofErr w:type="spellEnd"/>
+      <w:r>
+        <w:t xml:space="preserve"> </w:t>
+      </w:r>
+      <w:proofErr w:type="spellStart"/>
+      <w:r>
+        <w:t>записите</w:t>
+      </w:r>
+      <w:proofErr w:type="spellEnd"/>
+      <w:r>
+        <w:t xml:space="preserve">. </w:t>
+      </w:r>
+      <w:proofErr w:type="spellStart"/>
+      <w:r>
+        <w:t>Този</w:t>
+      </w:r>
+      <w:proofErr w:type="spellEnd"/>
+      <w:r>
+        <w:t xml:space="preserve"> </w:t>
+      </w:r>
+      <w:proofErr w:type="spellStart"/>
+      <w:r>
+        <w:t>процес</w:t>
+      </w:r>
+      <w:proofErr w:type="spellEnd"/>
+      <w:r>
+        <w:t xml:space="preserve"> е </w:t>
+      </w:r>
+      <w:proofErr w:type="spellStart"/>
+      <w:r>
+        <w:t>ключов</w:t>
+      </w:r>
+      <w:proofErr w:type="spellEnd"/>
+      <w:r>
+        <w:t xml:space="preserve"> </w:t>
+      </w:r>
+      <w:proofErr w:type="spellStart"/>
+      <w:r>
+        <w:t>за</w:t>
+      </w:r>
+      <w:proofErr w:type="spellEnd"/>
+      <w:r>
+        <w:t xml:space="preserve"> </w:t>
+      </w:r>
+      <w:proofErr w:type="spellStart"/>
+      <w:r>
+        <w:t>оптимизиране</w:t>
+      </w:r>
+      <w:proofErr w:type="spellEnd"/>
+      <w:r>
+        <w:t xml:space="preserve"> </w:t>
+      </w:r>
+      <w:proofErr w:type="spellStart"/>
+      <w:r>
+        <w:t>на</w:t>
+      </w:r>
+      <w:proofErr w:type="spellEnd"/>
+      <w:r>
+        <w:t xml:space="preserve"> </w:t>
+      </w:r>
+      <w:proofErr w:type="spellStart"/>
+      <w:r>
+        <w:t>тренировъчния</w:t>
+      </w:r>
+      <w:proofErr w:type="spellEnd"/>
+      <w:r>
+        <w:t xml:space="preserve"> </w:t>
+      </w:r>
+      <w:proofErr w:type="spellStart"/>
+      <w:r>
+        <w:t>процес</w:t>
+      </w:r>
+      <w:proofErr w:type="spellEnd"/>
+      <w:r>
+        <w:t>.</w:t>
+      </w:r>
+    </w:p>
+    <w:p>
+      <w:pPr>
+        <w:pStyle w:val="ListParagraph"/>
         <w:numPr>
           <w:ilvl w:val="0"/>
-          <w:numId w:val="16"/>
+          <w:numId w:val="32"/>
         </w:numPr>
         <w:rPr>
           <w:lang w:val="en-BG"/>
@@ -1712,30 +2457,97 @@
           <w:bCs/>
           <w:lang w:val="en-BG"/>
         </w:rPr>
-        <w:t>Разпределение:</w:t>
-      </w:r>
-      <w:r>
-        <w:rPr>
-          <w:lang w:val="en-BG"/>
-        </w:rPr>
-        <w:t> Съдържа 10 класа звуци с различен брой записи, което въвежда начален дисбаланс.</w:t>
-      </w:r>
-    </w:p>
-    <w:p>
-      <w:pPr>
+        <w:t>Честота на дискретизация:</w:t>
+      </w:r>
+      <w:r>
+        <w:rPr>
+          <w:lang w:val="en-BG"/>
+        </w:rPr>
+        <w:t> Установена е консистентна честота от 22050 Hz (при зареждане) или оригиналните 44100 Hz, което покрива целия чуваем спектър за човека.</w:t>
+      </w:r>
+    </w:p>
+    <w:p>
+      <w:pPr>
+        <w:numPr>
+          <w:ilvl w:val="0"/>
+          <w:numId w:val="29"/>
+        </w:numPr>
+        <w:rPr>
+          <w:lang w:val="en-BG"/>
+        </w:rPr>
+      </w:pPr>
+      <w:r>
+        <w:rPr>
+          <w:b/>
+          <w:bCs/>
+          <w:lang w:val="en-BG"/>
+        </w:rPr>
+        <w:t>Времеви анализ:</w:t>
+      </w:r>
+      <w:r>
+        <w:rPr>
+          <w:lang w:val="en-BG"/>
+        </w:rPr>
+        <w:t> Бе извършено тестово изрязване на тишината в началото и края на записите с праг 20dB, за да се фокусира моделът върху същинското звуково събитие.</w:t>
+      </w:r>
+    </w:p>
+    <w:p>
+      <w:pPr>
+        <w:numPr>
+          <w:ilvl w:val="0"/>
+          <w:numId w:val="29"/>
+        </w:numPr>
+        <w:rPr>
+          <w:lang w:val="en-BG"/>
+        </w:rPr>
+      </w:pPr>
+      <w:r>
+        <w:rPr>
+          <w:b/>
+          <w:bCs/>
+          <w:lang w:val="en-BG"/>
+        </w:rPr>
+        <w:t>Визуализация:</w:t>
+      </w:r>
+      <w:r>
+        <w:rPr>
+          <w:lang w:val="en-BG"/>
+        </w:rPr>
+        <w:t> Изчертани са графики на суровия сигнал, показващи амплитудата във времето. Това позволява идентифициране на „пикове“ (висока интензивност) и „преходи“ (transients) в звуци като почукване или аларма.</w:t>
+      </w:r>
+    </w:p>
+    <w:p>
+      <w:pPr>
+        <w:ind w:left="720" w:firstLine="0"/>
         <w:rPr>
           <w:lang w:val="bg-BG"/>
         </w:rPr>
       </w:pPr>
-      <w:r>
+    </w:p>
+    <w:p>
+      <w:pPr>
+        <w:ind w:left="720" w:firstLine="0"/>
         <w:rPr>
           <w:lang w:val="bg-BG"/>
         </w:rPr>
+      </w:pPr>
+      <w:r>
+        <w:rPr>
+          <w:lang w:val="bg-BG"/>
+        </w:rPr>
         <w:drawing>
-          <wp:inline distT="0" distB="0" distL="0" distR="0" wp14:anchorId="578C16D7" wp14:editId="4109294A">
-            <wp:extent cx="5473700" cy="3644900"/>
-            <wp:effectExtent l="0" t="0" r="0" b="0"/>
-            <wp:docPr id="996201986" name="Picture 1" descr="A graph of a number of bars&#10;&#10;Description automatically generated"/>
+          <wp:anchor distT="0" distB="0" distL="114300" distR="114300" simplePos="0" relativeHeight="251662336" behindDoc="0" locked="0" layoutInCell="1" allowOverlap="1" wp14:anchorId="04785470" wp14:editId="3CCCE4C9">
+            <wp:simplePos x="0" y="0"/>
+            <wp:positionH relativeFrom="column">
+              <wp:posOffset>-212090</wp:posOffset>
+            </wp:positionH>
+            <wp:positionV relativeFrom="paragraph">
+              <wp:posOffset>0</wp:posOffset>
+            </wp:positionV>
+            <wp:extent cx="3140710" cy="1686560"/>
+            <wp:effectExtent l="0" t="0" r="0" b="2540"/>
+            <wp:wrapSquare wrapText="bothSides"/>
+            <wp:docPr id="128184568" name="Picture 1" descr="A sound wave with numbers and lines&#10;&#10;Description automatically generated with medium confidence"/>
             <wp:cNvGraphicFramePr>
               <a:graphicFrameLocks xmlns:a="http://schemas.openxmlformats.org/drawingml/2006/main" noChangeAspect="1"/>
             </wp:cNvGraphicFramePr>
@@ -1743,11 +2555,17 @@
               <a:graphicData uri="http://schemas.openxmlformats.org/drawingml/2006/picture">
                 <pic:pic xmlns:pic="http://schemas.openxmlformats.org/drawingml/2006/picture">
                   <pic:nvPicPr>
-                    <pic:cNvPr id="996201986" name="Picture 1" descr="A graph of a number of bars&#10;&#10;Description automatically generated"/>
+                    <pic:cNvPr id="128184568" name="Picture 1" descr="A sound wave with numbers and lines&#10;&#10;Description automatically generated with medium confidence"/>
                     <pic:cNvPicPr/>
                   </pic:nvPicPr>
                   <pic:blipFill>
-                    <a:blip r:embed="rId9"/>
+                    <a:blip r:embed="rId9" cstate="print">
+                      <a:extLst>
+                        <a:ext uri="{28A0092B-C50C-407E-A947-70E740481C1C}">
+                          <a14:useLocalDpi xmlns:a14="http://schemas.microsoft.com/office/drawing/2010/main" val="0"/>
+                        </a:ext>
+                      </a:extLst>
+                    </a:blip>
                     <a:stretch>
                       <a:fillRect/>
                     </a:stretch>
@@ -1755,7 +2573,7 @@
                   <pic:spPr>
                     <a:xfrm>
                       <a:off x="0" y="0"/>
-                      <a:ext cx="5473700" cy="3644900"/>
+                      <a:ext cx="3140710" cy="1686560"/>
                     </a:xfrm>
                     <a:prstGeom prst="rect">
                       <a:avLst/>
@@ -1764,66 +2582,24 @@
                 </pic:pic>
               </a:graphicData>
             </a:graphic>
-          </wp:inline>
+            <wp14:sizeRelH relativeFrom="page">
+              <wp14:pctWidth>0</wp14:pctWidth>
+            </wp14:sizeRelH>
+            <wp14:sizeRelV relativeFrom="page">
+              <wp14:pctHeight>0</wp14:pctHeight>
+            </wp14:sizeRelV>
+          </wp:anchor>
         </w:drawing>
       </w:r>
-    </w:p>
-    <w:p>
-      <w:pPr>
-        <w:numPr>
-          <w:ilvl w:val="0"/>
-          <w:numId w:val="16"/>
-        </w:numPr>
-        <w:rPr>
-          <w:lang w:val="en-BG"/>
-        </w:rPr>
-      </w:pPr>
-      <w:r>
-        <w:rPr>
-          <w:b/>
-          <w:bCs/>
-          <w:lang w:val="en-BG"/>
-        </w:rPr>
-        <w:t>Вариативност на продължителността:</w:t>
-      </w:r>
-      <w:r>
-        <w:rPr>
-          <w:lang w:val="en-BG"/>
-        </w:rPr>
-        <w:t> За разлика от ESC-50, тук продължителността варира значително. Средната дължина е 3.6 секунди, но са открити записи от едва </w:t>
-      </w:r>
-      <w:r>
-        <w:rPr>
-          <w:b/>
-          <w:bCs/>
-          <w:lang w:val="en-BG"/>
-        </w:rPr>
-        <w:t>0.05 секунди</w:t>
-      </w:r>
-      <w:r>
-        <w:rPr>
-          <w:lang w:val="en-BG"/>
-        </w:rPr>
-        <w:t>.</w:t>
-      </w:r>
-    </w:p>
-    <w:p>
-      <w:pPr>
-        <w:ind w:left="720" w:firstLine="0"/>
-        <w:rPr>
-          <w:lang w:val="en-BG"/>
-        </w:rPr>
-      </w:pPr>
-      <w:r>
-        <w:rPr>
-          <w:lang w:val="en-BG"/>
-        </w:rPr>
-        <w:lastRenderedPageBreak/>
+      <w:r>
+        <w:rPr>
+          <w:lang w:val="en-BG"/>
+        </w:rPr>
         <w:drawing>
-          <wp:inline distT="0" distB="0" distL="0" distR="0" wp14:anchorId="282ABF67" wp14:editId="3C59A49A">
-            <wp:extent cx="5473700" cy="3009900"/>
-            <wp:effectExtent l="0" t="0" r="0" b="0"/>
-            <wp:docPr id="1331327491" name="Picture 1" descr="A graph of a distribution of audio durations&#10;&#10;Description automatically generated"/>
+          <wp:inline distT="0" distB="0" distL="0" distR="0" wp14:anchorId="53EBC9BF" wp14:editId="293F9275">
+            <wp:extent cx="3133200" cy="1682506"/>
+            <wp:effectExtent l="0" t="0" r="3810" b="0"/>
+            <wp:docPr id="1170276232" name="Picture 1" descr="A sound wave graph with numbers and text&#10;&#10;Description automatically generated with medium confidence"/>
             <wp:cNvGraphicFramePr>
               <a:graphicFrameLocks xmlns:a="http://schemas.openxmlformats.org/drawingml/2006/main" noChangeAspect="1"/>
             </wp:cNvGraphicFramePr>
@@ -1831,7 +2607,7 @@
               <a:graphicData uri="http://schemas.openxmlformats.org/drawingml/2006/picture">
                 <pic:pic xmlns:pic="http://schemas.openxmlformats.org/drawingml/2006/picture">
                   <pic:nvPicPr>
-                    <pic:cNvPr id="1331327491" name="Picture 1" descr="A graph of a distribution of audio durations&#10;&#10;Description automatically generated"/>
+                    <pic:cNvPr id="1170276232" name="Picture 1" descr="A sound wave graph with numbers and text&#10;&#10;Description automatically generated with medium confidence"/>
                     <pic:cNvPicPr/>
                   </pic:nvPicPr>
                   <pic:blipFill>
@@ -1843,7 +2619,7 @@
                   <pic:spPr>
                     <a:xfrm>
                       <a:off x="0" y="0"/>
-                      <a:ext cx="5473700" cy="3009900"/>
+                      <a:ext cx="3223522" cy="1731008"/>
                     </a:xfrm>
                     <a:prstGeom prst="rect">
                       <a:avLst/>
@@ -1858,9 +2634,716 @@
     </w:p>
     <w:p>
       <w:pPr>
+        <w:rPr>
+          <w:lang w:val="bg-BG"/>
+        </w:rPr>
+      </w:pPr>
+    </w:p>
+    <w:p>
+      <w:pPr>
+        <w:rPr>
+          <w:lang w:val="bg-BG"/>
+        </w:rPr>
+      </w:pPr>
+    </w:p>
+    <w:p>
+      <w:pPr>
+        <w:ind w:left="720" w:firstLine="0"/>
+        <w:rPr>
+          <w:lang w:val="bg-BG"/>
+        </w:rPr>
+      </w:pPr>
+    </w:p>
+    <w:p>
+      <w:pPr>
+        <w:ind w:firstLine="0"/>
+        <w:rPr>
+          <w:b/>
+          <w:bCs/>
+          <w:lang w:val="bg-BG"/>
+        </w:rPr>
+      </w:pPr>
+      <w:r>
+        <w:rPr>
+          <w:b/>
+          <w:bCs/>
+          <w:lang w:val="bg-BG"/>
+        </w:rPr>
+        <w:t xml:space="preserve">4.3 </w:t>
+      </w:r>
+      <w:proofErr w:type="spellStart"/>
+      <w:r>
+        <w:rPr>
+          <w:b/>
+          <w:bCs/>
+        </w:rPr>
+        <w:t>Наблюдение</w:t>
+      </w:r>
+      <w:proofErr w:type="spellEnd"/>
+      <w:r>
+        <w:rPr>
+          <w:b/>
+          <w:bCs/>
+        </w:rPr>
+        <w:t xml:space="preserve"> </w:t>
+      </w:r>
+      <w:proofErr w:type="spellStart"/>
+      <w:r>
+        <w:rPr>
+          <w:b/>
+          <w:bCs/>
+        </w:rPr>
+        <w:t>от</w:t>
+      </w:r>
+      <w:proofErr w:type="spellEnd"/>
+      <w:r>
+        <w:rPr>
+          <w:b/>
+          <w:bCs/>
+        </w:rPr>
+        <w:t xml:space="preserve"> </w:t>
+      </w:r>
+      <w:proofErr w:type="spellStart"/>
+      <w:r>
+        <w:rPr>
+          <w:b/>
+          <w:bCs/>
+        </w:rPr>
+        <w:t>мащабираната</w:t>
+      </w:r>
+      <w:proofErr w:type="spellEnd"/>
+      <w:r>
+        <w:rPr>
+          <w:b/>
+          <w:bCs/>
+        </w:rPr>
+        <w:t xml:space="preserve"> </w:t>
+      </w:r>
+      <w:proofErr w:type="spellStart"/>
+      <w:r>
+        <w:rPr>
+          <w:b/>
+          <w:bCs/>
+        </w:rPr>
+        <w:t>графика</w:t>
+      </w:r>
+      <w:proofErr w:type="spellEnd"/>
+    </w:p>
+    <w:p>
+      <w:pPr>
+        <w:ind w:firstLine="0"/>
+        <w:rPr>
+          <w:b/>
+          <w:bCs/>
+          <w:lang w:val="bg-BG"/>
+        </w:rPr>
+      </w:pPr>
+      <w:r>
+        <w:rPr>
+          <w:b/>
+          <w:bCs/>
+          <w:lang w:val="bg-BG"/>
+        </w:rPr>
+        <w:drawing>
+          <wp:anchor distT="0" distB="0" distL="114300" distR="114300" simplePos="0" relativeHeight="251663360" behindDoc="0" locked="0" layoutInCell="1" allowOverlap="1" wp14:anchorId="741A07E0" wp14:editId="782F62F3">
+            <wp:simplePos x="0" y="0"/>
+            <wp:positionH relativeFrom="margin">
+              <wp:align>center</wp:align>
+            </wp:positionH>
+            <wp:positionV relativeFrom="margin">
+              <wp:align>center</wp:align>
+            </wp:positionV>
+            <wp:extent cx="5241952" cy="2814890"/>
+            <wp:effectExtent l="0" t="0" r="3175" b="5080"/>
+            <wp:wrapSquare wrapText="bothSides"/>
+            <wp:docPr id="1962571692" name="Picture 1"/>
+            <wp:cNvGraphicFramePr>
+              <a:graphicFrameLocks xmlns:a="http://schemas.openxmlformats.org/drawingml/2006/main" noChangeAspect="1"/>
+            </wp:cNvGraphicFramePr>
+            <a:graphic xmlns:a="http://schemas.openxmlformats.org/drawingml/2006/main">
+              <a:graphicData uri="http://schemas.openxmlformats.org/drawingml/2006/picture">
+                <pic:pic xmlns:pic="http://schemas.openxmlformats.org/drawingml/2006/picture">
+                  <pic:nvPicPr>
+                    <pic:cNvPr id="1962571692" name=""/>
+                    <pic:cNvPicPr/>
+                  </pic:nvPicPr>
+                  <pic:blipFill>
+                    <a:blip r:embed="rId11">
+                      <a:extLst>
+                        <a:ext uri="{28A0092B-C50C-407E-A947-70E740481C1C}">
+                          <a14:useLocalDpi xmlns:a14="http://schemas.microsoft.com/office/drawing/2010/main" val="0"/>
+                        </a:ext>
+                      </a:extLst>
+                    </a:blip>
+                    <a:stretch>
+                      <a:fillRect/>
+                    </a:stretch>
+                  </pic:blipFill>
+                  <pic:spPr>
+                    <a:xfrm>
+                      <a:off x="0" y="0"/>
+                      <a:ext cx="5241952" cy="2814890"/>
+                    </a:xfrm>
+                    <a:prstGeom prst="rect">
+                      <a:avLst/>
+                    </a:prstGeom>
+                  </pic:spPr>
+                </pic:pic>
+              </a:graphicData>
+            </a:graphic>
+          </wp:anchor>
+        </w:drawing>
+      </w:r>
+    </w:p>
+    <w:p>
+      <w:pPr>
+        <w:ind w:firstLine="0"/>
+        <w:rPr>
+          <w:b/>
+          <w:bCs/>
+          <w:lang w:val="bg-BG"/>
+        </w:rPr>
+      </w:pPr>
+    </w:p>
+    <w:p>
+      <w:pPr>
+        <w:ind w:firstLine="0"/>
+        <w:rPr>
+          <w:b/>
+          <w:bCs/>
+          <w:lang w:val="bg-BG"/>
+        </w:rPr>
+      </w:pPr>
+    </w:p>
+    <w:p>
+      <w:pPr>
+        <w:ind w:firstLine="0"/>
+        <w:rPr>
+          <w:b/>
+          <w:bCs/>
+          <w:lang w:val="bg-BG"/>
+        </w:rPr>
+      </w:pPr>
+    </w:p>
+    <w:p>
+      <w:pPr>
+        <w:ind w:firstLine="0"/>
+        <w:rPr>
+          <w:b/>
+          <w:bCs/>
+          <w:lang w:val="bg-BG"/>
+        </w:rPr>
+      </w:pPr>
+    </w:p>
+    <w:p>
+      <w:pPr>
+        <w:ind w:firstLine="0"/>
+        <w:rPr>
+          <w:b/>
+          <w:bCs/>
+          <w:lang w:val="bg-BG"/>
+        </w:rPr>
+      </w:pPr>
+    </w:p>
+    <w:p>
+      <w:pPr>
+        <w:ind w:firstLine="0"/>
+        <w:rPr>
+          <w:b/>
+          <w:bCs/>
+          <w:lang w:val="bg-BG"/>
+        </w:rPr>
+      </w:pPr>
+    </w:p>
+    <w:p>
+      <w:pPr>
+        <w:ind w:firstLine="0"/>
+        <w:rPr>
+          <w:b/>
+          <w:bCs/>
+          <w:lang w:val="bg-BG"/>
+        </w:rPr>
+      </w:pPr>
+    </w:p>
+    <w:p>
+      <w:pPr>
+        <w:ind w:firstLine="0"/>
+        <w:rPr>
+          <w:b/>
+          <w:bCs/>
+          <w:lang w:val="bg-BG"/>
+        </w:rPr>
+      </w:pPr>
+    </w:p>
+    <w:p>
+      <w:pPr>
+        <w:ind w:firstLine="0"/>
+        <w:rPr>
+          <w:b/>
+          <w:bCs/>
+          <w:lang w:val="bg-BG"/>
+        </w:rPr>
+      </w:pPr>
+    </w:p>
+    <w:p>
+      <w:pPr>
+        <w:ind w:firstLine="0"/>
+        <w:rPr>
+          <w:b/>
+          <w:bCs/>
+          <w:lang w:val="bg-BG"/>
+        </w:rPr>
+      </w:pPr>
+    </w:p>
+    <w:p>
+      <w:pPr>
+        <w:ind w:firstLine="0"/>
+        <w:rPr>
+          <w:b/>
+          <w:bCs/>
+          <w:lang w:val="bg-BG"/>
+        </w:rPr>
+      </w:pPr>
+    </w:p>
+    <w:p>
+      <w:pPr>
+        <w:ind w:firstLine="0"/>
+        <w:rPr>
+          <w:b/>
+          <w:bCs/>
+          <w:lang w:val="bg-BG"/>
+        </w:rPr>
+      </w:pPr>
+    </w:p>
+    <w:p>
+      <w:pPr>
+        <w:ind w:firstLine="0"/>
+        <w:rPr>
+          <w:b/>
+          <w:bCs/>
+          <w:lang w:val="bg-BG"/>
+        </w:rPr>
+      </w:pPr>
+    </w:p>
+    <w:p>
+      <w:pPr>
+        <w:ind w:firstLine="0"/>
+        <w:rPr>
+          <w:b/>
+          <w:bCs/>
+          <w:lang w:val="bg-BG"/>
+        </w:rPr>
+      </w:pPr>
+    </w:p>
+    <w:p>
+      <w:pPr>
+        <w:ind w:firstLine="0"/>
+        <w:rPr>
+          <w:b/>
+          <w:bCs/>
+          <w:lang w:val="bg-BG"/>
+        </w:rPr>
+      </w:pPr>
+    </w:p>
+    <w:p>
+      <w:pPr>
+        <w:ind w:firstLine="0"/>
+        <w:rPr>
+          <w:b/>
+          <w:bCs/>
+          <w:lang w:val="bg-BG"/>
+        </w:rPr>
+      </w:pPr>
+    </w:p>
+    <w:p>
+      <w:pPr>
+        <w:ind w:firstLine="0"/>
+        <w:rPr>
+          <w:b/>
+          <w:bCs/>
+          <w:lang w:val="bg-BG"/>
+        </w:rPr>
+      </w:pPr>
+    </w:p>
+    <w:p>
+      <w:pPr>
+        <w:ind w:firstLine="0"/>
+        <w:rPr>
+          <w:lang w:val="bg-BG"/>
+        </w:rPr>
+      </w:pPr>
+      <w:proofErr w:type="spellStart"/>
+      <w:r>
+        <w:t>При</w:t>
+      </w:r>
+      <w:proofErr w:type="spellEnd"/>
+      <w:r>
+        <w:t xml:space="preserve"> </w:t>
+      </w:r>
+      <w:proofErr w:type="spellStart"/>
+      <w:r>
+        <w:t>детайлно</w:t>
+      </w:r>
+      <w:proofErr w:type="spellEnd"/>
+      <w:r>
+        <w:t xml:space="preserve"> </w:t>
+      </w:r>
+      <w:proofErr w:type="spellStart"/>
+      <w:r>
+        <w:t>мащабиране</w:t>
+      </w:r>
+      <w:proofErr w:type="spellEnd"/>
+      <w:r>
+        <w:t xml:space="preserve"> (Zoom) </w:t>
+      </w:r>
+      <w:proofErr w:type="spellStart"/>
+      <w:r>
+        <w:t>на</w:t>
+      </w:r>
+      <w:proofErr w:type="spellEnd"/>
+      <w:r>
+        <w:t xml:space="preserve"> </w:t>
+      </w:r>
+      <w:proofErr w:type="spellStart"/>
+      <w:r>
+        <w:t>сегмента</w:t>
+      </w:r>
+      <w:proofErr w:type="spellEnd"/>
+      <w:r>
+        <w:t xml:space="preserve"> </w:t>
+      </w:r>
+      <w:proofErr w:type="spellStart"/>
+      <w:r>
+        <w:t>между</w:t>
+      </w:r>
+      <w:proofErr w:type="spellEnd"/>
+      <w:r>
+        <w:t xml:space="preserve"> 30 000 и 30 500 </w:t>
+      </w:r>
+      <w:proofErr w:type="spellStart"/>
+      <w:r>
+        <w:t>семпъла</w:t>
+      </w:r>
+      <w:proofErr w:type="spellEnd"/>
+      <w:r>
+        <w:t xml:space="preserve"> (</w:t>
+      </w:r>
+      <w:proofErr w:type="spellStart"/>
+      <w:r>
+        <w:t>зелената</w:t>
+      </w:r>
+      <w:proofErr w:type="spellEnd"/>
+      <w:r>
+        <w:t xml:space="preserve"> </w:t>
+      </w:r>
+      <w:proofErr w:type="spellStart"/>
+      <w:r>
+        <w:t>графика</w:t>
+      </w:r>
+      <w:proofErr w:type="spellEnd"/>
+      <w:r>
+        <w:t xml:space="preserve">), </w:t>
+      </w:r>
+      <w:proofErr w:type="spellStart"/>
+      <w:r>
+        <w:t>се</w:t>
+      </w:r>
+      <w:proofErr w:type="spellEnd"/>
+      <w:r>
+        <w:t xml:space="preserve"> </w:t>
+      </w:r>
+      <w:proofErr w:type="spellStart"/>
+      <w:r>
+        <w:t>вижда</w:t>
+      </w:r>
+      <w:proofErr w:type="spellEnd"/>
+      <w:r>
+        <w:t xml:space="preserve"> </w:t>
+      </w:r>
+      <w:proofErr w:type="spellStart"/>
+      <w:r>
+        <w:t>микроструктурата</w:t>
+      </w:r>
+      <w:proofErr w:type="spellEnd"/>
+      <w:r>
+        <w:t xml:space="preserve"> </w:t>
+      </w:r>
+      <w:proofErr w:type="spellStart"/>
+      <w:r>
+        <w:t>на</w:t>
+      </w:r>
+      <w:proofErr w:type="spellEnd"/>
+      <w:r>
+        <w:t xml:space="preserve"> </w:t>
+      </w:r>
+      <w:proofErr w:type="spellStart"/>
+      <w:r>
+        <w:t>вълната</w:t>
+      </w:r>
+      <w:proofErr w:type="spellEnd"/>
+      <w:r>
+        <w:t xml:space="preserve">. </w:t>
+      </w:r>
+      <w:proofErr w:type="spellStart"/>
+      <w:r>
+        <w:t>Това</w:t>
+      </w:r>
+      <w:proofErr w:type="spellEnd"/>
+      <w:r>
+        <w:t xml:space="preserve"> </w:t>
+      </w:r>
+      <w:proofErr w:type="spellStart"/>
+      <w:r>
+        <w:t>ниво</w:t>
+      </w:r>
+      <w:proofErr w:type="spellEnd"/>
+      <w:r>
+        <w:t xml:space="preserve"> </w:t>
+      </w:r>
+      <w:proofErr w:type="spellStart"/>
+      <w:r>
+        <w:t>на</w:t>
+      </w:r>
+      <w:proofErr w:type="spellEnd"/>
+      <w:r>
+        <w:t xml:space="preserve"> </w:t>
+      </w:r>
+      <w:proofErr w:type="spellStart"/>
+      <w:r>
+        <w:t>детайлност</w:t>
+      </w:r>
+      <w:proofErr w:type="spellEnd"/>
+      <w:r>
+        <w:t xml:space="preserve"> е </w:t>
+      </w:r>
+      <w:proofErr w:type="spellStart"/>
+      <w:r>
+        <w:t>доказателство</w:t>
+      </w:r>
+      <w:proofErr w:type="spellEnd"/>
+      <w:r>
+        <w:t xml:space="preserve"> </w:t>
+      </w:r>
+      <w:proofErr w:type="spellStart"/>
+      <w:r>
+        <w:t>за</w:t>
+      </w:r>
+      <w:proofErr w:type="spellEnd"/>
+      <w:r>
+        <w:t xml:space="preserve"> </w:t>
+      </w:r>
+      <w:proofErr w:type="spellStart"/>
+      <w:r>
+        <w:t>високото</w:t>
+      </w:r>
+      <w:proofErr w:type="spellEnd"/>
+      <w:r>
+        <w:t xml:space="preserve"> </w:t>
+      </w:r>
+      <w:proofErr w:type="spellStart"/>
+      <w:r>
+        <w:t>качество</w:t>
+      </w:r>
+      <w:proofErr w:type="spellEnd"/>
+      <w:r>
+        <w:t xml:space="preserve"> </w:t>
+      </w:r>
+      <w:proofErr w:type="spellStart"/>
+      <w:r>
+        <w:t>на</w:t>
+      </w:r>
+      <w:proofErr w:type="spellEnd"/>
+      <w:r>
+        <w:t xml:space="preserve"> ESC-50 </w:t>
+      </w:r>
+      <w:proofErr w:type="spellStart"/>
+      <w:r>
+        <w:t>датасета</w:t>
+      </w:r>
+      <w:proofErr w:type="spellEnd"/>
+      <w:r>
+        <w:t xml:space="preserve"> и </w:t>
+      </w:r>
+      <w:proofErr w:type="spellStart"/>
+      <w:r>
+        <w:t>способността</w:t>
+      </w:r>
+      <w:proofErr w:type="spellEnd"/>
+      <w:r>
+        <w:t xml:space="preserve"> </w:t>
+      </w:r>
+      <w:proofErr w:type="spellStart"/>
+      <w:r>
+        <w:t>на</w:t>
+      </w:r>
+      <w:proofErr w:type="spellEnd"/>
+      <w:r>
+        <w:t> </w:t>
+      </w:r>
+      <w:proofErr w:type="spellStart"/>
+      <w:r>
+        <w:t>librosa</w:t>
+      </w:r>
+      <w:proofErr w:type="spellEnd"/>
+      <w:r>
+        <w:t> </w:t>
+      </w:r>
+      <w:proofErr w:type="spellStart"/>
+      <w:r>
+        <w:t>да</w:t>
+      </w:r>
+      <w:proofErr w:type="spellEnd"/>
+      <w:r>
+        <w:t xml:space="preserve"> </w:t>
+      </w:r>
+      <w:proofErr w:type="spellStart"/>
+      <w:r>
+        <w:t>улавя</w:t>
+      </w:r>
+      <w:proofErr w:type="spellEnd"/>
+      <w:r>
+        <w:t xml:space="preserve"> </w:t>
+      </w:r>
+      <w:proofErr w:type="spellStart"/>
+      <w:r>
+        <w:t>фините</w:t>
+      </w:r>
+      <w:proofErr w:type="spellEnd"/>
+      <w:r>
+        <w:t xml:space="preserve"> </w:t>
+      </w:r>
+      <w:proofErr w:type="spellStart"/>
+      <w:r>
+        <w:t>трептения</w:t>
+      </w:r>
+      <w:proofErr w:type="spellEnd"/>
+      <w:r>
+        <w:t xml:space="preserve">, </w:t>
+      </w:r>
+      <w:proofErr w:type="spellStart"/>
+      <w:r>
+        <w:t>които</w:t>
+      </w:r>
+      <w:proofErr w:type="spellEnd"/>
+      <w:r>
+        <w:t xml:space="preserve"> </w:t>
+      </w:r>
+      <w:proofErr w:type="spellStart"/>
+      <w:r>
+        <w:t>определят</w:t>
+      </w:r>
+      <w:proofErr w:type="spellEnd"/>
+      <w:r>
+        <w:t xml:space="preserve"> </w:t>
+      </w:r>
+      <w:proofErr w:type="spellStart"/>
+      <w:r>
+        <w:t>тембъра</w:t>
+      </w:r>
+      <w:proofErr w:type="spellEnd"/>
+      <w:r>
+        <w:t xml:space="preserve"> </w:t>
+      </w:r>
+      <w:proofErr w:type="spellStart"/>
+      <w:r>
+        <w:t>на</w:t>
+      </w:r>
+      <w:proofErr w:type="spellEnd"/>
+      <w:r>
+        <w:t xml:space="preserve"> </w:t>
+      </w:r>
+      <w:proofErr w:type="spellStart"/>
+      <w:r>
+        <w:t>всеки</w:t>
+      </w:r>
+      <w:proofErr w:type="spellEnd"/>
+      <w:r>
+        <w:t xml:space="preserve"> </w:t>
+      </w:r>
+      <w:proofErr w:type="spellStart"/>
+      <w:r>
+        <w:t>от</w:t>
+      </w:r>
+      <w:proofErr w:type="spellEnd"/>
+      <w:r>
+        <w:t xml:space="preserve"> 50-те </w:t>
+      </w:r>
+      <w:proofErr w:type="spellStart"/>
+      <w:r>
+        <w:t>класа</w:t>
+      </w:r>
+      <w:proofErr w:type="spellEnd"/>
+      <w:r>
+        <w:t>.</w:t>
+      </w:r>
+    </w:p>
+    <w:p>
+      <w:pPr>
+        <w:ind w:firstLine="0"/>
+        <w:rPr>
+          <w:lang w:val="bg-BG"/>
+        </w:rPr>
+      </w:pPr>
+    </w:p>
+    <w:p>
+      <w:pPr>
+        <w:ind w:firstLine="0"/>
+        <w:rPr>
+          <w:b/>
+          <w:bCs/>
+          <w:lang w:val="en-BG"/>
+        </w:rPr>
+      </w:pPr>
+      <w:r>
+        <w:rPr>
+          <w:b/>
+          <w:bCs/>
+          <w:lang w:val="bg-BG"/>
+        </w:rPr>
+        <w:t>4.4</w:t>
+      </w:r>
+      <w:r>
+        <w:rPr>
+          <w:b/>
+          <w:bCs/>
+          <w:lang w:val="en-BG"/>
+        </w:rPr>
+        <w:t>. Преход към честотния домейн: Mel Spectrogram</w:t>
+      </w:r>
+    </w:p>
+    <w:p>
+      <w:pPr>
+        <w:ind w:firstLine="0"/>
+        <w:rPr>
+          <w:lang w:val="en-BG"/>
+        </w:rPr>
+      </w:pPr>
+      <w:r>
+        <w:rPr>
+          <w:lang w:val="en-BG"/>
+        </w:rPr>
+        <w:t>Тъй като човешкото ухо и невронните мрежи разпознават звуци по-ефективно в честотния спектър, суровият сигнал бе трансформиран в </w:t>
+      </w:r>
+      <w:r>
+        <w:rPr>
+          <w:b/>
+          <w:bCs/>
+          <w:lang w:val="en-BG"/>
+        </w:rPr>
+        <w:t>Mel Spectrogram</w:t>
+      </w:r>
+      <w:r>
+        <w:rPr>
+          <w:lang w:val="en-BG"/>
+        </w:rPr>
+        <w:t>:</w:t>
+      </w:r>
+    </w:p>
+    <w:p>
+      <w:pPr>
         <w:numPr>
           <w:ilvl w:val="0"/>
-          <w:numId w:val="16"/>
+          <w:numId w:val="30"/>
         </w:numPr>
         <w:rPr>
           <w:lang w:val="en-BG"/>
@@ -1872,44 +3355,2513 @@
           <w:bCs/>
           <w:lang w:val="en-BG"/>
         </w:rPr>
-        <w:t>Проблем с контекста:</w:t>
-      </w:r>
-      <w:r>
-        <w:rPr>
-          <w:lang w:val="en-BG"/>
-        </w:rPr>
-        <w:t> Кратките записи представляват риск за модела, тъй като често не съдържат достатъчно акустична информация.</w:t>
-      </w:r>
-    </w:p>
-    <w:p>
-      <w:pPr>
-        <w:rPr>
+        <w:t>Параметри:</w:t>
+      </w:r>
+      <w:r>
+        <w:rPr>
+          <w:lang w:val="en-BG"/>
+        </w:rPr>
+        <w:t> Използвани са 128 Mel-ленти (n_mels=128) и горна граница на честотата 8000 Hz (fmax=8000), обхващаща най-важните звукови характеристики.</w:t>
+      </w:r>
+    </w:p>
+    <w:p>
+      <w:pPr>
+        <w:numPr>
+          <w:ilvl w:val="0"/>
+          <w:numId w:val="30"/>
+        </w:numPr>
+        <w:rPr>
+          <w:lang w:val="en-BG"/>
+        </w:rPr>
+      </w:pPr>
+      <w:r>
+        <w:rPr>
+          <w:b/>
+          <w:bCs/>
+          <w:lang w:val="en-BG"/>
+        </w:rPr>
+        <w:t>Децибелна скала:</w:t>
+      </w:r>
+      <w:r>
+        <w:rPr>
+          <w:lang w:val="en-BG"/>
+        </w:rPr>
+        <w:t> Мощността на сигнала е преобразувана в децибели (dB) чрез power_to_db, което позволява на модела да улавя фини детайли дори при тихи фонови шумове.</w:t>
+      </w:r>
+    </w:p>
+    <w:p>
+      <w:pPr>
+        <w:ind w:firstLine="0"/>
+        <w:rPr>
+          <w:b/>
+          <w:bCs/>
           <w:lang w:val="bg-BG"/>
         </w:rPr>
       </w:pPr>
     </w:p>
     <w:p>
       <w:pPr>
-        <w:rPr>
+        <w:ind w:firstLine="0"/>
+        <w:rPr>
+          <w:b/>
+          <w:bCs/>
           <w:lang w:val="bg-BG"/>
         </w:rPr>
       </w:pPr>
-    </w:p>
-    <w:p>
-      <w:pPr>
-        <w:rPr>
+      <w:r>
+        <w:rPr>
+          <w:b/>
+          <w:bCs/>
           <w:lang w:val="bg-BG"/>
         </w:rPr>
-      </w:pPr>
-    </w:p>
-    <w:p>
-      <w:pPr>
-        <w:rPr>
+        <w:lastRenderedPageBreak/>
+        <w:drawing>
+          <wp:inline distT="0" distB="0" distL="0" distR="0" wp14:anchorId="377F6039" wp14:editId="2C9B387C">
+            <wp:extent cx="5867400" cy="2476500"/>
+            <wp:effectExtent l="0" t="0" r="0" b="0"/>
+            <wp:docPr id="534350550" name="Picture 1"/>
+            <wp:cNvGraphicFramePr>
+              <a:graphicFrameLocks xmlns:a="http://schemas.openxmlformats.org/drawingml/2006/main" noChangeAspect="1"/>
+            </wp:cNvGraphicFramePr>
+            <a:graphic xmlns:a="http://schemas.openxmlformats.org/drawingml/2006/main">
+              <a:graphicData uri="http://schemas.openxmlformats.org/drawingml/2006/picture">
+                <pic:pic xmlns:pic="http://schemas.openxmlformats.org/drawingml/2006/picture">
+                  <pic:nvPicPr>
+                    <pic:cNvPr id="534350550" name=""/>
+                    <pic:cNvPicPr/>
+                  </pic:nvPicPr>
+                  <pic:blipFill>
+                    <a:blip r:embed="rId12"/>
+                    <a:stretch>
+                      <a:fillRect/>
+                    </a:stretch>
+                  </pic:blipFill>
+                  <pic:spPr>
+                    <a:xfrm>
+                      <a:off x="0" y="0"/>
+                      <a:ext cx="5867400" cy="2476500"/>
+                    </a:xfrm>
+                    <a:prstGeom prst="rect">
+                      <a:avLst/>
+                    </a:prstGeom>
+                  </pic:spPr>
+                </pic:pic>
+              </a:graphicData>
+            </a:graphic>
+          </wp:inline>
+        </w:drawing>
+      </w:r>
+    </w:p>
+    <w:p>
+      <w:pPr>
+        <w:ind w:firstLine="0"/>
+        <w:rPr>
+          <w:lang w:val="en-BG"/>
+        </w:rPr>
+      </w:pPr>
+      <w:r>
+        <w:rPr>
+          <w:lang w:val="en-BG"/>
+        </w:rPr>
+        <w:t xml:space="preserve">4.4.3. Предимства </w:t>
+      </w:r>
+    </w:p>
+    <w:p>
+      <w:pPr>
+        <w:ind w:firstLine="0"/>
+        <w:rPr>
+          <w:lang w:val="en-BG"/>
+        </w:rPr>
+      </w:pPr>
+      <w:r>
+        <w:rPr>
+          <w:lang w:val="en-BG"/>
+        </w:rPr>
+        <w:t>Изборът на мел-спектрограмата като входна точка за модела се базира на няколко ключови фактора:</w:t>
+      </w:r>
+    </w:p>
+    <w:p>
+      <w:pPr>
+        <w:numPr>
+          <w:ilvl w:val="0"/>
+          <w:numId w:val="33"/>
+        </w:numPr>
+        <w:rPr>
+          <w:lang w:val="en-BG"/>
+        </w:rPr>
+      </w:pPr>
+      <w:r>
+        <w:rPr>
+          <w:lang w:val="en-BG"/>
+        </w:rPr>
+        <w:t>Визуални шаблони: Всеки от 50-те класа оставя уникален „отпечатък“. Например, сирената се вижда като вълнообразни линии, докато почукването по врата е вертикален импулс.</w:t>
+      </w:r>
+    </w:p>
+    <w:p>
+      <w:pPr>
+        <w:numPr>
+          <w:ilvl w:val="0"/>
+          <w:numId w:val="33"/>
+        </w:numPr>
+        <w:rPr>
+          <w:lang w:val="en-BG"/>
+        </w:rPr>
+      </w:pPr>
+      <w:r>
+        <w:rPr>
+          <w:lang w:val="en-BG"/>
+        </w:rPr>
+        <w:t>Намаляване на размерността: Чрез преминаване към спектрограма ние запазваме важната информация, но премахваме излишния „шум“ от суровия сигнал, което ускорява обучението на модела.</w:t>
+      </w:r>
+    </w:p>
+    <w:p>
+      <w:pPr>
+        <w:ind w:firstLine="0"/>
+        <w:rPr>
+          <w:b/>
+          <w:bCs/>
           <w:lang w:val="bg-BG"/>
         </w:rPr>
       </w:pPr>
     </w:p>
-    <w:bookmarkStart w:id="0" w:name="_Toc409783206"/>
+    <w:p>
+      <w:pPr>
+        <w:ind w:firstLine="0"/>
+        <w:rPr>
+          <w:b/>
+          <w:bCs/>
+          <w:lang w:val="en-BG"/>
+        </w:rPr>
+      </w:pPr>
+      <w:r>
+        <w:rPr>
+          <w:b/>
+          <w:bCs/>
+          <w:lang w:val="en-BG"/>
+        </w:rPr>
+        <w:t>Извод:</w:t>
+      </w:r>
+    </w:p>
+    <w:p>
+      <w:pPr>
+        <w:ind w:firstLine="0"/>
+        <w:rPr>
+          <w:lang w:val="en-BG"/>
+        </w:rPr>
+      </w:pPr>
+      <w:r>
+        <w:rPr>
+          <w:lang w:val="en-BG"/>
+        </w:rPr>
+        <w:t>Техническата проверка потвърди, че наборите от данни са коректно структурирани и готови за мащабна екстракция на признаци. Преходът от сурова вълнова форма към Mel-спектрограма е ключов, тъй като той съхранява структурната информация за звука, като едновременно с това намалява изчислителната сложност.</w:t>
+      </w:r>
+    </w:p>
+    <w:p>
+      <w:pPr>
+        <w:ind w:firstLine="0"/>
+        <w:rPr>
+          <w:lang w:val="bg-BG"/>
+        </w:rPr>
+      </w:pPr>
+    </w:p>
+    <w:p>
+      <w:pPr>
+        <w:ind w:firstLine="0"/>
+        <w:rPr>
+          <w:lang w:val="bg-BG"/>
+        </w:rPr>
+      </w:pPr>
+    </w:p>
+    <w:p>
+      <w:pPr>
+        <w:pStyle w:val="SectionTitle"/>
+        <w:rPr>
+          <w:lang w:val="bg-BG"/>
+        </w:rPr>
+      </w:pPr>
+      <w:bookmarkStart w:id="4" w:name="_Toc222130148"/>
+      <w:proofErr w:type="spellStart"/>
+      <w:r>
+        <w:t>Изследователски</w:t>
+      </w:r>
+      <w:proofErr w:type="spellEnd"/>
+      <w:r>
+        <w:t xml:space="preserve"> </w:t>
+      </w:r>
+      <w:proofErr w:type="spellStart"/>
+      <w:r>
+        <w:t>анализ</w:t>
+      </w:r>
+      <w:proofErr w:type="spellEnd"/>
+      <w:r>
+        <w:t xml:space="preserve"> </w:t>
+      </w:r>
+      <w:proofErr w:type="spellStart"/>
+      <w:r>
+        <w:t>на</w:t>
+      </w:r>
+      <w:proofErr w:type="spellEnd"/>
+      <w:r>
+        <w:t xml:space="preserve"> </w:t>
+      </w:r>
+      <w:proofErr w:type="spellStart"/>
+      <w:r>
+        <w:t>обработените</w:t>
+      </w:r>
+      <w:proofErr w:type="spellEnd"/>
+      <w:r>
+        <w:t xml:space="preserve"> </w:t>
+      </w:r>
+      <w:proofErr w:type="spellStart"/>
+      <w:r>
+        <w:t>данни</w:t>
+      </w:r>
+      <w:proofErr w:type="spellEnd"/>
+      <w:r>
+        <w:t xml:space="preserve"> (Post-Processing EDA)</w:t>
+      </w:r>
+      <w:bookmarkEnd w:id="4"/>
+    </w:p>
+    <w:p>
+      <w:pPr>
+        <w:ind w:firstLine="0"/>
+        <w:rPr>
+          <w:b/>
+          <w:bCs/>
+          <w:lang w:val="en-BG"/>
+        </w:rPr>
+      </w:pPr>
+      <w:r>
+        <w:rPr>
+          <w:b/>
+          <w:bCs/>
+          <w:lang w:val="en-BG"/>
+        </w:rPr>
+        <w:t>1. Технически и описателен анализ (Technical &amp; Descriptive Analysis)</w:t>
+      </w:r>
+    </w:p>
+    <w:p>
+      <w:pPr>
+        <w:ind w:firstLine="0"/>
+        <w:rPr>
+          <w:lang w:val="en-BG"/>
+        </w:rPr>
+      </w:pPr>
+      <w:r>
+        <w:rPr>
+          <w:lang w:val="en-BG"/>
+        </w:rPr>
+        <w:t>Този подраздел представя техническото състояние на финалния набор от данни след процесите на балансиране и стандартизация.</w:t>
+      </w:r>
+    </w:p>
+    <w:p>
+      <w:pPr>
+        <w:numPr>
+          <w:ilvl w:val="0"/>
+          <w:numId w:val="17"/>
+        </w:numPr>
+        <w:rPr>
+          <w:lang w:val="en-BG"/>
+        </w:rPr>
+      </w:pPr>
+      <w:r>
+        <w:rPr>
+          <w:b/>
+          <w:bCs/>
+          <w:lang w:val="en-BG"/>
+        </w:rPr>
+        <w:t>Класов баланс (Class Distribution):</w:t>
+      </w:r>
+      <w:r>
+        <w:rPr>
+          <w:lang w:val="en-BG"/>
+        </w:rPr>
+        <w:t> След приложените техники за Undersampling и Augmentation, финалното разпределение на класовете е в съотношение </w:t>
+      </w:r>
+      <w:r>
+        <w:rPr>
+          <w:b/>
+          <w:bCs/>
+          <w:lang w:val="en-BG"/>
+        </w:rPr>
+        <w:t>2:2:2:1.6:1.6</w:t>
+      </w:r>
+      <w:r>
+        <w:rPr>
+          <w:lang w:val="en-BG"/>
+        </w:rPr>
+        <w:t>. Конкретните стойности са:</w:t>
+      </w:r>
+    </w:p>
+    <w:p>
+      <w:pPr>
+        <w:numPr>
+          <w:ilvl w:val="1"/>
+          <w:numId w:val="17"/>
+        </w:numPr>
+        <w:rPr>
+          <w:lang w:val="en-BG"/>
+        </w:rPr>
+      </w:pPr>
+      <w:r>
+        <w:rPr>
+          <w:b/>
+          <w:bCs/>
+          <w:lang w:val="en-BG"/>
+        </w:rPr>
+        <w:t>Dog Bark, Car Horn, Siren:</w:t>
+      </w:r>
+      <w:r>
+        <w:rPr>
+          <w:lang w:val="en-BG"/>
+        </w:rPr>
+        <w:t> по 200 записа.</w:t>
+      </w:r>
+    </w:p>
+    <w:p>
+      <w:pPr>
+        <w:numPr>
+          <w:ilvl w:val="1"/>
+          <w:numId w:val="17"/>
+        </w:numPr>
+        <w:rPr>
+          <w:lang w:val="en-BG"/>
+        </w:rPr>
+      </w:pPr>
+      <w:r>
+        <w:rPr>
+          <w:b/>
+          <w:bCs/>
+          <w:lang w:val="en-BG"/>
+        </w:rPr>
+        <w:t>Door Knock, Crying Baby:</w:t>
+      </w:r>
+      <w:r>
+        <w:rPr>
+          <w:lang w:val="en-BG"/>
+        </w:rPr>
+        <w:t> по 160 записа (ограничени от броя налични аудио вариации).</w:t>
+      </w:r>
+    </w:p>
+    <w:p>
+      <w:pPr>
+        <w:numPr>
+          <w:ilvl w:val="1"/>
+          <w:numId w:val="17"/>
+        </w:numPr>
+        <w:rPr>
+          <w:lang w:val="en-BG"/>
+        </w:rPr>
+      </w:pPr>
+      <w:r>
+        <w:rPr>
+          <w:b/>
+          <w:bCs/>
+          <w:lang w:val="en-BG"/>
+        </w:rPr>
+        <w:t>Анализ:</w:t>
+      </w:r>
+      <w:r>
+        <w:rPr>
+          <w:lang w:val="en-BG"/>
+        </w:rPr>
+        <w:t> Налице е лек дисбаланс в новите данни, но той се определя като </w:t>
+      </w:r>
+      <w:r>
+        <w:rPr>
+          <w:b/>
+          <w:bCs/>
+          <w:lang w:val="en-BG"/>
+        </w:rPr>
+        <w:t>некритичен</w:t>
+      </w:r>
+      <w:r>
+        <w:rPr>
+          <w:lang w:val="en-BG"/>
+        </w:rPr>
+        <w:t> за работата на системата. Причината е, че избраните пет класа се различават драстично по своите физически и честотни характеристики, което позволява на модела да ги разграничава успешно дори при леки разлики в количеството данни.</w:t>
+      </w:r>
+    </w:p>
+    <w:p>
+      <w:pPr>
+        <w:ind w:left="1440" w:firstLine="0"/>
+        <w:rPr>
+          <w:lang w:val="en-BG"/>
+        </w:rPr>
+      </w:pPr>
+    </w:p>
+    <w:p>
+      <w:pPr>
+        <w:numPr>
+          <w:ilvl w:val="0"/>
+          <w:numId w:val="17"/>
+        </w:numPr>
+        <w:rPr>
+          <w:lang w:val="en-BG"/>
+        </w:rPr>
+      </w:pPr>
+      <w:r>
+        <w:rPr>
+          <w:lang w:val="en-BG"/>
+        </w:rPr>
+        <w:drawing>
+          <wp:anchor distT="0" distB="0" distL="114300" distR="114300" simplePos="0" relativeHeight="251658240" behindDoc="0" locked="0" layoutInCell="1" allowOverlap="1" wp14:anchorId="3FBD1F2C" wp14:editId="2A31C77F">
+            <wp:simplePos x="0" y="0"/>
+            <wp:positionH relativeFrom="margin">
+              <wp:posOffset>590843</wp:posOffset>
+            </wp:positionH>
+            <wp:positionV relativeFrom="paragraph">
+              <wp:posOffset>99</wp:posOffset>
+            </wp:positionV>
+            <wp:extent cx="5027820" cy="3249588"/>
+            <wp:effectExtent l="0" t="0" r="1905" b="1905"/>
+            <wp:wrapSquare wrapText="bothSides"/>
+            <wp:docPr id="442503848" name="Picture 1"/>
+            <wp:cNvGraphicFramePr>
+              <a:graphicFrameLocks xmlns:a="http://schemas.openxmlformats.org/drawingml/2006/main" noChangeAspect="1"/>
+            </wp:cNvGraphicFramePr>
+            <a:graphic xmlns:a="http://schemas.openxmlformats.org/drawingml/2006/main">
+              <a:graphicData uri="http://schemas.openxmlformats.org/drawingml/2006/picture">
+                <pic:pic xmlns:pic="http://schemas.openxmlformats.org/drawingml/2006/picture">
+                  <pic:nvPicPr>
+                    <pic:cNvPr id="442503848" name=""/>
+                    <pic:cNvPicPr/>
+                  </pic:nvPicPr>
+                  <pic:blipFill>
+                    <a:blip r:embed="rId13">
+                      <a:extLst>
+                        <a:ext uri="{28A0092B-C50C-407E-A947-70E740481C1C}">
+                          <a14:useLocalDpi xmlns:a14="http://schemas.microsoft.com/office/drawing/2010/main" val="0"/>
+                        </a:ext>
+                      </a:extLst>
+                    </a:blip>
+                    <a:stretch>
+                      <a:fillRect/>
+                    </a:stretch>
+                  </pic:blipFill>
+                  <pic:spPr>
+                    <a:xfrm>
+                      <a:off x="0" y="0"/>
+                      <a:ext cx="5027820" cy="3249588"/>
+                    </a:xfrm>
+                    <a:prstGeom prst="rect">
+                      <a:avLst/>
+                    </a:prstGeom>
+                  </pic:spPr>
+                </pic:pic>
+              </a:graphicData>
+            </a:graphic>
+            <wp14:sizeRelH relativeFrom="page">
+              <wp14:pctWidth>0</wp14:pctWidth>
+            </wp14:sizeRelH>
+            <wp14:sizeRelV relativeFrom="page">
+              <wp14:pctHeight>0</wp14:pctHeight>
+            </wp14:sizeRelV>
+          </wp:anchor>
+        </w:drawing>
+      </w:r>
+      <w:r>
+        <w:rPr>
+          <w:b/>
+          <w:bCs/>
+          <w:lang w:val="en-BG"/>
+        </w:rPr>
+        <w:t>Енергиен анализ (RMS Energy):</w:t>
+      </w:r>
+      <w:r>
+        <w:rPr>
+          <w:lang w:val="en-BG"/>
+        </w:rPr>
+        <w:t> Вместо стандартен времеви анализ, бе извършено изследване на енергийната мощност (RMS) на сигналите, което е по-надежден индикатор за интензитета на звуковите събития.</w:t>
+      </w:r>
+    </w:p>
+    <w:p>
+      <w:pPr>
+        <w:numPr>
+          <w:ilvl w:val="1"/>
+          <w:numId w:val="17"/>
+        </w:numPr>
+        <w:rPr>
+          <w:lang w:val="en-BG"/>
+        </w:rPr>
+      </w:pPr>
+      <w:r>
+        <w:rPr>
+          <w:b/>
+          <w:bCs/>
+          <w:lang w:val="en-BG"/>
+        </w:rPr>
+        <w:t>Наблюдения:</w:t>
+      </w:r>
+      <w:r>
+        <w:rPr>
+          <w:lang w:val="en-BG"/>
+        </w:rPr>
+        <w:t> Средната енергия (mean energy) за повечето класове варира в тесния диапазон между </w:t>
+      </w:r>
+      <w:r>
+        <w:rPr>
+          <w:b/>
+          <w:bCs/>
+          <w:lang w:val="en-BG"/>
+        </w:rPr>
+        <w:t>0.0 и 0.1</w:t>
+      </w:r>
+      <w:r>
+        <w:rPr>
+          <w:lang w:val="en-BG"/>
+        </w:rPr>
+        <w:t>.</w:t>
+      </w:r>
+    </w:p>
+    <w:p>
+      <w:pPr>
+        <w:numPr>
+          <w:ilvl w:val="1"/>
+          <w:numId w:val="17"/>
+        </w:numPr>
+        <w:rPr>
+          <w:lang w:val="en-BG"/>
+        </w:rPr>
+      </w:pPr>
+      <w:r>
+        <w:rPr>
+          <w:b/>
+          <w:bCs/>
+          <w:lang w:val="en-BG"/>
+        </w:rPr>
+        <w:t>Специфики:</w:t>
+      </w:r>
+      <w:r>
+        <w:rPr>
+          <w:lang w:val="en-BG"/>
+        </w:rPr>
+        <w:t> Класът </w:t>
+      </w:r>
+      <w:r>
+        <w:rPr>
+          <w:b/>
+          <w:bCs/>
+          <w:lang w:val="en-BG"/>
+        </w:rPr>
+        <w:t>"Dog Bark"</w:t>
+      </w:r>
+      <w:r>
+        <w:rPr>
+          <w:lang w:val="en-BG"/>
+        </w:rPr>
+        <w:t> (кучешки лай) се отличава с най-голям брой статистически отклонения (outliers). Това се обяснява с импулсивния характер на лаенето, при който се редуват моменти на тишина с кратки, но много интензивни звукови пикове.</w:t>
+      </w:r>
+    </w:p>
+    <w:p>
+      <w:pPr>
+        <w:ind w:left="1440" w:firstLine="0"/>
+        <w:rPr>
+          <w:lang w:val="en-BG"/>
+        </w:rPr>
+      </w:pPr>
+      <w:r>
+        <w:rPr>
+          <w:lang w:val="en-BG"/>
+        </w:rPr>
+        <w:lastRenderedPageBreak/>
+        <w:drawing>
+          <wp:anchor distT="0" distB="0" distL="114300" distR="114300" simplePos="0" relativeHeight="251659264" behindDoc="0" locked="0" layoutInCell="1" allowOverlap="1" wp14:anchorId="7DFBB172" wp14:editId="7CD630E3">
+            <wp:simplePos x="0" y="0"/>
+            <wp:positionH relativeFrom="margin">
+              <wp:align>center</wp:align>
+            </wp:positionH>
+            <wp:positionV relativeFrom="paragraph">
+              <wp:posOffset>159454</wp:posOffset>
+            </wp:positionV>
+            <wp:extent cx="4846320" cy="3233986"/>
+            <wp:effectExtent l="0" t="0" r="5080" b="5080"/>
+            <wp:wrapSquare wrapText="bothSides"/>
+            <wp:docPr id="525951666" name="Picture 1" descr="A graph with lines and numbers&#10;&#10;Description automatically generated with medium confidence"/>
+            <wp:cNvGraphicFramePr>
+              <a:graphicFrameLocks xmlns:a="http://schemas.openxmlformats.org/drawingml/2006/main" noChangeAspect="1"/>
+            </wp:cNvGraphicFramePr>
+            <a:graphic xmlns:a="http://schemas.openxmlformats.org/drawingml/2006/main">
+              <a:graphicData uri="http://schemas.openxmlformats.org/drawingml/2006/picture">
+                <pic:pic xmlns:pic="http://schemas.openxmlformats.org/drawingml/2006/picture">
+                  <pic:nvPicPr>
+                    <pic:cNvPr id="525951666" name="Picture 1" descr="A graph with lines and numbers&#10;&#10;Description automatically generated with medium confidence"/>
+                    <pic:cNvPicPr/>
+                  </pic:nvPicPr>
+                  <pic:blipFill>
+                    <a:blip r:embed="rId14">
+                      <a:extLst>
+                        <a:ext uri="{28A0092B-C50C-407E-A947-70E740481C1C}">
+                          <a14:useLocalDpi xmlns:a14="http://schemas.microsoft.com/office/drawing/2010/main" val="0"/>
+                        </a:ext>
+                      </a:extLst>
+                    </a:blip>
+                    <a:stretch>
+                      <a:fillRect/>
+                    </a:stretch>
+                  </pic:blipFill>
+                  <pic:spPr>
+                    <a:xfrm>
+                      <a:off x="0" y="0"/>
+                      <a:ext cx="4846320" cy="3233986"/>
+                    </a:xfrm>
+                    <a:prstGeom prst="rect">
+                      <a:avLst/>
+                    </a:prstGeom>
+                  </pic:spPr>
+                </pic:pic>
+              </a:graphicData>
+            </a:graphic>
+            <wp14:sizeRelH relativeFrom="page">
+              <wp14:pctWidth>0</wp14:pctWidth>
+            </wp14:sizeRelH>
+            <wp14:sizeRelV relativeFrom="page">
+              <wp14:pctHeight>0</wp14:pctHeight>
+            </wp14:sizeRelV>
+          </wp:anchor>
+        </w:drawing>
+      </w:r>
+    </w:p>
+    <w:p>
+      <w:pPr>
+        <w:numPr>
+          <w:ilvl w:val="0"/>
+          <w:numId w:val="17"/>
+        </w:numPr>
+        <w:rPr>
+          <w:lang w:val="en-BG"/>
+        </w:rPr>
+      </w:pPr>
+      <w:r>
+        <w:rPr>
+          <w:b/>
+          <w:bCs/>
+          <w:lang w:val="en-BG"/>
+        </w:rPr>
+        <w:t>Проверка на честотата (Sample Rate Consistency):</w:t>
+      </w:r>
+      <w:r>
+        <w:rPr>
+          <w:lang w:val="en-BG"/>
+        </w:rPr>
+        <w:t> При проверката на честотата на дискретизация в обработения масив се установява, че файловете запазват своите оригинални честоти (</w:t>
+      </w:r>
+      <w:r>
+        <w:rPr>
+          <w:b/>
+          <w:bCs/>
+          <w:lang w:val="en-BG"/>
+        </w:rPr>
+        <w:t>44 100 Hz</w:t>
+      </w:r>
+      <w:r>
+        <w:rPr>
+          <w:lang w:val="en-BG"/>
+        </w:rPr>
+        <w:t> и </w:t>
+      </w:r>
+      <w:r>
+        <w:rPr>
+          <w:b/>
+          <w:bCs/>
+          <w:lang w:val="en-BG"/>
+        </w:rPr>
+        <w:t>48 000 Hz</w:t>
+      </w:r>
+      <w:r>
+        <w:rPr>
+          <w:lang w:val="en-BG"/>
+        </w:rPr>
+        <w:t>), тъй като препроцесирането е извършено без принудително ресемплиране с цел запазване на максимално акустично качество.</w:t>
+      </w:r>
+    </w:p>
+    <w:p>
+      <w:pPr>
+        <w:numPr>
+          <w:ilvl w:val="1"/>
+          <w:numId w:val="17"/>
+        </w:numPr>
+        <w:rPr>
+          <w:lang w:val="en-BG"/>
+        </w:rPr>
+      </w:pPr>
+      <w:r>
+        <w:rPr>
+          <w:b/>
+          <w:bCs/>
+          <w:lang w:val="en-BG"/>
+        </w:rPr>
+        <w:t>Извод:</w:t>
+      </w:r>
+      <w:r>
+        <w:rPr>
+          <w:lang w:val="en-BG"/>
+        </w:rPr>
+        <w:t> Въпреки наличието на вариации, това е взето под внимание за следващия етап (Feature Extraction), където извличането на характеристики (MFCC/Spectrogram) ще се извършва с автоматично уеднаквяване на честотата, за да се гарантира математическа съвместимост на данните.</w:t>
+      </w:r>
+    </w:p>
+    <w:p>
+      <w:pPr>
+        <w:ind w:firstLine="0"/>
+        <w:rPr>
+          <w:lang w:val="bg-BG"/>
+        </w:rPr>
+      </w:pPr>
+    </w:p>
+    <w:p>
+      <w:pPr>
+        <w:rPr>
+          <w:lang w:val="bg-BG"/>
+        </w:rPr>
+      </w:pPr>
+    </w:p>
+    <w:p>
+      <w:pPr>
+        <w:pStyle w:val="SectionTitle"/>
+        <w:rPr>
+          <w:lang w:val="bg-BG"/>
+        </w:rPr>
+      </w:pPr>
+      <w:proofErr w:type="spellStart"/>
+      <w:r>
+        <w:t>Спектрален</w:t>
+      </w:r>
+      <w:proofErr w:type="spellEnd"/>
+      <w:r>
+        <w:t xml:space="preserve"> анализ</w:t>
+      </w:r>
+    </w:p>
+    <w:p>
+      <w:pPr>
+        <w:ind w:firstLine="0"/>
+        <w:rPr>
+          <w:lang w:val="en-BG"/>
+        </w:rPr>
+      </w:pPr>
+      <w:r>
+        <w:rPr>
+          <w:lang w:val="en-BG"/>
+        </w:rPr>
+        <w:t>В този подраздел се анализират визуалните „отпечатъци“ на звуковите събития чрез Mel-спектрограми. Този анализ превръща аудио информацията в графичен формат, позволявайки на системата да използва мощни алгоритми за разпознаване на изображения (като CNN) за семантична класификация.</w:t>
+      </w:r>
+    </w:p>
+    <w:p>
+      <w:pPr>
+        <w:ind w:firstLine="0"/>
+        <w:rPr>
+          <w:b/>
+          <w:bCs/>
+          <w:lang w:val="en-BG"/>
+        </w:rPr>
+      </w:pPr>
+      <w:r>
+        <w:rPr>
+          <w:b/>
+          <w:bCs/>
+          <w:lang w:val="en-BG"/>
+        </w:rPr>
+        <w:t>1. Дефиниция и компоненти на Mel-спектрограмата</w:t>
+      </w:r>
+    </w:p>
+    <w:p>
+      <w:pPr>
+        <w:rPr>
+          <w:lang w:val="en-BG"/>
+        </w:rPr>
+      </w:pPr>
+      <w:r>
+        <w:rPr>
+          <w:lang w:val="en-BG"/>
+        </w:rPr>
+        <w:t>Mel-спектрограмата е триизмерно изображение на звука, което включва:</w:t>
+      </w:r>
+    </w:p>
+    <w:p>
+      <w:pPr>
+        <w:numPr>
+          <w:ilvl w:val="0"/>
+          <w:numId w:val="18"/>
+        </w:numPr>
+        <w:rPr>
+          <w:lang w:val="en-BG"/>
+        </w:rPr>
+      </w:pPr>
+      <w:r>
+        <w:rPr>
+          <w:b/>
+          <w:bCs/>
+          <w:lang w:val="en-BG"/>
+        </w:rPr>
+        <w:t>Време (X-ос):</w:t>
+      </w:r>
+      <w:r>
+        <w:rPr>
+          <w:lang w:val="en-BG"/>
+        </w:rPr>
+        <w:t> Продължителността на звуковия сигнал в секунди.</w:t>
+      </w:r>
+    </w:p>
+    <w:p>
+      <w:pPr>
+        <w:numPr>
+          <w:ilvl w:val="0"/>
+          <w:numId w:val="18"/>
+        </w:numPr>
+        <w:rPr>
+          <w:lang w:val="en-BG"/>
+        </w:rPr>
+      </w:pPr>
+      <w:r>
+        <w:rPr>
+          <w:b/>
+          <w:bCs/>
+          <w:lang w:val="en-BG"/>
+        </w:rPr>
+        <w:t>Mel-честота (Y-ос):</w:t>
+      </w:r>
+      <w:r>
+        <w:rPr>
+          <w:lang w:val="en-BG"/>
+        </w:rPr>
+        <w:t> Честотите на звука, преобразувани чрез математическата </w:t>
+      </w:r>
+      <w:r>
+        <w:rPr>
+          <w:b/>
+          <w:bCs/>
+          <w:lang w:val="en-BG"/>
+        </w:rPr>
+        <w:t>Mel-скала</w:t>
+      </w:r>
+      <w:r>
+        <w:rPr>
+          <w:lang w:val="en-BG"/>
+        </w:rPr>
+        <w:t>. Тази скала имитира човешкия слух, като отделя повече детайли в ниските честоти, където хората са по-чувствителни.</w:t>
+      </w:r>
+    </w:p>
+    <w:p>
+      <w:pPr>
+        <w:numPr>
+          <w:ilvl w:val="0"/>
+          <w:numId w:val="18"/>
+        </w:numPr>
+        <w:rPr>
+          <w:lang w:val="en-BG"/>
+        </w:rPr>
+      </w:pPr>
+      <w:r>
+        <w:rPr>
+          <w:b/>
+          <w:bCs/>
+          <w:lang w:val="en-BG"/>
+        </w:rPr>
+        <w:t>Интензитет (Цвят):</w:t>
+      </w:r>
+      <w:r>
+        <w:rPr>
+          <w:lang w:val="en-BG"/>
+        </w:rPr>
+        <w:t> Силата на звука, измерена в </w:t>
+      </w:r>
+      <w:r>
+        <w:rPr>
+          <w:b/>
+          <w:bCs/>
+          <w:lang w:val="en-BG"/>
+        </w:rPr>
+        <w:t>децибели (dB)</w:t>
+      </w:r>
+      <w:r>
+        <w:rPr>
+          <w:lang w:val="en-BG"/>
+        </w:rPr>
+        <w:t>. Използва се логаритмична мярка (dB), тъй като тя съответства на човешкото възприятие за гръмкост – жълтите и белите нюанси показват най-висока енергия, докато тъмносините индикират тишина.</w:t>
+      </w:r>
+    </w:p>
+    <w:p>
+      <w:pPr>
+        <w:ind w:firstLine="0"/>
+        <w:rPr>
+          <w:b/>
+          <w:bCs/>
+          <w:lang w:val="en-BG"/>
+        </w:rPr>
+      </w:pPr>
+      <w:r>
+        <w:rPr>
+          <w:b/>
+          <w:bCs/>
+          <w:lang w:val="en-BG"/>
+        </w:rPr>
+        <w:t>2. Оптимизация на времевия прозорец (2-секунден анализ)</w:t>
+      </w:r>
+    </w:p>
+    <w:p>
+      <w:pPr>
+        <w:ind w:firstLine="0"/>
+        <w:rPr>
+          <w:lang w:val="en-BG"/>
+        </w:rPr>
+      </w:pPr>
+      <w:r>
+        <w:rPr>
+          <w:lang w:val="en-BG"/>
+        </w:rPr>
+        <w:lastRenderedPageBreak/>
+        <w:t>Въз основа на анализа на разпределението на данните бе взето решение за съкращаване на входните сигнали до </w:t>
+      </w:r>
+      <w:r>
+        <w:rPr>
+          <w:b/>
+          <w:bCs/>
+          <w:lang w:val="en-BG"/>
+        </w:rPr>
+        <w:t>2 секунди</w:t>
+      </w:r>
+      <w:r>
+        <w:rPr>
+          <w:lang w:val="en-BG"/>
+        </w:rPr>
+        <w:t>. Това решение е стратегическо за проекта поради следните причини:</w:t>
+      </w:r>
+    </w:p>
+    <w:p>
+      <w:pPr>
+        <w:numPr>
+          <w:ilvl w:val="0"/>
+          <w:numId w:val="19"/>
+        </w:numPr>
+        <w:rPr>
+          <w:lang w:val="en-BG"/>
+        </w:rPr>
+      </w:pPr>
+      <w:r>
+        <w:rPr>
+          <w:b/>
+          <w:bCs/>
+          <w:lang w:val="en-BG"/>
+        </w:rPr>
+        <w:t>Минимизиране на латентността:</w:t>
+      </w:r>
+      <w:r>
+        <w:rPr>
+          <w:lang w:val="en-BG"/>
+        </w:rPr>
+        <w:t> Глухонемият потребител трябва да получи известието веднага; 2-секундният прозорец позволява по-бърза обработка и реакция в реално време.</w:t>
+      </w:r>
+    </w:p>
+    <w:p>
+      <w:pPr>
+        <w:numPr>
+          <w:ilvl w:val="0"/>
+          <w:numId w:val="19"/>
+        </w:numPr>
+        <w:rPr>
+          <w:lang w:val="en-BG"/>
+        </w:rPr>
+      </w:pPr>
+      <w:r>
+        <w:rPr>
+          <w:b/>
+          <w:bCs/>
+          <w:lang w:val="en-BG"/>
+        </w:rPr>
+        <w:t>Ресурсен фокус:</w:t>
+      </w:r>
+      <w:r>
+        <w:rPr>
+          <w:lang w:val="en-BG"/>
+        </w:rPr>
+        <w:t> Повечето критични сигнали (клаксони, чукане по врата, лай) имат кратък семантичен „отпечатък“, който е напълно видим в рамките на 2 секунди.</w:t>
+      </w:r>
+    </w:p>
+    <w:p>
+      <w:pPr>
+        <w:numPr>
+          <w:ilvl w:val="0"/>
+          <w:numId w:val="19"/>
+        </w:numPr>
+        <w:rPr>
+          <w:lang w:val="en-BG"/>
+        </w:rPr>
+      </w:pPr>
+      <w:r>
+        <w:rPr>
+          <w:b/>
+          <w:bCs/>
+          <w:lang w:val="en-BG"/>
+        </w:rPr>
+        <w:t>Ефективност:</w:t>
+      </w:r>
+      <w:r>
+        <w:rPr>
+          <w:lang w:val="en-BG"/>
+        </w:rPr>
+        <w:t> Намалява се когнитивната и изчислителна тежест върху крайните устройства (смарт часовници).</w:t>
+      </w:r>
+    </w:p>
+    <w:p>
+      <w:pPr>
+        <w:ind w:firstLine="0"/>
+        <w:rPr>
+          <w:b/>
+          <w:bCs/>
+          <w:lang w:val="en-BG"/>
+        </w:rPr>
+      </w:pPr>
+      <w:r>
+        <w:rPr>
+          <w:b/>
+          <w:bCs/>
+          <w:lang w:val="en-BG"/>
+        </w:rPr>
+        <w:t>3. Специфични визуални отпечатъци на класовете</w:t>
+      </w:r>
+    </w:p>
+    <w:p>
+      <w:pPr>
+        <w:ind w:firstLine="0"/>
+        <w:rPr>
+          <w:lang w:val="en-BG"/>
+        </w:rPr>
+      </w:pPr>
+      <w:r>
+        <w:rPr>
+          <w:lang w:val="en-BG"/>
+        </w:rPr>
+        <w:t>Всеки семантичен клас демонстрира уникални характеристики в Mel-спектрограмата:</w:t>
+      </w:r>
+    </w:p>
+    <w:p>
+      <w:pPr>
+        <w:numPr>
+          <w:ilvl w:val="0"/>
+          <w:numId w:val="20"/>
+        </w:numPr>
+        <w:rPr>
+          <w:lang w:val="en-BG"/>
+        </w:rPr>
+      </w:pPr>
+      <w:r>
+        <w:rPr>
+          <w:b/>
+          <w:bCs/>
+          <w:lang w:val="en-BG"/>
+        </w:rPr>
+        <w:t>Siren (Сирена):</w:t>
+      </w:r>
+      <w:r>
+        <w:rPr>
+          <w:lang w:val="en-BG"/>
+        </w:rPr>
+        <w:t> Характеризира се с периодични вълнообразни линии (честотна модулация), които са лесно разпознаваеми дори при наличие на шум.</w:t>
+      </w:r>
+    </w:p>
+    <w:p>
+      <w:pPr>
+        <w:numPr>
+          <w:ilvl w:val="0"/>
+          <w:numId w:val="20"/>
+        </w:numPr>
+        <w:rPr>
+          <w:lang w:val="en-BG"/>
+        </w:rPr>
+      </w:pPr>
+      <w:r>
+        <w:rPr>
+          <w:b/>
+          <w:bCs/>
+          <w:lang w:val="en-BG"/>
+        </w:rPr>
+        <w:t>Door Knock (Чукане):</w:t>
+      </w:r>
+      <w:r>
+        <w:rPr>
+          <w:lang w:val="en-BG"/>
+        </w:rPr>
+        <w:t> Изглежда като рязка вертикална линия (импулс), концентрираща висока енергия в много кратък интервал от време.</w:t>
+      </w:r>
+    </w:p>
+    <w:p>
+      <w:pPr>
+        <w:numPr>
+          <w:ilvl w:val="0"/>
+          <w:numId w:val="20"/>
+        </w:numPr>
+        <w:rPr>
+          <w:lang w:val="en-BG"/>
+        </w:rPr>
+      </w:pPr>
+      <w:r>
+        <w:rPr>
+          <w:b/>
+          <w:bCs/>
+          <w:lang w:val="en-BG"/>
+        </w:rPr>
+        <w:t>Crying Baby (Плач):</w:t>
+      </w:r>
+      <w:r>
+        <w:rPr>
+          <w:lang w:val="en-BG"/>
+        </w:rPr>
+        <w:t> Притежава сложна хармонична структура. Тъй като този клас е предимно </w:t>
+      </w:r>
+      <w:r>
+        <w:rPr>
+          <w:b/>
+          <w:bCs/>
+          <w:lang w:val="en-BG"/>
+        </w:rPr>
+        <w:t>аугментиран</w:t>
+      </w:r>
+      <w:r>
+        <w:rPr>
+          <w:lang w:val="en-BG"/>
+        </w:rPr>
+        <w:t>, неговият спектрален профил е изкуствено разширен чрез Pitch Shifting (преместване на хармониците по Y-оста) и Time Stretching (промяна на гъстотата по X-оста), което прави модела по-устойчив към различни тембри на плач.</w:t>
+      </w:r>
+    </w:p>
+    <w:p>
+      <w:pPr>
+        <w:ind w:firstLine="0"/>
+        <w:rPr>
+          <w:lang w:val="bg-BG"/>
+        </w:rPr>
+      </w:pPr>
+      <w:r>
+        <w:rPr>
+          <w:lang w:val="bg-BG"/>
+        </w:rPr>
+        <w:lastRenderedPageBreak/>
+        <w:drawing>
+          <wp:inline distT="0" distB="0" distL="0" distR="0" wp14:anchorId="38D65D59" wp14:editId="3B4E89A4">
+            <wp:extent cx="5943600" cy="6652895"/>
+            <wp:effectExtent l="0" t="0" r="0" b="1905"/>
+            <wp:docPr id="1630177100" name="Picture 1" descr="A screenshot of a computer&#10;&#10;Description automatically generated"/>
+            <wp:cNvGraphicFramePr>
+              <a:graphicFrameLocks xmlns:a="http://schemas.openxmlformats.org/drawingml/2006/main" noChangeAspect="1"/>
+            </wp:cNvGraphicFramePr>
+            <a:graphic xmlns:a="http://schemas.openxmlformats.org/drawingml/2006/main">
+              <a:graphicData uri="http://schemas.openxmlformats.org/drawingml/2006/picture">
+                <pic:pic xmlns:pic="http://schemas.openxmlformats.org/drawingml/2006/picture">
+                  <pic:nvPicPr>
+                    <pic:cNvPr id="1630177100" name="Picture 1" descr="A screenshot of a computer&#10;&#10;Description automatically generated"/>
+                    <pic:cNvPicPr/>
+                  </pic:nvPicPr>
+                  <pic:blipFill>
+                    <a:blip r:embed="rId15"/>
+                    <a:stretch>
+                      <a:fillRect/>
+                    </a:stretch>
+                  </pic:blipFill>
+                  <pic:spPr>
+                    <a:xfrm>
+                      <a:off x="0" y="0"/>
+                      <a:ext cx="5943600" cy="6652895"/>
+                    </a:xfrm>
+                    <a:prstGeom prst="rect">
+                      <a:avLst/>
+                    </a:prstGeom>
+                  </pic:spPr>
+                </pic:pic>
+              </a:graphicData>
+            </a:graphic>
+          </wp:inline>
+        </w:drawing>
+      </w:r>
+    </w:p>
+    <w:p>
+      <w:pPr>
+        <w:ind w:firstLine="0"/>
+        <w:rPr>
+          <w:b/>
+          <w:bCs/>
+          <w:lang w:val="en-BG"/>
+        </w:rPr>
+      </w:pPr>
+      <w:r>
+        <w:rPr>
+          <w:b/>
+          <w:bCs/>
+          <w:lang w:val="en-BG"/>
+        </w:rPr>
+        <w:t>4. Извод от анализа</w:t>
+      </w:r>
+    </w:p>
+    <w:p>
+      <w:pPr>
+        <w:ind w:firstLine="0"/>
+        <w:rPr>
+          <w:lang w:val="en-BG"/>
+        </w:rPr>
+      </w:pPr>
+      <w:r>
+        <w:rPr>
+          <w:lang w:val="en-BG"/>
+        </w:rPr>
+        <w:t>Спектралният анализ потвърждава, че 2-секундният Mel-спектрограмен модел предоставя достатъчно богата информация за разграничаване на петте целеви класа. Това доказва готовността на данните за преминаване към етапа на машинно обучение с използване на конволюционни невронни мрежи.</w:t>
+      </w:r>
+    </w:p>
+    <w:p>
+      <w:pPr>
+        <w:ind w:firstLine="0"/>
+        <w:rPr>
+          <w:lang w:val="bg-BG"/>
+        </w:rPr>
+      </w:pPr>
+    </w:p>
+    <w:p>
+      <w:pPr>
+        <w:pStyle w:val="SectionTitle"/>
+        <w:rPr>
+          <w:lang w:val="bg-BG"/>
+        </w:rPr>
+      </w:pPr>
+      <w:proofErr w:type="spellStart"/>
+      <w:r>
+        <w:t>Анализ</w:t>
+      </w:r>
+      <w:proofErr w:type="spellEnd"/>
+      <w:r>
+        <w:t xml:space="preserve"> </w:t>
+      </w:r>
+      <w:proofErr w:type="spellStart"/>
+      <w:r>
+        <w:t>на</w:t>
+      </w:r>
+      <w:proofErr w:type="spellEnd"/>
+      <w:r>
+        <w:t xml:space="preserve"> </w:t>
+      </w:r>
+      <w:proofErr w:type="spellStart"/>
+      <w:r>
+        <w:t>цифровите</w:t>
+      </w:r>
+      <w:proofErr w:type="spellEnd"/>
+      <w:r>
+        <w:t xml:space="preserve"> </w:t>
+      </w:r>
+      <w:proofErr w:type="spellStart"/>
+      <w:r>
+        <w:t>отпечатъци</w:t>
+      </w:r>
+      <w:proofErr w:type="spellEnd"/>
+    </w:p>
+    <w:p>
+      <w:pPr>
+        <w:ind w:firstLine="0"/>
+        <w:rPr>
+          <w:lang w:val="en-BG"/>
+        </w:rPr>
+      </w:pPr>
+      <w:r>
+        <w:rPr>
+          <w:lang w:val="en-BG"/>
+        </w:rPr>
+        <w:lastRenderedPageBreak/>
+        <w:t>След визуалния анализ на спектрограмите, следващата стъпка в изследването на данните е извличането на </w:t>
+      </w:r>
+      <w:r>
+        <w:rPr>
+          <w:b/>
+          <w:bCs/>
+          <w:lang w:val="en-BG"/>
+        </w:rPr>
+        <w:t>MFCC (Mel-Frequency Cepstral Coefficients)</w:t>
+      </w:r>
+      <w:r>
+        <w:rPr>
+          <w:lang w:val="en-BG"/>
+        </w:rPr>
+        <w:t>. Те представляват математическата основа, върху която моделът ще взима решения, и служат като „цифров отпечатък“ на всяко аудио събитие.</w:t>
+      </w:r>
+    </w:p>
+    <w:p>
+      <w:pPr>
+        <w:ind w:firstLine="0"/>
+        <w:rPr>
+          <w:b/>
+          <w:bCs/>
+          <w:lang w:val="en-BG"/>
+        </w:rPr>
+      </w:pPr>
+      <w:r>
+        <w:rPr>
+          <w:b/>
+          <w:bCs/>
+          <w:lang w:val="en-BG"/>
+        </w:rPr>
+        <w:t>1. Какво представляват MFCC?</w:t>
+      </w:r>
+    </w:p>
+    <w:p>
+      <w:pPr>
+        <w:ind w:firstLine="0"/>
+        <w:rPr>
+          <w:lang w:val="en-BG"/>
+        </w:rPr>
+      </w:pPr>
+      <w:r>
+        <w:rPr>
+          <w:lang w:val="en-BG"/>
+        </w:rPr>
+        <w:t>MFCC са коефициенти, които описват спектралната обвивка на звука – неговият тембър.</w:t>
+      </w:r>
+    </w:p>
+    <w:p>
+      <w:pPr>
+        <w:numPr>
+          <w:ilvl w:val="0"/>
+          <w:numId w:val="21"/>
+        </w:numPr>
+        <w:rPr>
+          <w:lang w:val="en-BG"/>
+        </w:rPr>
+      </w:pPr>
+      <w:r>
+        <w:rPr>
+          <w:lang w:val="en-BG"/>
+        </w:rPr>
+        <w:t>Докато спектрограмата съдържа хиляди точки информация, MFCC концентрират най-важното в компактен вектор от числа (обикновено между 13 и 20).</w:t>
+      </w:r>
+    </w:p>
+    <w:p>
+      <w:pPr>
+        <w:numPr>
+          <w:ilvl w:val="0"/>
+          <w:numId w:val="21"/>
+        </w:numPr>
+        <w:rPr>
+          <w:lang w:val="en-BG"/>
+        </w:rPr>
+      </w:pPr>
+      <w:r>
+        <w:rPr>
+          <w:lang w:val="en-BG"/>
+        </w:rPr>
+        <w:t>Тези коефициенти игнорират излишните детайли (като шум или леки промени в силата) и се фокусират върху характеристиките на източника – например разликата между човешки глас (бебе) и механичен сигнал (сирена).</w:t>
+      </w:r>
+    </w:p>
+    <w:p>
+      <w:pPr>
+        <w:ind w:firstLine="0"/>
+        <w:rPr>
+          <w:b/>
+          <w:bCs/>
+          <w:lang w:val="en-BG"/>
+        </w:rPr>
+      </w:pPr>
+      <w:r>
+        <w:rPr>
+          <w:b/>
+          <w:bCs/>
+          <w:lang w:val="en-BG"/>
+        </w:rPr>
+        <w:t>2. Аналитични наблюдения върху профилите</w:t>
+      </w:r>
+    </w:p>
+    <w:p>
+      <w:pPr>
+        <w:ind w:firstLine="0"/>
+        <w:rPr>
+          <w:lang w:val="en-BG"/>
+        </w:rPr>
+      </w:pPr>
+      <w:r>
+        <w:rPr>
+          <w:lang w:val="en-BG"/>
+        </w:rPr>
+        <w:t>При разглеждането на средните MFCC профили на петте целеви класа („Big 5“) се установяват следните зависимости:</w:t>
+      </w:r>
+    </w:p>
+    <w:p>
+      <w:pPr>
+        <w:numPr>
+          <w:ilvl w:val="0"/>
+          <w:numId w:val="22"/>
+        </w:numPr>
+        <w:rPr>
+          <w:lang w:val="en-BG"/>
+        </w:rPr>
+      </w:pPr>
+      <w:r>
+        <w:rPr>
+          <w:b/>
+          <w:bCs/>
+          <w:lang w:val="en-BG"/>
+        </w:rPr>
+        <w:t>Уникалност на профилите:</w:t>
+      </w:r>
+      <w:r>
+        <w:rPr>
+          <w:lang w:val="en-BG"/>
+        </w:rPr>
+        <w:t> Всеки клас притежава специфична „крива“ на коефициентите. Голямото разстояние между кривите на „Siren“ и „Crying Baby“ в определени участъци е доказателство за висока </w:t>
+      </w:r>
+      <w:r>
+        <w:rPr>
+          <w:b/>
+          <w:bCs/>
+          <w:lang w:val="en-BG"/>
+        </w:rPr>
+        <w:t>сепарируемост</w:t>
+      </w:r>
+      <w:r>
+        <w:rPr>
+          <w:lang w:val="en-BG"/>
+        </w:rPr>
+        <w:t> (възможност за разграничаване).</w:t>
+      </w:r>
+    </w:p>
+    <w:p>
+      <w:pPr>
+        <w:numPr>
+          <w:ilvl w:val="0"/>
+          <w:numId w:val="22"/>
+        </w:numPr>
+        <w:rPr>
+          <w:lang w:val="en-BG"/>
+        </w:rPr>
+      </w:pPr>
+      <w:r>
+        <w:rPr>
+          <w:b/>
+          <w:bCs/>
+          <w:lang w:val="en-BG"/>
+        </w:rPr>
+        <w:t>Устойчивост при аугментация:</w:t>
+      </w:r>
+      <w:r>
+        <w:rPr>
+          <w:lang w:val="en-BG"/>
+        </w:rPr>
+        <w:t> Въпреки че класовете „Crying Baby“ и „Door Knock“ са изкуствено увеличени чрез аудио трансформации, техните MFCC профили запазват консистентна форма, което гарантира, че моделът ще се научи на общите признаци на класа, а не на случайни шумове.</w:t>
+      </w:r>
+    </w:p>
+    <w:p>
+      <w:pPr>
+        <w:rPr>
+          <w:lang w:val="en-BG"/>
+        </w:rPr>
+      </w:pPr>
+      <w:r>
+        <w:rPr>
+          <w:lang w:val="en-BG"/>
+        </w:rPr>
+        <w:drawing>
+          <wp:anchor distT="0" distB="0" distL="114300" distR="114300" simplePos="0" relativeHeight="251660288" behindDoc="0" locked="0" layoutInCell="1" allowOverlap="1" wp14:anchorId="3BB5AC1A" wp14:editId="1E21FA35">
+            <wp:simplePos x="0" y="0"/>
+            <wp:positionH relativeFrom="margin">
+              <wp:align>center</wp:align>
+            </wp:positionH>
+            <wp:positionV relativeFrom="paragraph">
+              <wp:posOffset>1270</wp:posOffset>
+            </wp:positionV>
+            <wp:extent cx="5943600" cy="3017520"/>
+            <wp:effectExtent l="0" t="0" r="0" b="5080"/>
+            <wp:wrapSquare wrapText="bothSides"/>
+            <wp:docPr id="986648827" name="Picture 1" descr="A graph of different colored lines&#10;&#10;Description automatically generated"/>
+            <wp:cNvGraphicFramePr>
+              <a:graphicFrameLocks xmlns:a="http://schemas.openxmlformats.org/drawingml/2006/main" noChangeAspect="1"/>
+            </wp:cNvGraphicFramePr>
+            <a:graphic xmlns:a="http://schemas.openxmlformats.org/drawingml/2006/main">
+              <a:graphicData uri="http://schemas.openxmlformats.org/drawingml/2006/picture">
+                <pic:pic xmlns:pic="http://schemas.openxmlformats.org/drawingml/2006/picture">
+                  <pic:nvPicPr>
+                    <pic:cNvPr id="986648827" name="Picture 1" descr="A graph of different colored lines&#10;&#10;Description automatically generated"/>
+                    <pic:cNvPicPr/>
+                  </pic:nvPicPr>
+                  <pic:blipFill>
+                    <a:blip r:embed="rId16">
+                      <a:extLst>
+                        <a:ext uri="{28A0092B-C50C-407E-A947-70E740481C1C}">
+                          <a14:useLocalDpi xmlns:a14="http://schemas.microsoft.com/office/drawing/2010/main" val="0"/>
+                        </a:ext>
+                      </a:extLst>
+                    </a:blip>
+                    <a:stretch>
+                      <a:fillRect/>
+                    </a:stretch>
+                  </pic:blipFill>
+                  <pic:spPr>
+                    <a:xfrm>
+                      <a:off x="0" y="0"/>
+                      <a:ext cx="5943600" cy="3017520"/>
+                    </a:xfrm>
+                    <a:prstGeom prst="rect">
+                      <a:avLst/>
+                    </a:prstGeom>
+                  </pic:spPr>
+                </pic:pic>
+              </a:graphicData>
+            </a:graphic>
+            <wp14:sizeRelH relativeFrom="page">
+              <wp14:pctWidth>0</wp14:pctWidth>
+            </wp14:sizeRelH>
+            <wp14:sizeRelV relativeFrom="page">
+              <wp14:pctHeight>0</wp14:pctHeight>
+            </wp14:sizeRelV>
+          </wp:anchor>
+        </w:drawing>
+      </w:r>
+    </w:p>
+    <w:p>
+      <w:pPr>
+        <w:ind w:firstLine="0"/>
+        <w:rPr>
+          <w:b/>
+          <w:bCs/>
+          <w:lang w:val="en-BG"/>
+        </w:rPr>
+      </w:pPr>
+      <w:r>
+        <w:rPr>
+          <w:b/>
+          <w:bCs/>
+          <w:lang w:val="en-BG"/>
+        </w:rPr>
+        <w:t>6.3.3. Значение за мобилното приложение</w:t>
+      </w:r>
+    </w:p>
+    <w:p>
+      <w:pPr>
+        <w:ind w:firstLine="0"/>
+        <w:rPr>
+          <w:lang w:val="en-BG"/>
+        </w:rPr>
+      </w:pPr>
+      <w:r>
+        <w:rPr>
+          <w:lang w:val="en-BG"/>
+        </w:rPr>
+        <w:t>Изборът на MFCC като основен признак е критичен за крайния продукт поради три причини:</w:t>
+      </w:r>
+    </w:p>
+    <w:p>
+      <w:pPr>
+        <w:numPr>
+          <w:ilvl w:val="0"/>
+          <w:numId w:val="23"/>
+        </w:numPr>
+        <w:rPr>
+          <w:lang w:val="en-BG"/>
+        </w:rPr>
+      </w:pPr>
+      <w:r>
+        <w:rPr>
+          <w:b/>
+          <w:bCs/>
+          <w:lang w:val="en-BG"/>
+        </w:rPr>
+        <w:t>Ефективност:</w:t>
+      </w:r>
+      <w:r>
+        <w:rPr>
+          <w:lang w:val="en-BG"/>
+        </w:rPr>
+        <w:t> 2-секунден аудио отрязък, превърнат в MFCC, заема минимално количество памет – идеално за работа върху смарт часовник.</w:t>
+      </w:r>
+    </w:p>
+    <w:p>
+      <w:pPr>
+        <w:numPr>
+          <w:ilvl w:val="0"/>
+          <w:numId w:val="23"/>
+        </w:numPr>
+        <w:rPr>
+          <w:lang w:val="en-BG"/>
+        </w:rPr>
+      </w:pPr>
+      <w:r>
+        <w:rPr>
+          <w:b/>
+          <w:bCs/>
+          <w:lang w:val="en-BG"/>
+        </w:rPr>
+        <w:t>Бързина:</w:t>
+      </w:r>
+      <w:r>
+        <w:rPr>
+          <w:lang w:val="en-BG"/>
+        </w:rPr>
+        <w:t> Моделът обработва малкия вектор от коефициенти много по-бързо от голяма спектрограма, което осигурява реакция в </w:t>
+      </w:r>
+      <w:r>
+        <w:rPr>
+          <w:b/>
+          <w:bCs/>
+          <w:lang w:val="en-BG"/>
+        </w:rPr>
+        <w:t>реално време</w:t>
+      </w:r>
+      <w:r>
+        <w:rPr>
+          <w:lang w:val="en-BG"/>
+        </w:rPr>
+        <w:t>.</w:t>
+      </w:r>
+    </w:p>
+    <w:p>
+      <w:pPr>
+        <w:numPr>
+          <w:ilvl w:val="0"/>
+          <w:numId w:val="23"/>
+        </w:numPr>
+        <w:rPr>
+          <w:lang w:val="en-BG"/>
+        </w:rPr>
+      </w:pPr>
+      <w:r>
+        <w:rPr>
+          <w:b/>
+          <w:bCs/>
+          <w:lang w:val="en-BG"/>
+        </w:rPr>
+        <w:lastRenderedPageBreak/>
+        <w:t>Инвариантност:</w:t>
+      </w:r>
+      <w:r>
+        <w:rPr>
+          <w:lang w:val="en-BG"/>
+        </w:rPr>
+        <w:t> MFCC профилите са относително независими от това колко силно се чува звукът, което прави системата надеждна независимо от дистанцията до източника.</w:t>
+      </w:r>
+    </w:p>
+    <w:p>
+      <w:pPr>
+        <w:ind w:firstLine="0"/>
+        <w:rPr>
+          <w:lang w:val="bg-BG"/>
+        </w:rPr>
+      </w:pPr>
+    </w:p>
+    <w:p>
+      <w:pPr>
+        <w:pStyle w:val="SectionTitle"/>
+      </w:pPr>
+      <w:proofErr w:type="spellStart"/>
+      <w:r>
+        <w:t>Визуализация</w:t>
+      </w:r>
+      <w:proofErr w:type="spellEnd"/>
+      <w:r>
+        <w:t xml:space="preserve"> </w:t>
+      </w:r>
+      <w:proofErr w:type="spellStart"/>
+      <w:r>
+        <w:t>на</w:t>
+      </w:r>
+      <w:proofErr w:type="spellEnd"/>
+      <w:r>
+        <w:t xml:space="preserve"> </w:t>
+      </w:r>
+      <w:proofErr w:type="spellStart"/>
+      <w:r>
+        <w:t>клъстерите</w:t>
+      </w:r>
+      <w:proofErr w:type="spellEnd"/>
+      <w:r>
+        <w:t xml:space="preserve"> </w:t>
+      </w:r>
+      <w:proofErr w:type="spellStart"/>
+      <w:r>
+        <w:t>чрез</w:t>
+      </w:r>
+      <w:proofErr w:type="spellEnd"/>
+      <w:r>
+        <w:t xml:space="preserve"> t-SNE</w:t>
+      </w:r>
+    </w:p>
+    <w:p>
+      <w:pPr>
+        <w:ind w:firstLine="0"/>
+        <w:rPr>
+          <w:lang w:val="de-DE"/>
+        </w:rPr>
+      </w:pPr>
+      <w:proofErr w:type="spellStart"/>
+      <w:r>
+        <w:t>A</w:t>
+      </w:r>
+      <w:r>
+        <w:t>нализира</w:t>
+      </w:r>
+      <w:proofErr w:type="spellEnd"/>
+      <w:r>
+        <w:rPr>
+          <w:lang w:val="bg-BG"/>
+        </w:rPr>
+        <w:t xml:space="preserve"> се</w:t>
+      </w:r>
+      <w:r>
+        <w:t xml:space="preserve"> </w:t>
+      </w:r>
+      <w:proofErr w:type="spellStart"/>
+      <w:r>
+        <w:t>разделителната</w:t>
+      </w:r>
+      <w:proofErr w:type="spellEnd"/>
+      <w:r>
+        <w:t xml:space="preserve"> </w:t>
+      </w:r>
+      <w:proofErr w:type="spellStart"/>
+      <w:r>
+        <w:t>способност</w:t>
+      </w:r>
+      <w:proofErr w:type="spellEnd"/>
+      <w:r>
+        <w:t xml:space="preserve"> </w:t>
+      </w:r>
+      <w:proofErr w:type="spellStart"/>
+      <w:r>
+        <w:t>на</w:t>
+      </w:r>
+      <w:proofErr w:type="spellEnd"/>
+      <w:r>
+        <w:t xml:space="preserve"> </w:t>
+      </w:r>
+      <w:proofErr w:type="spellStart"/>
+      <w:r>
+        <w:t>извлечените</w:t>
+      </w:r>
+      <w:proofErr w:type="spellEnd"/>
+      <w:r>
+        <w:t xml:space="preserve"> MFCC </w:t>
+      </w:r>
+      <w:proofErr w:type="spellStart"/>
+      <w:r>
+        <w:t>характеристики</w:t>
+      </w:r>
+      <w:proofErr w:type="spellEnd"/>
+      <w:r>
+        <w:t xml:space="preserve"> </w:t>
+      </w:r>
+      <w:proofErr w:type="spellStart"/>
+      <w:r>
+        <w:t>чрез</w:t>
+      </w:r>
+      <w:proofErr w:type="spellEnd"/>
+      <w:r>
+        <w:t xml:space="preserve"> </w:t>
+      </w:r>
+      <w:proofErr w:type="spellStart"/>
+      <w:r>
+        <w:t>метода</w:t>
+      </w:r>
+      <w:proofErr w:type="spellEnd"/>
+      <w:r>
+        <w:t> </w:t>
+      </w:r>
+      <w:r>
+        <w:rPr>
+          <w:b/>
+          <w:bCs/>
+        </w:rPr>
+        <w:t>t-SNE</w:t>
+      </w:r>
+      <w:r>
+        <w:t> (t-distributed Stochastic Neighbor Embedding)</w:t>
+      </w:r>
+      <w:r>
+        <w:rPr>
+          <w:lang w:val="bg-BG"/>
+        </w:rPr>
+        <w:t>.</w:t>
+      </w:r>
+    </w:p>
+    <w:p>
+      <w:pPr>
+        <w:ind w:firstLine="0"/>
+        <w:rPr>
+          <w:lang w:val="de-DE"/>
+        </w:rPr>
+      </w:pPr>
+      <w:r>
+        <w:rPr>
+          <w:lang w:val="de-DE"/>
+        </w:rPr>
+        <w:drawing>
+          <wp:anchor distT="0" distB="0" distL="114300" distR="114300" simplePos="0" relativeHeight="251661312" behindDoc="0" locked="0" layoutInCell="1" allowOverlap="1" wp14:anchorId="37051D9B" wp14:editId="7435C86B">
+            <wp:simplePos x="0" y="0"/>
+            <wp:positionH relativeFrom="margin">
+              <wp:align>center</wp:align>
+            </wp:positionH>
+            <wp:positionV relativeFrom="paragraph">
+              <wp:posOffset>0</wp:posOffset>
+            </wp:positionV>
+            <wp:extent cx="5283200" cy="4330700"/>
+            <wp:effectExtent l="0" t="0" r="0" b="0"/>
+            <wp:wrapSquare wrapText="bothSides"/>
+            <wp:docPr id="1245437911" name="Picture 1" descr="A diagram of a diagram&#10;&#10;Description automatically generated with medium confidence"/>
+            <wp:cNvGraphicFramePr>
+              <a:graphicFrameLocks xmlns:a="http://schemas.openxmlformats.org/drawingml/2006/main" noChangeAspect="1"/>
+            </wp:cNvGraphicFramePr>
+            <a:graphic xmlns:a="http://schemas.openxmlformats.org/drawingml/2006/main">
+              <a:graphicData uri="http://schemas.openxmlformats.org/drawingml/2006/picture">
+                <pic:pic xmlns:pic="http://schemas.openxmlformats.org/drawingml/2006/picture">
+                  <pic:nvPicPr>
+                    <pic:cNvPr id="1245437911" name="Picture 1" descr="A diagram of a diagram&#10;&#10;Description automatically generated with medium confidence"/>
+                    <pic:cNvPicPr/>
+                  </pic:nvPicPr>
+                  <pic:blipFill>
+                    <a:blip r:embed="rId17">
+                      <a:extLst>
+                        <a:ext uri="{28A0092B-C50C-407E-A947-70E740481C1C}">
+                          <a14:useLocalDpi xmlns:a14="http://schemas.microsoft.com/office/drawing/2010/main" val="0"/>
+                        </a:ext>
+                      </a:extLst>
+                    </a:blip>
+                    <a:stretch>
+                      <a:fillRect/>
+                    </a:stretch>
+                  </pic:blipFill>
+                  <pic:spPr>
+                    <a:xfrm>
+                      <a:off x="0" y="0"/>
+                      <a:ext cx="5283200" cy="4330700"/>
+                    </a:xfrm>
+                    <a:prstGeom prst="rect">
+                      <a:avLst/>
+                    </a:prstGeom>
+                  </pic:spPr>
+                </pic:pic>
+              </a:graphicData>
+            </a:graphic>
+            <wp14:sizeRelH relativeFrom="page">
+              <wp14:pctWidth>0</wp14:pctWidth>
+            </wp14:sizeRelH>
+            <wp14:sizeRelV relativeFrom="page">
+              <wp14:pctHeight>0</wp14:pctHeight>
+            </wp14:sizeRelV>
+          </wp:anchor>
+        </w:drawing>
+      </w:r>
+    </w:p>
+    <w:p>
+      <w:pPr>
+        <w:ind w:firstLine="0"/>
+        <w:rPr>
+          <w:lang w:val="en-BG"/>
+        </w:rPr>
+      </w:pPr>
+      <w:r>
+        <w:rPr>
+          <w:b/>
+          <w:bCs/>
+          <w:lang w:val="en-BG"/>
+        </w:rPr>
+        <w:t>Наблюдения върху клъстеризацията:</w:t>
+      </w:r>
+      <w:r>
+        <w:rPr>
+          <w:lang w:val="en-BG"/>
+        </w:rPr>
+        <w:t> Визуализацията разкрива, че докато класове като „Crying Baby“ формират сравнително компактни групи, класът </w:t>
+      </w:r>
+      <w:r>
+        <w:rPr>
+          <w:b/>
+          <w:bCs/>
+          <w:lang w:val="en-BG"/>
+        </w:rPr>
+        <w:t>„Dog Bark“</w:t>
+      </w:r>
+      <w:r>
+        <w:rPr>
+          <w:lang w:val="en-BG"/>
+        </w:rPr>
+        <w:t> е значително по-разпръснат и демонстрира частично припокриване с „Door Knock“ и „Siren“.</w:t>
+      </w:r>
+    </w:p>
+    <w:p>
+      <w:pPr>
+        <w:numPr>
+          <w:ilvl w:val="0"/>
+          <w:numId w:val="24"/>
+        </w:numPr>
+        <w:rPr>
+          <w:lang w:val="en-BG"/>
+        </w:rPr>
+      </w:pPr>
+      <w:r>
+        <w:rPr>
+          <w:b/>
+          <w:bCs/>
+          <w:lang w:val="en-BG"/>
+        </w:rPr>
+        <w:t>Припокриването с „Door Knock“</w:t>
+      </w:r>
+      <w:r>
+        <w:rPr>
+          <w:lang w:val="en-BG"/>
+        </w:rPr>
+        <w:t> се дължи на сходния импулсивен характер и кратката продължителност на двете звукови събития.</w:t>
+      </w:r>
+    </w:p>
+    <w:p>
+      <w:pPr>
+        <w:numPr>
+          <w:ilvl w:val="0"/>
+          <w:numId w:val="24"/>
+        </w:numPr>
+        <w:rPr>
+          <w:lang w:val="en-BG"/>
+        </w:rPr>
+      </w:pPr>
+      <w:r>
+        <w:rPr>
+          <w:b/>
+          <w:bCs/>
+          <w:lang w:val="en-BG"/>
+        </w:rPr>
+        <w:t>Пръснатостта на „Dog Bark“</w:t>
+      </w:r>
+      <w:r>
+        <w:rPr>
+          <w:lang w:val="en-BG"/>
+        </w:rPr>
+        <w:t> отразява високата акустична вариативност на източника (различни породи и типове лай).</w:t>
+      </w:r>
+    </w:p>
+    <w:p>
+      <w:pPr>
+        <w:numPr>
+          <w:ilvl w:val="0"/>
+          <w:numId w:val="24"/>
+        </w:numPr>
+        <w:rPr>
+          <w:lang w:val="en-BG"/>
+        </w:rPr>
+      </w:pPr>
+      <w:proofErr w:type="spellStart"/>
+      <w:r>
+        <w:t>Поради</w:t>
+      </w:r>
+      <w:proofErr w:type="spellEnd"/>
+      <w:r>
+        <w:t xml:space="preserve"> </w:t>
+      </w:r>
+      <w:proofErr w:type="spellStart"/>
+      <w:r>
+        <w:t>акустичната</w:t>
+      </w:r>
+      <w:proofErr w:type="spellEnd"/>
+      <w:r>
+        <w:t xml:space="preserve"> </w:t>
+      </w:r>
+      <w:proofErr w:type="spellStart"/>
+      <w:r>
+        <w:t>близост</w:t>
+      </w:r>
+      <w:proofErr w:type="spellEnd"/>
+      <w:r>
+        <w:t xml:space="preserve"> </w:t>
+      </w:r>
+      <w:proofErr w:type="spellStart"/>
+      <w:r>
+        <w:t>между</w:t>
+      </w:r>
+      <w:proofErr w:type="spellEnd"/>
+      <w:r>
+        <w:t xml:space="preserve"> </w:t>
+      </w:r>
+      <w:r>
+        <w:rPr>
+          <w:lang w:val="de-DE"/>
+        </w:rPr>
+        <w:t>„</w:t>
+      </w:r>
+      <w:proofErr w:type="spellStart"/>
+      <w:proofErr w:type="gramStart"/>
+      <w:r>
+        <w:rPr>
+          <w:lang w:val="de-DE"/>
+        </w:rPr>
+        <w:t>Siren</w:t>
+      </w:r>
+      <w:proofErr w:type="spellEnd"/>
+      <w:r>
+        <w:rPr>
+          <w:lang w:val="de-DE"/>
+        </w:rPr>
+        <w:t>“</w:t>
+      </w:r>
+      <w:r>
+        <w:t xml:space="preserve"> и</w:t>
+      </w:r>
+      <w:proofErr w:type="gramEnd"/>
+      <w:r>
+        <w:t xml:space="preserve"> </w:t>
+      </w:r>
+      <w:r>
+        <w:t>“Car Horn”</w:t>
+      </w:r>
+      <w:r>
+        <w:t xml:space="preserve">, </w:t>
+      </w:r>
+      <w:proofErr w:type="spellStart"/>
+      <w:r>
+        <w:t>системата</w:t>
+      </w:r>
+      <w:proofErr w:type="spellEnd"/>
+      <w:r>
+        <w:t xml:space="preserve"> </w:t>
+      </w:r>
+      <w:proofErr w:type="spellStart"/>
+      <w:r>
+        <w:t>ще</w:t>
+      </w:r>
+      <w:proofErr w:type="spellEnd"/>
+      <w:r>
+        <w:t xml:space="preserve"> </w:t>
+      </w:r>
+      <w:proofErr w:type="spellStart"/>
+      <w:r>
+        <w:t>разчита</w:t>
+      </w:r>
+      <w:proofErr w:type="spellEnd"/>
+      <w:r>
+        <w:t xml:space="preserve"> </w:t>
+      </w:r>
+      <w:proofErr w:type="spellStart"/>
+      <w:r>
+        <w:t>на</w:t>
+      </w:r>
+      <w:proofErr w:type="spellEnd"/>
+      <w:r>
+        <w:t xml:space="preserve"> </w:t>
+      </w:r>
+      <w:proofErr w:type="spellStart"/>
+      <w:r>
+        <w:t>способността</w:t>
+      </w:r>
+      <w:proofErr w:type="spellEnd"/>
+      <w:r>
+        <w:t xml:space="preserve"> </w:t>
+      </w:r>
+      <w:proofErr w:type="spellStart"/>
+      <w:r>
+        <w:t>на</w:t>
+      </w:r>
+      <w:proofErr w:type="spellEnd"/>
+      <w:r>
+        <w:t xml:space="preserve"> </w:t>
+      </w:r>
+      <w:proofErr w:type="spellStart"/>
+      <w:r>
+        <w:t>невронната</w:t>
+      </w:r>
+      <w:proofErr w:type="spellEnd"/>
+      <w:r>
+        <w:t xml:space="preserve"> </w:t>
+      </w:r>
+      <w:proofErr w:type="spellStart"/>
+      <w:r>
+        <w:t>мрежа</w:t>
+      </w:r>
+      <w:proofErr w:type="spellEnd"/>
+      <w:r>
+        <w:t xml:space="preserve"> </w:t>
+      </w:r>
+      <w:proofErr w:type="spellStart"/>
+      <w:r>
+        <w:t>да</w:t>
+      </w:r>
+      <w:proofErr w:type="spellEnd"/>
+      <w:r>
+        <w:t xml:space="preserve"> </w:t>
+      </w:r>
+      <w:proofErr w:type="spellStart"/>
+      <w:r>
+        <w:t>улавя</w:t>
+      </w:r>
+      <w:proofErr w:type="spellEnd"/>
+      <w:r>
+        <w:t xml:space="preserve"> </w:t>
+      </w:r>
+      <w:proofErr w:type="spellStart"/>
+      <w:r>
+        <w:t>промяната</w:t>
+      </w:r>
+      <w:proofErr w:type="spellEnd"/>
+      <w:r>
+        <w:t xml:space="preserve"> в </w:t>
+      </w:r>
+      <w:proofErr w:type="spellStart"/>
+      <w:r>
+        <w:t>честотата</w:t>
+      </w:r>
+      <w:proofErr w:type="spellEnd"/>
+      <w:r>
+        <w:t xml:space="preserve"> </w:t>
+      </w:r>
+      <w:proofErr w:type="spellStart"/>
+      <w:r>
+        <w:t>във</w:t>
+      </w:r>
+      <w:proofErr w:type="spellEnd"/>
+      <w:r>
+        <w:t xml:space="preserve"> </w:t>
+      </w:r>
+      <w:proofErr w:type="spellStart"/>
+      <w:r>
+        <w:t>времето</w:t>
+      </w:r>
+      <w:proofErr w:type="spellEnd"/>
+      <w:r>
+        <w:t xml:space="preserve">. </w:t>
+      </w:r>
+      <w:proofErr w:type="spellStart"/>
+      <w:r>
+        <w:t>Докато</w:t>
+      </w:r>
+      <w:proofErr w:type="spellEnd"/>
+      <w:r>
+        <w:t xml:space="preserve"> </w:t>
+      </w:r>
+      <w:proofErr w:type="spellStart"/>
+      <w:r>
+        <w:t>клаксонът</w:t>
+      </w:r>
+      <w:proofErr w:type="spellEnd"/>
+      <w:r>
+        <w:t xml:space="preserve"> </w:t>
+      </w:r>
+      <w:proofErr w:type="spellStart"/>
+      <w:r>
+        <w:t>обикновено</w:t>
+      </w:r>
+      <w:proofErr w:type="spellEnd"/>
+      <w:r>
+        <w:t xml:space="preserve"> е </w:t>
+      </w:r>
+      <w:proofErr w:type="spellStart"/>
+      <w:r>
+        <w:t>монотонно</w:t>
+      </w:r>
+      <w:proofErr w:type="spellEnd"/>
+      <w:r>
+        <w:t xml:space="preserve"> </w:t>
+      </w:r>
+      <w:proofErr w:type="spellStart"/>
+      <w:r>
+        <w:t>висок</w:t>
+      </w:r>
+      <w:proofErr w:type="spellEnd"/>
+      <w:r>
+        <w:t xml:space="preserve">, </w:t>
+      </w:r>
+      <w:proofErr w:type="spellStart"/>
+      <w:r>
+        <w:t>сирената</w:t>
+      </w:r>
+      <w:proofErr w:type="spellEnd"/>
+      <w:r>
+        <w:t xml:space="preserve"> </w:t>
+      </w:r>
+      <w:proofErr w:type="spellStart"/>
+      <w:r>
+        <w:t>променя</w:t>
+      </w:r>
+      <w:proofErr w:type="spellEnd"/>
+      <w:r>
+        <w:t xml:space="preserve"> </w:t>
+      </w:r>
+      <w:proofErr w:type="spellStart"/>
+      <w:r>
+        <w:t>своята</w:t>
+      </w:r>
+      <w:proofErr w:type="spellEnd"/>
+      <w:r>
+        <w:t xml:space="preserve"> </w:t>
+      </w:r>
+      <w:proofErr w:type="spellStart"/>
+      <w:r>
+        <w:t>височина</w:t>
+      </w:r>
+      <w:proofErr w:type="spellEnd"/>
+      <w:r>
+        <w:t xml:space="preserve">. </w:t>
+      </w:r>
+      <w:proofErr w:type="spellStart"/>
+      <w:r>
+        <w:t>Това</w:t>
+      </w:r>
+      <w:proofErr w:type="spellEnd"/>
+      <w:r>
+        <w:t xml:space="preserve"> </w:t>
+      </w:r>
+      <w:proofErr w:type="spellStart"/>
+      <w:r>
+        <w:t>потвърждава</w:t>
+      </w:r>
+      <w:proofErr w:type="spellEnd"/>
+      <w:r>
+        <w:t xml:space="preserve">, </w:t>
+      </w:r>
+      <w:proofErr w:type="spellStart"/>
+      <w:r>
+        <w:t>че</w:t>
+      </w:r>
+      <w:proofErr w:type="spellEnd"/>
+      <w:r>
+        <w:t xml:space="preserve"> Mel-</w:t>
+      </w:r>
+      <w:proofErr w:type="spellStart"/>
+      <w:r>
+        <w:t>спектрограмите</w:t>
+      </w:r>
+      <w:proofErr w:type="spellEnd"/>
+      <w:r>
+        <w:t xml:space="preserve">, </w:t>
+      </w:r>
+      <w:proofErr w:type="spellStart"/>
+      <w:r>
+        <w:t>които</w:t>
+      </w:r>
+      <w:proofErr w:type="spellEnd"/>
+      <w:r>
+        <w:t xml:space="preserve"> </w:t>
+      </w:r>
+      <w:proofErr w:type="spellStart"/>
+      <w:r>
+        <w:t>показват</w:t>
+      </w:r>
+      <w:proofErr w:type="spellEnd"/>
+      <w:r>
+        <w:t xml:space="preserve"> </w:t>
+      </w:r>
+      <w:proofErr w:type="spellStart"/>
+      <w:r>
+        <w:t>именно</w:t>
+      </w:r>
+      <w:proofErr w:type="spellEnd"/>
+      <w:r>
+        <w:t xml:space="preserve"> </w:t>
+      </w:r>
+      <w:proofErr w:type="spellStart"/>
+      <w:r>
+        <w:t>тази</w:t>
+      </w:r>
+      <w:proofErr w:type="spellEnd"/>
+      <w:r>
+        <w:t xml:space="preserve"> </w:t>
+      </w:r>
+      <w:proofErr w:type="spellStart"/>
+      <w:r>
+        <w:t>промяна</w:t>
+      </w:r>
+      <w:proofErr w:type="spellEnd"/>
+      <w:r>
+        <w:t xml:space="preserve"> </w:t>
+      </w:r>
+      <w:proofErr w:type="spellStart"/>
+      <w:r>
+        <w:t>във</w:t>
+      </w:r>
+      <w:proofErr w:type="spellEnd"/>
+      <w:r>
+        <w:t xml:space="preserve"> </w:t>
+      </w:r>
+      <w:proofErr w:type="spellStart"/>
+      <w:r>
+        <w:t>времето</w:t>
+      </w:r>
+      <w:proofErr w:type="spellEnd"/>
+      <w:r>
+        <w:t xml:space="preserve">, </w:t>
+      </w:r>
+      <w:proofErr w:type="spellStart"/>
+      <w:r>
+        <w:t>са</w:t>
+      </w:r>
+      <w:proofErr w:type="spellEnd"/>
+      <w:r>
+        <w:t xml:space="preserve"> </w:t>
+      </w:r>
+      <w:proofErr w:type="spellStart"/>
+      <w:r>
+        <w:t>по-подходящ</w:t>
+      </w:r>
+      <w:proofErr w:type="spellEnd"/>
+      <w:r>
+        <w:t xml:space="preserve"> </w:t>
+      </w:r>
+      <w:proofErr w:type="spellStart"/>
+      <w:r>
+        <w:t>признак</w:t>
+      </w:r>
+      <w:proofErr w:type="spellEnd"/>
+      <w:r>
+        <w:t xml:space="preserve"> </w:t>
+      </w:r>
+      <w:proofErr w:type="spellStart"/>
+      <w:r>
+        <w:t>от</w:t>
+      </w:r>
+      <w:proofErr w:type="spellEnd"/>
+      <w:r>
+        <w:t xml:space="preserve"> </w:t>
+      </w:r>
+      <w:proofErr w:type="spellStart"/>
+      <w:r>
+        <w:t>статичните</w:t>
+      </w:r>
+      <w:proofErr w:type="spellEnd"/>
+      <w:r>
+        <w:t xml:space="preserve"> MFCC </w:t>
+      </w:r>
+      <w:proofErr w:type="spellStart"/>
+      <w:r>
+        <w:t>средни</w:t>
+      </w:r>
+      <w:proofErr w:type="spellEnd"/>
+      <w:r>
+        <w:t xml:space="preserve"> </w:t>
+      </w:r>
+      <w:proofErr w:type="spellStart"/>
+      <w:r>
+        <w:t>стойности</w:t>
+      </w:r>
+      <w:proofErr w:type="spellEnd"/>
+      <w:r>
+        <w:t xml:space="preserve"> </w:t>
+      </w:r>
+      <w:proofErr w:type="spellStart"/>
+      <w:r>
+        <w:t>за</w:t>
+      </w:r>
+      <w:proofErr w:type="spellEnd"/>
+      <w:r>
+        <w:t xml:space="preserve"> </w:t>
+      </w:r>
+      <w:proofErr w:type="spellStart"/>
+      <w:r>
+        <w:t>тези</w:t>
+      </w:r>
+      <w:proofErr w:type="spellEnd"/>
+      <w:r>
+        <w:t xml:space="preserve"> </w:t>
+      </w:r>
+      <w:proofErr w:type="spellStart"/>
+      <w:r>
+        <w:t>два</w:t>
+      </w:r>
+      <w:proofErr w:type="spellEnd"/>
+      <w:r>
+        <w:t xml:space="preserve"> </w:t>
+      </w:r>
+      <w:proofErr w:type="spellStart"/>
+      <w:r>
+        <w:t>специфични</w:t>
+      </w:r>
+      <w:proofErr w:type="spellEnd"/>
+      <w:r>
+        <w:t xml:space="preserve"> </w:t>
+      </w:r>
+      <w:proofErr w:type="spellStart"/>
+      <w:r>
+        <w:t>класа</w:t>
+      </w:r>
+      <w:proofErr w:type="spellEnd"/>
+      <w:r>
+        <w:t>.</w:t>
+      </w:r>
+    </w:p>
+    <w:p>
+      <w:pPr>
+        <w:ind w:firstLine="0"/>
+        <w:rPr>
+          <w:lang w:val="en-BG"/>
+        </w:rPr>
+      </w:pPr>
+      <w:r>
+        <w:rPr>
+          <w:lang w:val="en-BG"/>
+        </w:rPr>
+        <w:t xml:space="preserve">Това наблюдение е критично, тъй като индикира потенциални зони на объркване за модела. </w:t>
+      </w:r>
+    </w:p>
+    <w:p>
+      <w:pPr>
+        <w:ind w:firstLine="0"/>
+        <w:rPr>
+          <w:lang w:val="bg-BG"/>
+        </w:rPr>
+      </w:pPr>
+    </w:p>
+    <w:p>
+      <w:pPr>
+        <w:rPr>
+          <w:lang w:val="bg-BG"/>
+        </w:rPr>
+      </w:pPr>
+    </w:p>
+    <w:p>
+      <w:pPr>
+        <w:rPr>
+          <w:lang w:val="bg-BG"/>
+        </w:rPr>
+      </w:pPr>
+    </w:p>
+    <w:p>
+      <w:pPr>
+        <w:rPr>
+          <w:lang w:val="bg-BG"/>
+        </w:rPr>
+      </w:pPr>
+    </w:p>
+    <w:p>
+      <w:pPr>
+        <w:rPr>
+          <w:lang w:val="bg-BG"/>
+        </w:rPr>
+      </w:pPr>
+    </w:p>
+    <w:p>
+      <w:pPr>
+        <w:rPr>
+          <w:lang w:val="bg-BG"/>
+        </w:rPr>
+      </w:pPr>
+    </w:p>
+    <w:p>
+      <w:pPr>
+        <w:rPr>
+          <w:lang w:val="bg-BG"/>
+        </w:rPr>
+      </w:pPr>
+    </w:p>
+    <w:p>
+      <w:pPr>
+        <w:rPr>
+          <w:lang w:val="bg-BG"/>
+        </w:rPr>
+      </w:pPr>
+    </w:p>
+    <w:p>
+      <w:pPr>
+        <w:rPr>
+          <w:lang w:val="bg-BG"/>
+        </w:rPr>
+      </w:pPr>
+    </w:p>
+    <w:p>
+      <w:pPr>
+        <w:rPr>
+          <w:lang w:val="bg-BG"/>
+        </w:rPr>
+      </w:pPr>
+    </w:p>
+    <w:p>
+      <w:pPr>
+        <w:rPr>
+          <w:lang w:val="bg-BG"/>
+        </w:rPr>
+      </w:pPr>
+    </w:p>
+    <w:bookmarkStart w:id="5" w:name="_Toc222130149"/>
     <w:p>
       <w:pPr>
         <w:pStyle w:val="SectionTitle"/>
@@ -1942,7 +5894,7 @@
           </w:r>
         </w:sdtContent>
       </w:sdt>
-      <w:bookmarkEnd w:id="0"/>
+      <w:bookmarkEnd w:id="5"/>
     </w:p>
     <w:sdt>
       <w:sdtPr>
@@ -1987,7 +5939,7 @@
         </w:p>
       </w:sdtContent>
     </w:sdt>
-    <w:bookmarkStart w:id="1" w:name="_Toc409783207" w:displacedByCustomXml="next"/>
+    <w:bookmarkStart w:id="6" w:name="_Toc222130150" w:displacedByCustomXml="next"/>
     <w:sdt>
       <w:sdtPr>
         <w:rPr>
@@ -2019,7 +5971,7 @@
         </w:p>
       </w:sdtContent>
     </w:sdt>
-    <w:bookmarkEnd w:id="1" w:displacedByCustomXml="prev"/>
+    <w:bookmarkEnd w:id="6" w:displacedByCustomXml="prev"/>
     <w:p>
       <w:pPr>
         <w:rPr>
@@ -2056,7 +6008,7 @@
         <w:t xml:space="preserve"> </w:t>
       </w:r>
     </w:p>
-    <w:bookmarkStart w:id="2" w:name="_Toc409783208"/>
+    <w:bookmarkStart w:id="7" w:name="_Toc222130151"/>
     <w:p>
       <w:pPr>
         <w:pStyle w:val="Heading2"/>
@@ -2094,7 +6046,7 @@
         </w:rPr>
         <w:t>1</w:t>
       </w:r>
-      <w:bookmarkEnd w:id="2"/>
+      <w:bookmarkEnd w:id="7"/>
     </w:p>
     <w:sdt>
       <w:sdtPr>
@@ -2126,7 +6078,7 @@
         </w:p>
       </w:sdtContent>
     </w:sdt>
-    <w:bookmarkStart w:id="3" w:name="_Toc409783209"/>
+    <w:bookmarkStart w:id="8" w:name="_Toc222130152"/>
     <w:p>
       <w:pPr>
         <w:rPr>
@@ -2166,7 +6118,7 @@
             </w:rPr>
             <w:t>[Heading 3]</w:t>
           </w:r>
-          <w:bookmarkEnd w:id="3"/>
+          <w:bookmarkEnd w:id="8"/>
         </w:sdtContent>
       </w:sdt>
       <w:r>
@@ -2377,14 +6329,7 @@
             <w:rPr>
               <w:lang w:val="bg-BG"/>
             </w:rPr>
-            <w:t xml:space="preserve">[Like all sections of your paper, references start on their own page, as shown on the page that follows.  The body of the References section uses the Bibliography style.  </w:t>
-          </w:r>
-          <w:r>
-            <w:rPr>
-              <w:lang w:val="bg-BG"/>
-            </w:rPr>
-            <w:lastRenderedPageBreak/>
-            <w:t>For more detailed information on formatting references, see the APA Style Manual, 6th Edition.</w:t>
+            <w:t>[Like all sections of your paper, references start on their own page, as shown on the page that follows.  The body of the References section uses the Bibliography style.  For more detailed information on formatting references, see the APA Style Manual, 6th Edition.</w:t>
           </w:r>
         </w:sdtContent>
       </w:sdt>
@@ -2420,7 +6365,7 @@
         </w:sdtContent>
       </w:sdt>
     </w:p>
-    <w:bookmarkStart w:id="4" w:name="_Toc409783210" w:displacedByCustomXml="next"/>
+    <w:bookmarkStart w:id="9" w:name="_Toc222130153" w:displacedByCustomXml="next"/>
     <w:sdt>
       <w:sdtPr>
         <w:rPr>
@@ -2451,7 +6396,7 @@
             </w:rPr>
             <w:t>References</w:t>
           </w:r>
-          <w:bookmarkEnd w:id="4"/>
+          <w:bookmarkEnd w:id="9"/>
           <w:proofErr w:type="spellEnd"/>
         </w:p>
         <w:sdt>
@@ -2542,7 +6487,7 @@
           <w:lang w:val="bg-BG"/>
         </w:rPr>
       </w:pPr>
-      <w:bookmarkStart w:id="5" w:name="_Toc409783211"/>
+      <w:bookmarkStart w:id="10" w:name="_Toc222130154"/>
       <w:proofErr w:type="spellStart"/>
       <w:r>
         <w:rPr>
@@ -2550,7 +6495,7 @@
         </w:rPr>
         <w:t>Footnotes</w:t>
       </w:r>
-      <w:bookmarkEnd w:id="5"/>
+      <w:bookmarkEnd w:id="10"/>
       <w:proofErr w:type="spellEnd"/>
     </w:p>
     <w:p>
@@ -2616,7 +6561,7 @@
           <w:lang w:val="bg-BG"/>
         </w:rPr>
       </w:pPr>
-      <w:bookmarkStart w:id="6" w:name="_Toc409783212"/>
+      <w:bookmarkStart w:id="11" w:name="_Toc222130155"/>
       <w:proofErr w:type="spellStart"/>
       <w:r>
         <w:rPr>
@@ -2624,7 +6569,7 @@
         </w:rPr>
         <w:t>Tables</w:t>
       </w:r>
-      <w:bookmarkEnd w:id="6"/>
+      <w:bookmarkEnd w:id="11"/>
       <w:proofErr w:type="spellEnd"/>
     </w:p>
     <w:p>
@@ -2697,11 +6642,11 @@
         <w:tblCaption w:val="Sample 5-column table"/>
       </w:tblPr>
       <w:tblGrid>
-        <w:gridCol w:w="1874"/>
-        <w:gridCol w:w="1872"/>
-        <w:gridCol w:w="1872"/>
-        <w:gridCol w:w="1872"/>
-        <w:gridCol w:w="1870"/>
+        <w:gridCol w:w="2018"/>
+        <w:gridCol w:w="2016"/>
+        <w:gridCol w:w="2016"/>
+        <w:gridCol w:w="2016"/>
+        <w:gridCol w:w="2014"/>
       </w:tblGrid>
       <w:tr>
         <w:trPr>
@@ -3526,7 +7471,7 @@
           <w:lang w:val="bg-BG"/>
         </w:rPr>
       </w:pPr>
-      <w:bookmarkStart w:id="7" w:name="_Toc409783213"/>
+      <w:bookmarkStart w:id="12" w:name="_Toc222130156"/>
       <w:proofErr w:type="spellStart"/>
       <w:r>
         <w:rPr>
@@ -3534,7 +7479,7 @@
         </w:rPr>
         <w:t>Figures</w:t>
       </w:r>
-      <w:bookmarkEnd w:id="7"/>
+      <w:bookmarkEnd w:id="12"/>
       <w:proofErr w:type="spellEnd"/>
     </w:p>
     <w:p>
@@ -3549,7 +7494,6 @@
           <w:noProof/>
           <w:lang w:val="bg-BG" w:eastAsia="en-US"/>
         </w:rPr>
-        <w:lastRenderedPageBreak/>
         <w:drawing>
           <wp:inline distT="0" distB="0" distL="0" distR="0" wp14:anchorId="24BD92EB" wp14:editId="17BA15D1">
             <wp:extent cx="5934075" cy="3956051"/>
@@ -3566,7 +7510,7 @@
                     <pic:cNvPicPr/>
                   </pic:nvPicPr>
                   <pic:blipFill>
-                    <a:blip r:embed="rId11">
+                    <a:blip r:embed="rId18">
                       <a:extLst>
                         <a:ext uri="{28A0092B-C50C-407E-A947-70E740481C1C}">
                           <a14:useLocalDpi xmlns:a14="http://schemas.microsoft.com/office/drawing/2010/main" val="0"/>
@@ -3864,13 +7808,13 @@
       </w:r>
     </w:p>
     <w:sectPr>
-      <w:headerReference w:type="default" r:id="rId12"/>
-      <w:headerReference w:type="first" r:id="rId13"/>
+      <w:headerReference w:type="default" r:id="rId19"/>
+      <w:headerReference w:type="first" r:id="rId20"/>
       <w:footnotePr>
         <w:pos w:val="beneathText"/>
       </w:footnotePr>
       <w:pgSz w:w="12240" w:h="15840" w:code="1"/>
-      <w:pgMar w:top="1440" w:right="1440" w:bottom="1440" w:left="1440" w:header="720" w:footer="720" w:gutter="0"/>
+      <w:pgMar w:top="1440" w:right="1080" w:bottom="1440" w:left="1080" w:header="720" w:footer="720" w:gutter="0"/>
       <w:cols w:space="720"/>
       <w:titlePg/>
       <w:docGrid w:linePitch="360"/>
@@ -4287,6 +8231,864 @@
     </w:lvl>
   </w:abstractNum>
   <w:abstractNum w:abstractNumId="10" w15:restartNumberingAfterBreak="0">
+    <w:nsid w:val="02E11423"/>
+    <w:multiLevelType w:val="multilevel"/>
+    <w:tmpl w:val="8E200D4E"/>
+    <w:lvl w:ilvl="0">
+      <w:start w:val="1"/>
+      <w:numFmt w:val="bullet"/>
+      <w:lvlText w:val=""/>
+      <w:lvlJc w:val="left"/>
+      <w:pPr>
+        <w:tabs>
+          <w:tab w:val="num" w:pos="720"/>
+        </w:tabs>
+        <w:ind w:left="720" w:hanging="360"/>
+      </w:pPr>
+      <w:rPr>
+        <w:rFonts w:ascii="Symbol" w:hAnsi="Symbol" w:hint="default"/>
+        <w:sz w:val="20"/>
+      </w:rPr>
+    </w:lvl>
+    <w:lvl w:ilvl="1" w:tentative="1">
+      <w:start w:val="1"/>
+      <w:numFmt w:val="bullet"/>
+      <w:lvlText w:val="o"/>
+      <w:lvlJc w:val="left"/>
+      <w:pPr>
+        <w:tabs>
+          <w:tab w:val="num" w:pos="1440"/>
+        </w:tabs>
+        <w:ind w:left="1440" w:hanging="360"/>
+      </w:pPr>
+      <w:rPr>
+        <w:rFonts w:ascii="Courier New" w:hAnsi="Courier New" w:hint="default"/>
+        <w:sz w:val="20"/>
+      </w:rPr>
+    </w:lvl>
+    <w:lvl w:ilvl="2" w:tentative="1">
+      <w:start w:val="1"/>
+      <w:numFmt w:val="bullet"/>
+      <w:lvlText w:val=""/>
+      <w:lvlJc w:val="left"/>
+      <w:pPr>
+        <w:tabs>
+          <w:tab w:val="num" w:pos="2160"/>
+        </w:tabs>
+        <w:ind w:left="2160" w:hanging="360"/>
+      </w:pPr>
+      <w:rPr>
+        <w:rFonts w:ascii="Wingdings" w:hAnsi="Wingdings" w:hint="default"/>
+        <w:sz w:val="20"/>
+      </w:rPr>
+    </w:lvl>
+    <w:lvl w:ilvl="3" w:tentative="1">
+      <w:start w:val="1"/>
+      <w:numFmt w:val="bullet"/>
+      <w:lvlText w:val=""/>
+      <w:lvlJc w:val="left"/>
+      <w:pPr>
+        <w:tabs>
+          <w:tab w:val="num" w:pos="2880"/>
+        </w:tabs>
+        <w:ind w:left="2880" w:hanging="360"/>
+      </w:pPr>
+      <w:rPr>
+        <w:rFonts w:ascii="Wingdings" w:hAnsi="Wingdings" w:hint="default"/>
+        <w:sz w:val="20"/>
+      </w:rPr>
+    </w:lvl>
+    <w:lvl w:ilvl="4" w:tentative="1">
+      <w:start w:val="1"/>
+      <w:numFmt w:val="bullet"/>
+      <w:lvlText w:val=""/>
+      <w:lvlJc w:val="left"/>
+      <w:pPr>
+        <w:tabs>
+          <w:tab w:val="num" w:pos="3600"/>
+        </w:tabs>
+        <w:ind w:left="3600" w:hanging="360"/>
+      </w:pPr>
+      <w:rPr>
+        <w:rFonts w:ascii="Wingdings" w:hAnsi="Wingdings" w:hint="default"/>
+        <w:sz w:val="20"/>
+      </w:rPr>
+    </w:lvl>
+    <w:lvl w:ilvl="5" w:tentative="1">
+      <w:start w:val="1"/>
+      <w:numFmt w:val="bullet"/>
+      <w:lvlText w:val=""/>
+      <w:lvlJc w:val="left"/>
+      <w:pPr>
+        <w:tabs>
+          <w:tab w:val="num" w:pos="4320"/>
+        </w:tabs>
+        <w:ind w:left="4320" w:hanging="360"/>
+      </w:pPr>
+      <w:rPr>
+        <w:rFonts w:ascii="Wingdings" w:hAnsi="Wingdings" w:hint="default"/>
+        <w:sz w:val="20"/>
+      </w:rPr>
+    </w:lvl>
+    <w:lvl w:ilvl="6" w:tentative="1">
+      <w:start w:val="1"/>
+      <w:numFmt w:val="bullet"/>
+      <w:lvlText w:val=""/>
+      <w:lvlJc w:val="left"/>
+      <w:pPr>
+        <w:tabs>
+          <w:tab w:val="num" w:pos="5040"/>
+        </w:tabs>
+        <w:ind w:left="5040" w:hanging="360"/>
+      </w:pPr>
+      <w:rPr>
+        <w:rFonts w:ascii="Wingdings" w:hAnsi="Wingdings" w:hint="default"/>
+        <w:sz w:val="20"/>
+      </w:rPr>
+    </w:lvl>
+    <w:lvl w:ilvl="7" w:tentative="1">
+      <w:start w:val="1"/>
+      <w:numFmt w:val="bullet"/>
+      <w:lvlText w:val=""/>
+      <w:lvlJc w:val="left"/>
+      <w:pPr>
+        <w:tabs>
+          <w:tab w:val="num" w:pos="5760"/>
+        </w:tabs>
+        <w:ind w:left="5760" w:hanging="360"/>
+      </w:pPr>
+      <w:rPr>
+        <w:rFonts w:ascii="Wingdings" w:hAnsi="Wingdings" w:hint="default"/>
+        <w:sz w:val="20"/>
+      </w:rPr>
+    </w:lvl>
+    <w:lvl w:ilvl="8" w:tentative="1">
+      <w:start w:val="1"/>
+      <w:numFmt w:val="bullet"/>
+      <w:lvlText w:val=""/>
+      <w:lvlJc w:val="left"/>
+      <w:pPr>
+        <w:tabs>
+          <w:tab w:val="num" w:pos="6480"/>
+        </w:tabs>
+        <w:ind w:left="6480" w:hanging="360"/>
+      </w:pPr>
+      <w:rPr>
+        <w:rFonts w:ascii="Wingdings" w:hAnsi="Wingdings" w:hint="default"/>
+        <w:sz w:val="20"/>
+      </w:rPr>
+    </w:lvl>
+  </w:abstractNum>
+  <w:abstractNum w:abstractNumId="11" w15:restartNumberingAfterBreak="0">
+    <w:nsid w:val="05CC06FE"/>
+    <w:multiLevelType w:val="multilevel"/>
+    <w:tmpl w:val="D1F8CE4A"/>
+    <w:lvl w:ilvl="0">
+      <w:start w:val="1"/>
+      <w:numFmt w:val="bullet"/>
+      <w:lvlText w:val=""/>
+      <w:lvlJc w:val="left"/>
+      <w:pPr>
+        <w:tabs>
+          <w:tab w:val="num" w:pos="720"/>
+        </w:tabs>
+        <w:ind w:left="720" w:hanging="360"/>
+      </w:pPr>
+      <w:rPr>
+        <w:rFonts w:ascii="Symbol" w:hAnsi="Symbol" w:hint="default"/>
+        <w:sz w:val="20"/>
+      </w:rPr>
+    </w:lvl>
+    <w:lvl w:ilvl="1" w:tentative="1">
+      <w:start w:val="1"/>
+      <w:numFmt w:val="bullet"/>
+      <w:lvlText w:val="o"/>
+      <w:lvlJc w:val="left"/>
+      <w:pPr>
+        <w:tabs>
+          <w:tab w:val="num" w:pos="1440"/>
+        </w:tabs>
+        <w:ind w:left="1440" w:hanging="360"/>
+      </w:pPr>
+      <w:rPr>
+        <w:rFonts w:ascii="Courier New" w:hAnsi="Courier New" w:hint="default"/>
+        <w:sz w:val="20"/>
+      </w:rPr>
+    </w:lvl>
+    <w:lvl w:ilvl="2" w:tentative="1">
+      <w:start w:val="1"/>
+      <w:numFmt w:val="bullet"/>
+      <w:lvlText w:val=""/>
+      <w:lvlJc w:val="left"/>
+      <w:pPr>
+        <w:tabs>
+          <w:tab w:val="num" w:pos="2160"/>
+        </w:tabs>
+        <w:ind w:left="2160" w:hanging="360"/>
+      </w:pPr>
+      <w:rPr>
+        <w:rFonts w:ascii="Wingdings" w:hAnsi="Wingdings" w:hint="default"/>
+        <w:sz w:val="20"/>
+      </w:rPr>
+    </w:lvl>
+    <w:lvl w:ilvl="3" w:tentative="1">
+      <w:start w:val="1"/>
+      <w:numFmt w:val="bullet"/>
+      <w:lvlText w:val=""/>
+      <w:lvlJc w:val="left"/>
+      <w:pPr>
+        <w:tabs>
+          <w:tab w:val="num" w:pos="2880"/>
+        </w:tabs>
+        <w:ind w:left="2880" w:hanging="360"/>
+      </w:pPr>
+      <w:rPr>
+        <w:rFonts w:ascii="Wingdings" w:hAnsi="Wingdings" w:hint="default"/>
+        <w:sz w:val="20"/>
+      </w:rPr>
+    </w:lvl>
+    <w:lvl w:ilvl="4" w:tentative="1">
+      <w:start w:val="1"/>
+      <w:numFmt w:val="bullet"/>
+      <w:lvlText w:val=""/>
+      <w:lvlJc w:val="left"/>
+      <w:pPr>
+        <w:tabs>
+          <w:tab w:val="num" w:pos="3600"/>
+        </w:tabs>
+        <w:ind w:left="3600" w:hanging="360"/>
+      </w:pPr>
+      <w:rPr>
+        <w:rFonts w:ascii="Wingdings" w:hAnsi="Wingdings" w:hint="default"/>
+        <w:sz w:val="20"/>
+      </w:rPr>
+    </w:lvl>
+    <w:lvl w:ilvl="5" w:tentative="1">
+      <w:start w:val="1"/>
+      <w:numFmt w:val="bullet"/>
+      <w:lvlText w:val=""/>
+      <w:lvlJc w:val="left"/>
+      <w:pPr>
+        <w:tabs>
+          <w:tab w:val="num" w:pos="4320"/>
+        </w:tabs>
+        <w:ind w:left="4320" w:hanging="360"/>
+      </w:pPr>
+      <w:rPr>
+        <w:rFonts w:ascii="Wingdings" w:hAnsi="Wingdings" w:hint="default"/>
+        <w:sz w:val="20"/>
+      </w:rPr>
+    </w:lvl>
+    <w:lvl w:ilvl="6" w:tentative="1">
+      <w:start w:val="1"/>
+      <w:numFmt w:val="bullet"/>
+      <w:lvlText w:val=""/>
+      <w:lvlJc w:val="left"/>
+      <w:pPr>
+        <w:tabs>
+          <w:tab w:val="num" w:pos="5040"/>
+        </w:tabs>
+        <w:ind w:left="5040" w:hanging="360"/>
+      </w:pPr>
+      <w:rPr>
+        <w:rFonts w:ascii="Wingdings" w:hAnsi="Wingdings" w:hint="default"/>
+        <w:sz w:val="20"/>
+      </w:rPr>
+    </w:lvl>
+    <w:lvl w:ilvl="7" w:tentative="1">
+      <w:start w:val="1"/>
+      <w:numFmt w:val="bullet"/>
+      <w:lvlText w:val=""/>
+      <w:lvlJc w:val="left"/>
+      <w:pPr>
+        <w:tabs>
+          <w:tab w:val="num" w:pos="5760"/>
+        </w:tabs>
+        <w:ind w:left="5760" w:hanging="360"/>
+      </w:pPr>
+      <w:rPr>
+        <w:rFonts w:ascii="Wingdings" w:hAnsi="Wingdings" w:hint="default"/>
+        <w:sz w:val="20"/>
+      </w:rPr>
+    </w:lvl>
+    <w:lvl w:ilvl="8" w:tentative="1">
+      <w:start w:val="1"/>
+      <w:numFmt w:val="bullet"/>
+      <w:lvlText w:val=""/>
+      <w:lvlJc w:val="left"/>
+      <w:pPr>
+        <w:tabs>
+          <w:tab w:val="num" w:pos="6480"/>
+        </w:tabs>
+        <w:ind w:left="6480" w:hanging="360"/>
+      </w:pPr>
+      <w:rPr>
+        <w:rFonts w:ascii="Wingdings" w:hAnsi="Wingdings" w:hint="default"/>
+        <w:sz w:val="20"/>
+      </w:rPr>
+    </w:lvl>
+  </w:abstractNum>
+  <w:abstractNum w:abstractNumId="12" w15:restartNumberingAfterBreak="0">
+    <w:nsid w:val="08F3797C"/>
+    <w:multiLevelType w:val="multilevel"/>
+    <w:tmpl w:val="97A64D50"/>
+    <w:lvl w:ilvl="0">
+      <w:start w:val="1"/>
+      <w:numFmt w:val="bullet"/>
+      <w:lvlText w:val=""/>
+      <w:lvlJc w:val="left"/>
+      <w:pPr>
+        <w:tabs>
+          <w:tab w:val="num" w:pos="720"/>
+        </w:tabs>
+        <w:ind w:left="720" w:hanging="360"/>
+      </w:pPr>
+      <w:rPr>
+        <w:rFonts w:ascii="Symbol" w:hAnsi="Symbol" w:hint="default"/>
+        <w:sz w:val="20"/>
+      </w:rPr>
+    </w:lvl>
+    <w:lvl w:ilvl="1" w:tentative="1">
+      <w:start w:val="1"/>
+      <w:numFmt w:val="bullet"/>
+      <w:lvlText w:val="o"/>
+      <w:lvlJc w:val="left"/>
+      <w:pPr>
+        <w:tabs>
+          <w:tab w:val="num" w:pos="1440"/>
+        </w:tabs>
+        <w:ind w:left="1440" w:hanging="360"/>
+      </w:pPr>
+      <w:rPr>
+        <w:rFonts w:ascii="Courier New" w:hAnsi="Courier New" w:hint="default"/>
+        <w:sz w:val="20"/>
+      </w:rPr>
+    </w:lvl>
+    <w:lvl w:ilvl="2" w:tentative="1">
+      <w:start w:val="1"/>
+      <w:numFmt w:val="bullet"/>
+      <w:lvlText w:val=""/>
+      <w:lvlJc w:val="left"/>
+      <w:pPr>
+        <w:tabs>
+          <w:tab w:val="num" w:pos="2160"/>
+        </w:tabs>
+        <w:ind w:left="2160" w:hanging="360"/>
+      </w:pPr>
+      <w:rPr>
+        <w:rFonts w:ascii="Wingdings" w:hAnsi="Wingdings" w:hint="default"/>
+        <w:sz w:val="20"/>
+      </w:rPr>
+    </w:lvl>
+    <w:lvl w:ilvl="3" w:tentative="1">
+      <w:start w:val="1"/>
+      <w:numFmt w:val="bullet"/>
+      <w:lvlText w:val=""/>
+      <w:lvlJc w:val="left"/>
+      <w:pPr>
+        <w:tabs>
+          <w:tab w:val="num" w:pos="2880"/>
+        </w:tabs>
+        <w:ind w:left="2880" w:hanging="360"/>
+      </w:pPr>
+      <w:rPr>
+        <w:rFonts w:ascii="Wingdings" w:hAnsi="Wingdings" w:hint="default"/>
+        <w:sz w:val="20"/>
+      </w:rPr>
+    </w:lvl>
+    <w:lvl w:ilvl="4" w:tentative="1">
+      <w:start w:val="1"/>
+      <w:numFmt w:val="bullet"/>
+      <w:lvlText w:val=""/>
+      <w:lvlJc w:val="left"/>
+      <w:pPr>
+        <w:tabs>
+          <w:tab w:val="num" w:pos="3600"/>
+        </w:tabs>
+        <w:ind w:left="3600" w:hanging="360"/>
+      </w:pPr>
+      <w:rPr>
+        <w:rFonts w:ascii="Wingdings" w:hAnsi="Wingdings" w:hint="default"/>
+        <w:sz w:val="20"/>
+      </w:rPr>
+    </w:lvl>
+    <w:lvl w:ilvl="5" w:tentative="1">
+      <w:start w:val="1"/>
+      <w:numFmt w:val="bullet"/>
+      <w:lvlText w:val=""/>
+      <w:lvlJc w:val="left"/>
+      <w:pPr>
+        <w:tabs>
+          <w:tab w:val="num" w:pos="4320"/>
+        </w:tabs>
+        <w:ind w:left="4320" w:hanging="360"/>
+      </w:pPr>
+      <w:rPr>
+        <w:rFonts w:ascii="Wingdings" w:hAnsi="Wingdings" w:hint="default"/>
+        <w:sz w:val="20"/>
+      </w:rPr>
+    </w:lvl>
+    <w:lvl w:ilvl="6" w:tentative="1">
+      <w:start w:val="1"/>
+      <w:numFmt w:val="bullet"/>
+      <w:lvlText w:val=""/>
+      <w:lvlJc w:val="left"/>
+      <w:pPr>
+        <w:tabs>
+          <w:tab w:val="num" w:pos="5040"/>
+        </w:tabs>
+        <w:ind w:left="5040" w:hanging="360"/>
+      </w:pPr>
+      <w:rPr>
+        <w:rFonts w:ascii="Wingdings" w:hAnsi="Wingdings" w:hint="default"/>
+        <w:sz w:val="20"/>
+      </w:rPr>
+    </w:lvl>
+    <w:lvl w:ilvl="7" w:tentative="1">
+      <w:start w:val="1"/>
+      <w:numFmt w:val="bullet"/>
+      <w:lvlText w:val=""/>
+      <w:lvlJc w:val="left"/>
+      <w:pPr>
+        <w:tabs>
+          <w:tab w:val="num" w:pos="5760"/>
+        </w:tabs>
+        <w:ind w:left="5760" w:hanging="360"/>
+      </w:pPr>
+      <w:rPr>
+        <w:rFonts w:ascii="Wingdings" w:hAnsi="Wingdings" w:hint="default"/>
+        <w:sz w:val="20"/>
+      </w:rPr>
+    </w:lvl>
+    <w:lvl w:ilvl="8" w:tentative="1">
+      <w:start w:val="1"/>
+      <w:numFmt w:val="bullet"/>
+      <w:lvlText w:val=""/>
+      <w:lvlJc w:val="left"/>
+      <w:pPr>
+        <w:tabs>
+          <w:tab w:val="num" w:pos="6480"/>
+        </w:tabs>
+        <w:ind w:left="6480" w:hanging="360"/>
+      </w:pPr>
+      <w:rPr>
+        <w:rFonts w:ascii="Wingdings" w:hAnsi="Wingdings" w:hint="default"/>
+        <w:sz w:val="20"/>
+      </w:rPr>
+    </w:lvl>
+  </w:abstractNum>
+  <w:abstractNum w:abstractNumId="13" w15:restartNumberingAfterBreak="0">
+    <w:nsid w:val="113A1686"/>
+    <w:multiLevelType w:val="multilevel"/>
+    <w:tmpl w:val="B12087CE"/>
+    <w:lvl w:ilvl="0">
+      <w:start w:val="1"/>
+      <w:numFmt w:val="decimal"/>
+      <w:lvlText w:val="%1."/>
+      <w:lvlJc w:val="left"/>
+      <w:pPr>
+        <w:tabs>
+          <w:tab w:val="num" w:pos="720"/>
+        </w:tabs>
+        <w:ind w:left="720" w:hanging="360"/>
+      </w:pPr>
+    </w:lvl>
+    <w:lvl w:ilvl="1" w:tentative="1">
+      <w:start w:val="1"/>
+      <w:numFmt w:val="decimal"/>
+      <w:lvlText w:val="%2."/>
+      <w:lvlJc w:val="left"/>
+      <w:pPr>
+        <w:tabs>
+          <w:tab w:val="num" w:pos="1440"/>
+        </w:tabs>
+        <w:ind w:left="1440" w:hanging="360"/>
+      </w:pPr>
+    </w:lvl>
+    <w:lvl w:ilvl="2" w:tentative="1">
+      <w:start w:val="1"/>
+      <w:numFmt w:val="decimal"/>
+      <w:lvlText w:val="%3."/>
+      <w:lvlJc w:val="left"/>
+      <w:pPr>
+        <w:tabs>
+          <w:tab w:val="num" w:pos="2160"/>
+        </w:tabs>
+        <w:ind w:left="2160" w:hanging="360"/>
+      </w:pPr>
+    </w:lvl>
+    <w:lvl w:ilvl="3" w:tentative="1">
+      <w:start w:val="1"/>
+      <w:numFmt w:val="decimal"/>
+      <w:lvlText w:val="%4."/>
+      <w:lvlJc w:val="left"/>
+      <w:pPr>
+        <w:tabs>
+          <w:tab w:val="num" w:pos="2880"/>
+        </w:tabs>
+        <w:ind w:left="2880" w:hanging="360"/>
+      </w:pPr>
+    </w:lvl>
+    <w:lvl w:ilvl="4" w:tentative="1">
+      <w:start w:val="1"/>
+      <w:numFmt w:val="decimal"/>
+      <w:lvlText w:val="%5."/>
+      <w:lvlJc w:val="left"/>
+      <w:pPr>
+        <w:tabs>
+          <w:tab w:val="num" w:pos="3600"/>
+        </w:tabs>
+        <w:ind w:left="3600" w:hanging="360"/>
+      </w:pPr>
+    </w:lvl>
+    <w:lvl w:ilvl="5" w:tentative="1">
+      <w:start w:val="1"/>
+      <w:numFmt w:val="decimal"/>
+      <w:lvlText w:val="%6."/>
+      <w:lvlJc w:val="left"/>
+      <w:pPr>
+        <w:tabs>
+          <w:tab w:val="num" w:pos="4320"/>
+        </w:tabs>
+        <w:ind w:left="4320" w:hanging="360"/>
+      </w:pPr>
+    </w:lvl>
+    <w:lvl w:ilvl="6" w:tentative="1">
+      <w:start w:val="1"/>
+      <w:numFmt w:val="decimal"/>
+      <w:lvlText w:val="%7."/>
+      <w:lvlJc w:val="left"/>
+      <w:pPr>
+        <w:tabs>
+          <w:tab w:val="num" w:pos="5040"/>
+        </w:tabs>
+        <w:ind w:left="5040" w:hanging="360"/>
+      </w:pPr>
+    </w:lvl>
+    <w:lvl w:ilvl="7" w:tentative="1">
+      <w:start w:val="1"/>
+      <w:numFmt w:val="decimal"/>
+      <w:lvlText w:val="%8."/>
+      <w:lvlJc w:val="left"/>
+      <w:pPr>
+        <w:tabs>
+          <w:tab w:val="num" w:pos="5760"/>
+        </w:tabs>
+        <w:ind w:left="5760" w:hanging="360"/>
+      </w:pPr>
+    </w:lvl>
+    <w:lvl w:ilvl="8" w:tentative="1">
+      <w:start w:val="1"/>
+      <w:numFmt w:val="decimal"/>
+      <w:lvlText w:val="%9."/>
+      <w:lvlJc w:val="left"/>
+      <w:pPr>
+        <w:tabs>
+          <w:tab w:val="num" w:pos="6480"/>
+        </w:tabs>
+        <w:ind w:left="6480" w:hanging="360"/>
+      </w:pPr>
+    </w:lvl>
+  </w:abstractNum>
+  <w:abstractNum w:abstractNumId="14" w15:restartNumberingAfterBreak="0">
+    <w:nsid w:val="116D3F05"/>
+    <w:multiLevelType w:val="multilevel"/>
+    <w:tmpl w:val="A5AC4CD2"/>
+    <w:lvl w:ilvl="0">
+      <w:start w:val="1"/>
+      <w:numFmt w:val="bullet"/>
+      <w:lvlText w:val=""/>
+      <w:lvlJc w:val="left"/>
+      <w:pPr>
+        <w:tabs>
+          <w:tab w:val="num" w:pos="720"/>
+        </w:tabs>
+        <w:ind w:left="720" w:hanging="360"/>
+      </w:pPr>
+      <w:rPr>
+        <w:rFonts w:ascii="Symbol" w:hAnsi="Symbol" w:hint="default"/>
+        <w:sz w:val="20"/>
+      </w:rPr>
+    </w:lvl>
+    <w:lvl w:ilvl="1" w:tentative="1">
+      <w:start w:val="1"/>
+      <w:numFmt w:val="bullet"/>
+      <w:lvlText w:val="o"/>
+      <w:lvlJc w:val="left"/>
+      <w:pPr>
+        <w:tabs>
+          <w:tab w:val="num" w:pos="1440"/>
+        </w:tabs>
+        <w:ind w:left="1440" w:hanging="360"/>
+      </w:pPr>
+      <w:rPr>
+        <w:rFonts w:ascii="Courier New" w:hAnsi="Courier New" w:hint="default"/>
+        <w:sz w:val="20"/>
+      </w:rPr>
+    </w:lvl>
+    <w:lvl w:ilvl="2" w:tentative="1">
+      <w:start w:val="1"/>
+      <w:numFmt w:val="bullet"/>
+      <w:lvlText w:val=""/>
+      <w:lvlJc w:val="left"/>
+      <w:pPr>
+        <w:tabs>
+          <w:tab w:val="num" w:pos="2160"/>
+        </w:tabs>
+        <w:ind w:left="2160" w:hanging="360"/>
+      </w:pPr>
+      <w:rPr>
+        <w:rFonts w:ascii="Wingdings" w:hAnsi="Wingdings" w:hint="default"/>
+        <w:sz w:val="20"/>
+      </w:rPr>
+    </w:lvl>
+    <w:lvl w:ilvl="3" w:tentative="1">
+      <w:start w:val="1"/>
+      <w:numFmt w:val="bullet"/>
+      <w:lvlText w:val=""/>
+      <w:lvlJc w:val="left"/>
+      <w:pPr>
+        <w:tabs>
+          <w:tab w:val="num" w:pos="2880"/>
+        </w:tabs>
+        <w:ind w:left="2880" w:hanging="360"/>
+      </w:pPr>
+      <w:rPr>
+        <w:rFonts w:ascii="Wingdings" w:hAnsi="Wingdings" w:hint="default"/>
+        <w:sz w:val="20"/>
+      </w:rPr>
+    </w:lvl>
+    <w:lvl w:ilvl="4" w:tentative="1">
+      <w:start w:val="1"/>
+      <w:numFmt w:val="bullet"/>
+      <w:lvlText w:val=""/>
+      <w:lvlJc w:val="left"/>
+      <w:pPr>
+        <w:tabs>
+          <w:tab w:val="num" w:pos="3600"/>
+        </w:tabs>
+        <w:ind w:left="3600" w:hanging="360"/>
+      </w:pPr>
+      <w:rPr>
+        <w:rFonts w:ascii="Wingdings" w:hAnsi="Wingdings" w:hint="default"/>
+        <w:sz w:val="20"/>
+      </w:rPr>
+    </w:lvl>
+    <w:lvl w:ilvl="5" w:tentative="1">
+      <w:start w:val="1"/>
+      <w:numFmt w:val="bullet"/>
+      <w:lvlText w:val=""/>
+      <w:lvlJc w:val="left"/>
+      <w:pPr>
+        <w:tabs>
+          <w:tab w:val="num" w:pos="4320"/>
+        </w:tabs>
+        <w:ind w:left="4320" w:hanging="360"/>
+      </w:pPr>
+      <w:rPr>
+        <w:rFonts w:ascii="Wingdings" w:hAnsi="Wingdings" w:hint="default"/>
+        <w:sz w:val="20"/>
+      </w:rPr>
+    </w:lvl>
+    <w:lvl w:ilvl="6" w:tentative="1">
+      <w:start w:val="1"/>
+      <w:numFmt w:val="bullet"/>
+      <w:lvlText w:val=""/>
+      <w:lvlJc w:val="left"/>
+      <w:pPr>
+        <w:tabs>
+          <w:tab w:val="num" w:pos="5040"/>
+        </w:tabs>
+        <w:ind w:left="5040" w:hanging="360"/>
+      </w:pPr>
+      <w:rPr>
+        <w:rFonts w:ascii="Wingdings" w:hAnsi="Wingdings" w:hint="default"/>
+        <w:sz w:val="20"/>
+      </w:rPr>
+    </w:lvl>
+    <w:lvl w:ilvl="7" w:tentative="1">
+      <w:start w:val="1"/>
+      <w:numFmt w:val="bullet"/>
+      <w:lvlText w:val=""/>
+      <w:lvlJc w:val="left"/>
+      <w:pPr>
+        <w:tabs>
+          <w:tab w:val="num" w:pos="5760"/>
+        </w:tabs>
+        <w:ind w:left="5760" w:hanging="360"/>
+      </w:pPr>
+      <w:rPr>
+        <w:rFonts w:ascii="Wingdings" w:hAnsi="Wingdings" w:hint="default"/>
+        <w:sz w:val="20"/>
+      </w:rPr>
+    </w:lvl>
+    <w:lvl w:ilvl="8" w:tentative="1">
+      <w:start w:val="1"/>
+      <w:numFmt w:val="bullet"/>
+      <w:lvlText w:val=""/>
+      <w:lvlJc w:val="left"/>
+      <w:pPr>
+        <w:tabs>
+          <w:tab w:val="num" w:pos="6480"/>
+        </w:tabs>
+        <w:ind w:left="6480" w:hanging="360"/>
+      </w:pPr>
+      <w:rPr>
+        <w:rFonts w:ascii="Wingdings" w:hAnsi="Wingdings" w:hint="default"/>
+        <w:sz w:val="20"/>
+      </w:rPr>
+    </w:lvl>
+  </w:abstractNum>
+  <w:abstractNum w:abstractNumId="15" w15:restartNumberingAfterBreak="0">
+    <w:nsid w:val="153E281E"/>
+    <w:multiLevelType w:val="multilevel"/>
+    <w:tmpl w:val="9496E1FA"/>
+    <w:lvl w:ilvl="0">
+      <w:start w:val="1"/>
+      <w:numFmt w:val="bullet"/>
+      <w:lvlText w:val=""/>
+      <w:lvlJc w:val="left"/>
+      <w:pPr>
+        <w:tabs>
+          <w:tab w:val="num" w:pos="720"/>
+        </w:tabs>
+        <w:ind w:left="720" w:hanging="360"/>
+      </w:pPr>
+      <w:rPr>
+        <w:rFonts w:ascii="Symbol" w:hAnsi="Symbol" w:hint="default"/>
+        <w:sz w:val="20"/>
+      </w:rPr>
+    </w:lvl>
+    <w:lvl w:ilvl="1" w:tentative="1">
+      <w:start w:val="1"/>
+      <w:numFmt w:val="bullet"/>
+      <w:lvlText w:val="o"/>
+      <w:lvlJc w:val="left"/>
+      <w:pPr>
+        <w:tabs>
+          <w:tab w:val="num" w:pos="1440"/>
+        </w:tabs>
+        <w:ind w:left="1440" w:hanging="360"/>
+      </w:pPr>
+      <w:rPr>
+        <w:rFonts w:ascii="Courier New" w:hAnsi="Courier New" w:hint="default"/>
+        <w:sz w:val="20"/>
+      </w:rPr>
+    </w:lvl>
+    <w:lvl w:ilvl="2" w:tentative="1">
+      <w:start w:val="1"/>
+      <w:numFmt w:val="bullet"/>
+      <w:lvlText w:val=""/>
+      <w:lvlJc w:val="left"/>
+      <w:pPr>
+        <w:tabs>
+          <w:tab w:val="num" w:pos="2160"/>
+        </w:tabs>
+        <w:ind w:left="2160" w:hanging="360"/>
+      </w:pPr>
+      <w:rPr>
+        <w:rFonts w:ascii="Wingdings" w:hAnsi="Wingdings" w:hint="default"/>
+        <w:sz w:val="20"/>
+      </w:rPr>
+    </w:lvl>
+    <w:lvl w:ilvl="3" w:tentative="1">
+      <w:start w:val="1"/>
+      <w:numFmt w:val="bullet"/>
+      <w:lvlText w:val=""/>
+      <w:lvlJc w:val="left"/>
+      <w:pPr>
+        <w:tabs>
+          <w:tab w:val="num" w:pos="2880"/>
+        </w:tabs>
+        <w:ind w:left="2880" w:hanging="360"/>
+      </w:pPr>
+      <w:rPr>
+        <w:rFonts w:ascii="Wingdings" w:hAnsi="Wingdings" w:hint="default"/>
+        <w:sz w:val="20"/>
+      </w:rPr>
+    </w:lvl>
+    <w:lvl w:ilvl="4" w:tentative="1">
+      <w:start w:val="1"/>
+      <w:numFmt w:val="bullet"/>
+      <w:lvlText w:val=""/>
+      <w:lvlJc w:val="left"/>
+      <w:pPr>
+        <w:tabs>
+          <w:tab w:val="num" w:pos="3600"/>
+        </w:tabs>
+        <w:ind w:left="3600" w:hanging="360"/>
+      </w:pPr>
+      <w:rPr>
+        <w:rFonts w:ascii="Wingdings" w:hAnsi="Wingdings" w:hint="default"/>
+        <w:sz w:val="20"/>
+      </w:rPr>
+    </w:lvl>
+    <w:lvl w:ilvl="5" w:tentative="1">
+      <w:start w:val="1"/>
+      <w:numFmt w:val="bullet"/>
+      <w:lvlText w:val=""/>
+      <w:lvlJc w:val="left"/>
+      <w:pPr>
+        <w:tabs>
+          <w:tab w:val="num" w:pos="4320"/>
+        </w:tabs>
+        <w:ind w:left="4320" w:hanging="360"/>
+      </w:pPr>
+      <w:rPr>
+        <w:rFonts w:ascii="Wingdings" w:hAnsi="Wingdings" w:hint="default"/>
+        <w:sz w:val="20"/>
+      </w:rPr>
+    </w:lvl>
+    <w:lvl w:ilvl="6" w:tentative="1">
+      <w:start w:val="1"/>
+      <w:numFmt w:val="bullet"/>
+      <w:lvlText w:val=""/>
+      <w:lvlJc w:val="left"/>
+      <w:pPr>
+        <w:tabs>
+          <w:tab w:val="num" w:pos="5040"/>
+        </w:tabs>
+        <w:ind w:left="5040" w:hanging="360"/>
+      </w:pPr>
+      <w:rPr>
+        <w:rFonts w:ascii="Wingdings" w:hAnsi="Wingdings" w:hint="default"/>
+        <w:sz w:val="20"/>
+      </w:rPr>
+    </w:lvl>
+    <w:lvl w:ilvl="7" w:tentative="1">
+      <w:start w:val="1"/>
+      <w:numFmt w:val="bullet"/>
+      <w:lvlText w:val=""/>
+      <w:lvlJc w:val="left"/>
+      <w:pPr>
+        <w:tabs>
+          <w:tab w:val="num" w:pos="5760"/>
+        </w:tabs>
+        <w:ind w:left="5760" w:hanging="360"/>
+      </w:pPr>
+      <w:rPr>
+        <w:rFonts w:ascii="Wingdings" w:hAnsi="Wingdings" w:hint="default"/>
+        <w:sz w:val="20"/>
+      </w:rPr>
+    </w:lvl>
+    <w:lvl w:ilvl="8" w:tentative="1">
+      <w:start w:val="1"/>
+      <w:numFmt w:val="bullet"/>
+      <w:lvlText w:val=""/>
+      <w:lvlJc w:val="left"/>
+      <w:pPr>
+        <w:tabs>
+          <w:tab w:val="num" w:pos="6480"/>
+        </w:tabs>
+        <w:ind w:left="6480" w:hanging="360"/>
+      </w:pPr>
+      <w:rPr>
+        <w:rFonts w:ascii="Wingdings" w:hAnsi="Wingdings" w:hint="default"/>
+        <w:sz w:val="20"/>
+      </w:rPr>
+    </w:lvl>
+  </w:abstractNum>
+  <w:abstractNum w:abstractNumId="16" w15:restartNumberingAfterBreak="0">
     <w:nsid w:val="24BA2793"/>
     <w:multiLevelType w:val="multilevel"/>
     <w:tmpl w:val="BDCA6B10"/>
@@ -4435,7 +9237,644 @@
       </w:rPr>
     </w:lvl>
   </w:abstractNum>
-  <w:abstractNum w:abstractNumId="11" w15:restartNumberingAfterBreak="0">
+  <w:abstractNum w:abstractNumId="17" w15:restartNumberingAfterBreak="0">
+    <w:nsid w:val="2D541AC6"/>
+    <w:multiLevelType w:val="hybridMultilevel"/>
+    <w:tmpl w:val="B6823262"/>
+    <w:lvl w:ilvl="0" w:tplc="08090001">
+      <w:start w:val="1"/>
+      <w:numFmt w:val="bullet"/>
+      <w:lvlText w:val=""/>
+      <w:lvlJc w:val="left"/>
+      <w:pPr>
+        <w:ind w:left="720" w:hanging="360"/>
+      </w:pPr>
+      <w:rPr>
+        <w:rFonts w:ascii="Symbol" w:hAnsi="Symbol" w:hint="default"/>
+      </w:rPr>
+    </w:lvl>
+    <w:lvl w:ilvl="1" w:tplc="08090003" w:tentative="1">
+      <w:start w:val="1"/>
+      <w:numFmt w:val="bullet"/>
+      <w:lvlText w:val="o"/>
+      <w:lvlJc w:val="left"/>
+      <w:pPr>
+        <w:ind w:left="1440" w:hanging="360"/>
+      </w:pPr>
+      <w:rPr>
+        <w:rFonts w:ascii="Courier New" w:hAnsi="Courier New" w:cs="Courier New" w:hint="default"/>
+      </w:rPr>
+    </w:lvl>
+    <w:lvl w:ilvl="2" w:tplc="08090005" w:tentative="1">
+      <w:start w:val="1"/>
+      <w:numFmt w:val="bullet"/>
+      <w:lvlText w:val=""/>
+      <w:lvlJc w:val="left"/>
+      <w:pPr>
+        <w:ind w:left="2160" w:hanging="360"/>
+      </w:pPr>
+      <w:rPr>
+        <w:rFonts w:ascii="Wingdings" w:hAnsi="Wingdings" w:hint="default"/>
+      </w:rPr>
+    </w:lvl>
+    <w:lvl w:ilvl="3" w:tplc="08090001" w:tentative="1">
+      <w:start w:val="1"/>
+      <w:numFmt w:val="bullet"/>
+      <w:lvlText w:val=""/>
+      <w:lvlJc w:val="left"/>
+      <w:pPr>
+        <w:ind w:left="2880" w:hanging="360"/>
+      </w:pPr>
+      <w:rPr>
+        <w:rFonts w:ascii="Symbol" w:hAnsi="Symbol" w:hint="default"/>
+      </w:rPr>
+    </w:lvl>
+    <w:lvl w:ilvl="4" w:tplc="08090003" w:tentative="1">
+      <w:start w:val="1"/>
+      <w:numFmt w:val="bullet"/>
+      <w:lvlText w:val="o"/>
+      <w:lvlJc w:val="left"/>
+      <w:pPr>
+        <w:ind w:left="3600" w:hanging="360"/>
+      </w:pPr>
+      <w:rPr>
+        <w:rFonts w:ascii="Courier New" w:hAnsi="Courier New" w:cs="Courier New" w:hint="default"/>
+      </w:rPr>
+    </w:lvl>
+    <w:lvl w:ilvl="5" w:tplc="08090005" w:tentative="1">
+      <w:start w:val="1"/>
+      <w:numFmt w:val="bullet"/>
+      <w:lvlText w:val=""/>
+      <w:lvlJc w:val="left"/>
+      <w:pPr>
+        <w:ind w:left="4320" w:hanging="360"/>
+      </w:pPr>
+      <w:rPr>
+        <w:rFonts w:ascii="Wingdings" w:hAnsi="Wingdings" w:hint="default"/>
+      </w:rPr>
+    </w:lvl>
+    <w:lvl w:ilvl="6" w:tplc="08090001" w:tentative="1">
+      <w:start w:val="1"/>
+      <w:numFmt w:val="bullet"/>
+      <w:lvlText w:val=""/>
+      <w:lvlJc w:val="left"/>
+      <w:pPr>
+        <w:ind w:left="5040" w:hanging="360"/>
+      </w:pPr>
+      <w:rPr>
+        <w:rFonts w:ascii="Symbol" w:hAnsi="Symbol" w:hint="default"/>
+      </w:rPr>
+    </w:lvl>
+    <w:lvl w:ilvl="7" w:tplc="08090003" w:tentative="1">
+      <w:start w:val="1"/>
+      <w:numFmt w:val="bullet"/>
+      <w:lvlText w:val="o"/>
+      <w:lvlJc w:val="left"/>
+      <w:pPr>
+        <w:ind w:left="5760" w:hanging="360"/>
+      </w:pPr>
+      <w:rPr>
+        <w:rFonts w:ascii="Courier New" w:hAnsi="Courier New" w:cs="Courier New" w:hint="default"/>
+      </w:rPr>
+    </w:lvl>
+    <w:lvl w:ilvl="8" w:tplc="08090005" w:tentative="1">
+      <w:start w:val="1"/>
+      <w:numFmt w:val="bullet"/>
+      <w:lvlText w:val=""/>
+      <w:lvlJc w:val="left"/>
+      <w:pPr>
+        <w:ind w:left="6480" w:hanging="360"/>
+      </w:pPr>
+      <w:rPr>
+        <w:rFonts w:ascii="Wingdings" w:hAnsi="Wingdings" w:hint="default"/>
+      </w:rPr>
+    </w:lvl>
+  </w:abstractNum>
+  <w:abstractNum w:abstractNumId="18" w15:restartNumberingAfterBreak="0">
+    <w:nsid w:val="3E323DCE"/>
+    <w:multiLevelType w:val="multilevel"/>
+    <w:tmpl w:val="95402C28"/>
+    <w:lvl w:ilvl="0">
+      <w:start w:val="1"/>
+      <w:numFmt w:val="decimal"/>
+      <w:lvlText w:val="%1."/>
+      <w:lvlJc w:val="left"/>
+      <w:pPr>
+        <w:tabs>
+          <w:tab w:val="num" w:pos="720"/>
+        </w:tabs>
+        <w:ind w:left="720" w:hanging="360"/>
+      </w:pPr>
+    </w:lvl>
+    <w:lvl w:ilvl="1" w:tentative="1">
+      <w:start w:val="1"/>
+      <w:numFmt w:val="decimal"/>
+      <w:lvlText w:val="%2."/>
+      <w:lvlJc w:val="left"/>
+      <w:pPr>
+        <w:tabs>
+          <w:tab w:val="num" w:pos="1440"/>
+        </w:tabs>
+        <w:ind w:left="1440" w:hanging="360"/>
+      </w:pPr>
+    </w:lvl>
+    <w:lvl w:ilvl="2" w:tentative="1">
+      <w:start w:val="1"/>
+      <w:numFmt w:val="decimal"/>
+      <w:lvlText w:val="%3."/>
+      <w:lvlJc w:val="left"/>
+      <w:pPr>
+        <w:tabs>
+          <w:tab w:val="num" w:pos="2160"/>
+        </w:tabs>
+        <w:ind w:left="2160" w:hanging="360"/>
+      </w:pPr>
+    </w:lvl>
+    <w:lvl w:ilvl="3" w:tentative="1">
+      <w:start w:val="1"/>
+      <w:numFmt w:val="decimal"/>
+      <w:lvlText w:val="%4."/>
+      <w:lvlJc w:val="left"/>
+      <w:pPr>
+        <w:tabs>
+          <w:tab w:val="num" w:pos="2880"/>
+        </w:tabs>
+        <w:ind w:left="2880" w:hanging="360"/>
+      </w:pPr>
+    </w:lvl>
+    <w:lvl w:ilvl="4" w:tentative="1">
+      <w:start w:val="1"/>
+      <w:numFmt w:val="decimal"/>
+      <w:lvlText w:val="%5."/>
+      <w:lvlJc w:val="left"/>
+      <w:pPr>
+        <w:tabs>
+          <w:tab w:val="num" w:pos="3600"/>
+        </w:tabs>
+        <w:ind w:left="3600" w:hanging="360"/>
+      </w:pPr>
+    </w:lvl>
+    <w:lvl w:ilvl="5" w:tentative="1">
+      <w:start w:val="1"/>
+      <w:numFmt w:val="decimal"/>
+      <w:lvlText w:val="%6."/>
+      <w:lvlJc w:val="left"/>
+      <w:pPr>
+        <w:tabs>
+          <w:tab w:val="num" w:pos="4320"/>
+        </w:tabs>
+        <w:ind w:left="4320" w:hanging="360"/>
+      </w:pPr>
+    </w:lvl>
+    <w:lvl w:ilvl="6" w:tentative="1">
+      <w:start w:val="1"/>
+      <w:numFmt w:val="decimal"/>
+      <w:lvlText w:val="%7."/>
+      <w:lvlJc w:val="left"/>
+      <w:pPr>
+        <w:tabs>
+          <w:tab w:val="num" w:pos="5040"/>
+        </w:tabs>
+        <w:ind w:left="5040" w:hanging="360"/>
+      </w:pPr>
+    </w:lvl>
+    <w:lvl w:ilvl="7" w:tentative="1">
+      <w:start w:val="1"/>
+      <w:numFmt w:val="decimal"/>
+      <w:lvlText w:val="%8."/>
+      <w:lvlJc w:val="left"/>
+      <w:pPr>
+        <w:tabs>
+          <w:tab w:val="num" w:pos="5760"/>
+        </w:tabs>
+        <w:ind w:left="5760" w:hanging="360"/>
+      </w:pPr>
+    </w:lvl>
+    <w:lvl w:ilvl="8" w:tentative="1">
+      <w:start w:val="1"/>
+      <w:numFmt w:val="decimal"/>
+      <w:lvlText w:val="%9."/>
+      <w:lvlJc w:val="left"/>
+      <w:pPr>
+        <w:tabs>
+          <w:tab w:val="num" w:pos="6480"/>
+        </w:tabs>
+        <w:ind w:left="6480" w:hanging="360"/>
+      </w:pPr>
+    </w:lvl>
+  </w:abstractNum>
+  <w:abstractNum w:abstractNumId="19" w15:restartNumberingAfterBreak="0">
+    <w:nsid w:val="3E6038CD"/>
+    <w:multiLevelType w:val="multilevel"/>
+    <w:tmpl w:val="9B221130"/>
+    <w:lvl w:ilvl="0">
+      <w:start w:val="1"/>
+      <w:numFmt w:val="bullet"/>
+      <w:lvlText w:val=""/>
+      <w:lvlJc w:val="left"/>
+      <w:pPr>
+        <w:tabs>
+          <w:tab w:val="num" w:pos="720"/>
+        </w:tabs>
+        <w:ind w:left="720" w:hanging="360"/>
+      </w:pPr>
+      <w:rPr>
+        <w:rFonts w:ascii="Symbol" w:hAnsi="Symbol" w:hint="default"/>
+        <w:sz w:val="20"/>
+      </w:rPr>
+    </w:lvl>
+    <w:lvl w:ilvl="1" w:tentative="1">
+      <w:start w:val="1"/>
+      <w:numFmt w:val="bullet"/>
+      <w:lvlText w:val="o"/>
+      <w:lvlJc w:val="left"/>
+      <w:pPr>
+        <w:tabs>
+          <w:tab w:val="num" w:pos="1440"/>
+        </w:tabs>
+        <w:ind w:left="1440" w:hanging="360"/>
+      </w:pPr>
+      <w:rPr>
+        <w:rFonts w:ascii="Courier New" w:hAnsi="Courier New" w:hint="default"/>
+        <w:sz w:val="20"/>
+      </w:rPr>
+    </w:lvl>
+    <w:lvl w:ilvl="2" w:tentative="1">
+      <w:start w:val="1"/>
+      <w:numFmt w:val="bullet"/>
+      <w:lvlText w:val=""/>
+      <w:lvlJc w:val="left"/>
+      <w:pPr>
+        <w:tabs>
+          <w:tab w:val="num" w:pos="2160"/>
+        </w:tabs>
+        <w:ind w:left="2160" w:hanging="360"/>
+      </w:pPr>
+      <w:rPr>
+        <w:rFonts w:ascii="Wingdings" w:hAnsi="Wingdings" w:hint="default"/>
+        <w:sz w:val="20"/>
+      </w:rPr>
+    </w:lvl>
+    <w:lvl w:ilvl="3" w:tentative="1">
+      <w:start w:val="1"/>
+      <w:numFmt w:val="bullet"/>
+      <w:lvlText w:val=""/>
+      <w:lvlJc w:val="left"/>
+      <w:pPr>
+        <w:tabs>
+          <w:tab w:val="num" w:pos="2880"/>
+        </w:tabs>
+        <w:ind w:left="2880" w:hanging="360"/>
+      </w:pPr>
+      <w:rPr>
+        <w:rFonts w:ascii="Wingdings" w:hAnsi="Wingdings" w:hint="default"/>
+        <w:sz w:val="20"/>
+      </w:rPr>
+    </w:lvl>
+    <w:lvl w:ilvl="4" w:tentative="1">
+      <w:start w:val="1"/>
+      <w:numFmt w:val="bullet"/>
+      <w:lvlText w:val=""/>
+      <w:lvlJc w:val="left"/>
+      <w:pPr>
+        <w:tabs>
+          <w:tab w:val="num" w:pos="3600"/>
+        </w:tabs>
+        <w:ind w:left="3600" w:hanging="360"/>
+      </w:pPr>
+      <w:rPr>
+        <w:rFonts w:ascii="Wingdings" w:hAnsi="Wingdings" w:hint="default"/>
+        <w:sz w:val="20"/>
+      </w:rPr>
+    </w:lvl>
+    <w:lvl w:ilvl="5" w:tentative="1">
+      <w:start w:val="1"/>
+      <w:numFmt w:val="bullet"/>
+      <w:lvlText w:val=""/>
+      <w:lvlJc w:val="left"/>
+      <w:pPr>
+        <w:tabs>
+          <w:tab w:val="num" w:pos="4320"/>
+        </w:tabs>
+        <w:ind w:left="4320" w:hanging="360"/>
+      </w:pPr>
+      <w:rPr>
+        <w:rFonts w:ascii="Wingdings" w:hAnsi="Wingdings" w:hint="default"/>
+        <w:sz w:val="20"/>
+      </w:rPr>
+    </w:lvl>
+    <w:lvl w:ilvl="6" w:tentative="1">
+      <w:start w:val="1"/>
+      <w:numFmt w:val="bullet"/>
+      <w:lvlText w:val=""/>
+      <w:lvlJc w:val="left"/>
+      <w:pPr>
+        <w:tabs>
+          <w:tab w:val="num" w:pos="5040"/>
+        </w:tabs>
+        <w:ind w:left="5040" w:hanging="360"/>
+      </w:pPr>
+      <w:rPr>
+        <w:rFonts w:ascii="Wingdings" w:hAnsi="Wingdings" w:hint="default"/>
+        <w:sz w:val="20"/>
+      </w:rPr>
+    </w:lvl>
+    <w:lvl w:ilvl="7" w:tentative="1">
+      <w:start w:val="1"/>
+      <w:numFmt w:val="bullet"/>
+      <w:lvlText w:val=""/>
+      <w:lvlJc w:val="left"/>
+      <w:pPr>
+        <w:tabs>
+          <w:tab w:val="num" w:pos="5760"/>
+        </w:tabs>
+        <w:ind w:left="5760" w:hanging="360"/>
+      </w:pPr>
+      <w:rPr>
+        <w:rFonts w:ascii="Wingdings" w:hAnsi="Wingdings" w:hint="default"/>
+        <w:sz w:val="20"/>
+      </w:rPr>
+    </w:lvl>
+    <w:lvl w:ilvl="8" w:tentative="1">
+      <w:start w:val="1"/>
+      <w:numFmt w:val="bullet"/>
+      <w:lvlText w:val=""/>
+      <w:lvlJc w:val="left"/>
+      <w:pPr>
+        <w:tabs>
+          <w:tab w:val="num" w:pos="6480"/>
+        </w:tabs>
+        <w:ind w:left="6480" w:hanging="360"/>
+      </w:pPr>
+      <w:rPr>
+        <w:rFonts w:ascii="Wingdings" w:hAnsi="Wingdings" w:hint="default"/>
+        <w:sz w:val="20"/>
+      </w:rPr>
+    </w:lvl>
+  </w:abstractNum>
+  <w:abstractNum w:abstractNumId="20" w15:restartNumberingAfterBreak="0">
+    <w:nsid w:val="418D767B"/>
+    <w:multiLevelType w:val="multilevel"/>
+    <w:tmpl w:val="3586E5EC"/>
+    <w:lvl w:ilvl="0">
+      <w:start w:val="1"/>
+      <w:numFmt w:val="bullet"/>
+      <w:lvlText w:val=""/>
+      <w:lvlJc w:val="left"/>
+      <w:pPr>
+        <w:tabs>
+          <w:tab w:val="num" w:pos="720"/>
+        </w:tabs>
+        <w:ind w:left="720" w:hanging="360"/>
+      </w:pPr>
+      <w:rPr>
+        <w:rFonts w:ascii="Symbol" w:hAnsi="Symbol" w:hint="default"/>
+        <w:sz w:val="20"/>
+      </w:rPr>
+    </w:lvl>
+    <w:lvl w:ilvl="1">
+      <w:start w:val="1"/>
+      <w:numFmt w:val="bullet"/>
+      <w:lvlText w:val="o"/>
+      <w:lvlJc w:val="left"/>
+      <w:pPr>
+        <w:tabs>
+          <w:tab w:val="num" w:pos="1440"/>
+        </w:tabs>
+        <w:ind w:left="1440" w:hanging="360"/>
+      </w:pPr>
+      <w:rPr>
+        <w:rFonts w:ascii="Courier New" w:hAnsi="Courier New" w:hint="default"/>
+        <w:sz w:val="20"/>
+      </w:rPr>
+    </w:lvl>
+    <w:lvl w:ilvl="2" w:tentative="1">
+      <w:start w:val="1"/>
+      <w:numFmt w:val="bullet"/>
+      <w:lvlText w:val=""/>
+      <w:lvlJc w:val="left"/>
+      <w:pPr>
+        <w:tabs>
+          <w:tab w:val="num" w:pos="2160"/>
+        </w:tabs>
+        <w:ind w:left="2160" w:hanging="360"/>
+      </w:pPr>
+      <w:rPr>
+        <w:rFonts w:ascii="Wingdings" w:hAnsi="Wingdings" w:hint="default"/>
+        <w:sz w:val="20"/>
+      </w:rPr>
+    </w:lvl>
+    <w:lvl w:ilvl="3" w:tentative="1">
+      <w:start w:val="1"/>
+      <w:numFmt w:val="bullet"/>
+      <w:lvlText w:val=""/>
+      <w:lvlJc w:val="left"/>
+      <w:pPr>
+        <w:tabs>
+          <w:tab w:val="num" w:pos="2880"/>
+        </w:tabs>
+        <w:ind w:left="2880" w:hanging="360"/>
+      </w:pPr>
+      <w:rPr>
+        <w:rFonts w:ascii="Wingdings" w:hAnsi="Wingdings" w:hint="default"/>
+        <w:sz w:val="20"/>
+      </w:rPr>
+    </w:lvl>
+    <w:lvl w:ilvl="4" w:tentative="1">
+      <w:start w:val="1"/>
+      <w:numFmt w:val="bullet"/>
+      <w:lvlText w:val=""/>
+      <w:lvlJc w:val="left"/>
+      <w:pPr>
+        <w:tabs>
+          <w:tab w:val="num" w:pos="3600"/>
+        </w:tabs>
+        <w:ind w:left="3600" w:hanging="360"/>
+      </w:pPr>
+      <w:rPr>
+        <w:rFonts w:ascii="Wingdings" w:hAnsi="Wingdings" w:hint="default"/>
+        <w:sz w:val="20"/>
+      </w:rPr>
+    </w:lvl>
+    <w:lvl w:ilvl="5" w:tentative="1">
+      <w:start w:val="1"/>
+      <w:numFmt w:val="bullet"/>
+      <w:lvlText w:val=""/>
+      <w:lvlJc w:val="left"/>
+      <w:pPr>
+        <w:tabs>
+          <w:tab w:val="num" w:pos="4320"/>
+        </w:tabs>
+        <w:ind w:left="4320" w:hanging="360"/>
+      </w:pPr>
+      <w:rPr>
+        <w:rFonts w:ascii="Wingdings" w:hAnsi="Wingdings" w:hint="default"/>
+        <w:sz w:val="20"/>
+      </w:rPr>
+    </w:lvl>
+    <w:lvl w:ilvl="6" w:tentative="1">
+      <w:start w:val="1"/>
+      <w:numFmt w:val="bullet"/>
+      <w:lvlText w:val=""/>
+      <w:lvlJc w:val="left"/>
+      <w:pPr>
+        <w:tabs>
+          <w:tab w:val="num" w:pos="5040"/>
+        </w:tabs>
+        <w:ind w:left="5040" w:hanging="360"/>
+      </w:pPr>
+      <w:rPr>
+        <w:rFonts w:ascii="Wingdings" w:hAnsi="Wingdings" w:hint="default"/>
+        <w:sz w:val="20"/>
+      </w:rPr>
+    </w:lvl>
+    <w:lvl w:ilvl="7" w:tentative="1">
+      <w:start w:val="1"/>
+      <w:numFmt w:val="bullet"/>
+      <w:lvlText w:val=""/>
+      <w:lvlJc w:val="left"/>
+      <w:pPr>
+        <w:tabs>
+          <w:tab w:val="num" w:pos="5760"/>
+        </w:tabs>
+        <w:ind w:left="5760" w:hanging="360"/>
+      </w:pPr>
+      <w:rPr>
+        <w:rFonts w:ascii="Wingdings" w:hAnsi="Wingdings" w:hint="default"/>
+        <w:sz w:val="20"/>
+      </w:rPr>
+    </w:lvl>
+    <w:lvl w:ilvl="8" w:tentative="1">
+      <w:start w:val="1"/>
+      <w:numFmt w:val="bullet"/>
+      <w:lvlText w:val=""/>
+      <w:lvlJc w:val="left"/>
+      <w:pPr>
+        <w:tabs>
+          <w:tab w:val="num" w:pos="6480"/>
+        </w:tabs>
+        <w:ind w:left="6480" w:hanging="360"/>
+      </w:pPr>
+      <w:rPr>
+        <w:rFonts w:ascii="Wingdings" w:hAnsi="Wingdings" w:hint="default"/>
+        <w:sz w:val="20"/>
+      </w:rPr>
+    </w:lvl>
+  </w:abstractNum>
+  <w:abstractNum w:abstractNumId="21" w15:restartNumberingAfterBreak="0">
+    <w:nsid w:val="4863433A"/>
+    <w:multiLevelType w:val="hybridMultilevel"/>
+    <w:tmpl w:val="82440CC2"/>
+    <w:lvl w:ilvl="0" w:tplc="08090001">
+      <w:start w:val="1"/>
+      <w:numFmt w:val="bullet"/>
+      <w:lvlText w:val=""/>
+      <w:lvlJc w:val="left"/>
+      <w:pPr>
+        <w:ind w:left="720" w:hanging="360"/>
+      </w:pPr>
+      <w:rPr>
+        <w:rFonts w:ascii="Symbol" w:hAnsi="Symbol" w:hint="default"/>
+      </w:rPr>
+    </w:lvl>
+    <w:lvl w:ilvl="1" w:tplc="08090003" w:tentative="1">
+      <w:start w:val="1"/>
+      <w:numFmt w:val="bullet"/>
+      <w:lvlText w:val="o"/>
+      <w:lvlJc w:val="left"/>
+      <w:pPr>
+        <w:ind w:left="1440" w:hanging="360"/>
+      </w:pPr>
+      <w:rPr>
+        <w:rFonts w:ascii="Courier New" w:hAnsi="Courier New" w:cs="Courier New" w:hint="default"/>
+      </w:rPr>
+    </w:lvl>
+    <w:lvl w:ilvl="2" w:tplc="08090005" w:tentative="1">
+      <w:start w:val="1"/>
+      <w:numFmt w:val="bullet"/>
+      <w:lvlText w:val=""/>
+      <w:lvlJc w:val="left"/>
+      <w:pPr>
+        <w:ind w:left="2160" w:hanging="360"/>
+      </w:pPr>
+      <w:rPr>
+        <w:rFonts w:ascii="Wingdings" w:hAnsi="Wingdings" w:hint="default"/>
+      </w:rPr>
+    </w:lvl>
+    <w:lvl w:ilvl="3" w:tplc="08090001" w:tentative="1">
+      <w:start w:val="1"/>
+      <w:numFmt w:val="bullet"/>
+      <w:lvlText w:val=""/>
+      <w:lvlJc w:val="left"/>
+      <w:pPr>
+        <w:ind w:left="2880" w:hanging="360"/>
+      </w:pPr>
+      <w:rPr>
+        <w:rFonts w:ascii="Symbol" w:hAnsi="Symbol" w:hint="default"/>
+      </w:rPr>
+    </w:lvl>
+    <w:lvl w:ilvl="4" w:tplc="08090003" w:tentative="1">
+      <w:start w:val="1"/>
+      <w:numFmt w:val="bullet"/>
+      <w:lvlText w:val="o"/>
+      <w:lvlJc w:val="left"/>
+      <w:pPr>
+        <w:ind w:left="3600" w:hanging="360"/>
+      </w:pPr>
+      <w:rPr>
+        <w:rFonts w:ascii="Courier New" w:hAnsi="Courier New" w:cs="Courier New" w:hint="default"/>
+      </w:rPr>
+    </w:lvl>
+    <w:lvl w:ilvl="5" w:tplc="08090005" w:tentative="1">
+      <w:start w:val="1"/>
+      <w:numFmt w:val="bullet"/>
+      <w:lvlText w:val=""/>
+      <w:lvlJc w:val="left"/>
+      <w:pPr>
+        <w:ind w:left="4320" w:hanging="360"/>
+      </w:pPr>
+      <w:rPr>
+        <w:rFonts w:ascii="Wingdings" w:hAnsi="Wingdings" w:hint="default"/>
+      </w:rPr>
+    </w:lvl>
+    <w:lvl w:ilvl="6" w:tplc="08090001" w:tentative="1">
+      <w:start w:val="1"/>
+      <w:numFmt w:val="bullet"/>
+      <w:lvlText w:val=""/>
+      <w:lvlJc w:val="left"/>
+      <w:pPr>
+        <w:ind w:left="5040" w:hanging="360"/>
+      </w:pPr>
+      <w:rPr>
+        <w:rFonts w:ascii="Symbol" w:hAnsi="Symbol" w:hint="default"/>
+      </w:rPr>
+    </w:lvl>
+    <w:lvl w:ilvl="7" w:tplc="08090003" w:tentative="1">
+      <w:start w:val="1"/>
+      <w:numFmt w:val="bullet"/>
+      <w:lvlText w:val="o"/>
+      <w:lvlJc w:val="left"/>
+      <w:pPr>
+        <w:ind w:left="5760" w:hanging="360"/>
+      </w:pPr>
+      <w:rPr>
+        <w:rFonts w:ascii="Courier New" w:hAnsi="Courier New" w:cs="Courier New" w:hint="default"/>
+      </w:rPr>
+    </w:lvl>
+    <w:lvl w:ilvl="8" w:tplc="08090005" w:tentative="1">
+      <w:start w:val="1"/>
+      <w:numFmt w:val="bullet"/>
+      <w:lvlText w:val=""/>
+      <w:lvlJc w:val="left"/>
+      <w:pPr>
+        <w:ind w:left="6480" w:hanging="360"/>
+      </w:pPr>
+      <w:rPr>
+        <w:rFonts w:ascii="Wingdings" w:hAnsi="Wingdings" w:hint="default"/>
+      </w:rPr>
+    </w:lvl>
+  </w:abstractNum>
+  <w:abstractNum w:abstractNumId="22" w15:restartNumberingAfterBreak="0">
     <w:nsid w:val="5A5E0816"/>
     <w:multiLevelType w:val="multilevel"/>
     <w:tmpl w:val="A3B4C946"/>
@@ -4584,7 +10023,269 @@
       </w:rPr>
     </w:lvl>
   </w:abstractNum>
-  <w:abstractNum w:abstractNumId="12" w15:restartNumberingAfterBreak="0">
+  <w:abstractNum w:abstractNumId="23" w15:restartNumberingAfterBreak="0">
+    <w:nsid w:val="5BBE4FC1"/>
+    <w:multiLevelType w:val="multilevel"/>
+    <w:tmpl w:val="A7D62DE4"/>
+    <w:lvl w:ilvl="0">
+      <w:start w:val="1"/>
+      <w:numFmt w:val="decimal"/>
+      <w:lvlText w:val="%1."/>
+      <w:lvlJc w:val="left"/>
+      <w:pPr>
+        <w:tabs>
+          <w:tab w:val="num" w:pos="720"/>
+        </w:tabs>
+        <w:ind w:left="720" w:hanging="360"/>
+      </w:pPr>
+    </w:lvl>
+    <w:lvl w:ilvl="1" w:tentative="1">
+      <w:start w:val="1"/>
+      <w:numFmt w:val="decimal"/>
+      <w:lvlText w:val="%2."/>
+      <w:lvlJc w:val="left"/>
+      <w:pPr>
+        <w:tabs>
+          <w:tab w:val="num" w:pos="1440"/>
+        </w:tabs>
+        <w:ind w:left="1440" w:hanging="360"/>
+      </w:pPr>
+    </w:lvl>
+    <w:lvl w:ilvl="2" w:tentative="1">
+      <w:start w:val="1"/>
+      <w:numFmt w:val="decimal"/>
+      <w:lvlText w:val="%3."/>
+      <w:lvlJc w:val="left"/>
+      <w:pPr>
+        <w:tabs>
+          <w:tab w:val="num" w:pos="2160"/>
+        </w:tabs>
+        <w:ind w:left="2160" w:hanging="360"/>
+      </w:pPr>
+    </w:lvl>
+    <w:lvl w:ilvl="3" w:tentative="1">
+      <w:start w:val="1"/>
+      <w:numFmt w:val="decimal"/>
+      <w:lvlText w:val="%4."/>
+      <w:lvlJc w:val="left"/>
+      <w:pPr>
+        <w:tabs>
+          <w:tab w:val="num" w:pos="2880"/>
+        </w:tabs>
+        <w:ind w:left="2880" w:hanging="360"/>
+      </w:pPr>
+    </w:lvl>
+    <w:lvl w:ilvl="4" w:tentative="1">
+      <w:start w:val="1"/>
+      <w:numFmt w:val="decimal"/>
+      <w:lvlText w:val="%5."/>
+      <w:lvlJc w:val="left"/>
+      <w:pPr>
+        <w:tabs>
+          <w:tab w:val="num" w:pos="3600"/>
+        </w:tabs>
+        <w:ind w:left="3600" w:hanging="360"/>
+      </w:pPr>
+    </w:lvl>
+    <w:lvl w:ilvl="5" w:tentative="1">
+      <w:start w:val="1"/>
+      <w:numFmt w:val="decimal"/>
+      <w:lvlText w:val="%6."/>
+      <w:lvlJc w:val="left"/>
+      <w:pPr>
+        <w:tabs>
+          <w:tab w:val="num" w:pos="4320"/>
+        </w:tabs>
+        <w:ind w:left="4320" w:hanging="360"/>
+      </w:pPr>
+    </w:lvl>
+    <w:lvl w:ilvl="6" w:tentative="1">
+      <w:start w:val="1"/>
+      <w:numFmt w:val="decimal"/>
+      <w:lvlText w:val="%7."/>
+      <w:lvlJc w:val="left"/>
+      <w:pPr>
+        <w:tabs>
+          <w:tab w:val="num" w:pos="5040"/>
+        </w:tabs>
+        <w:ind w:left="5040" w:hanging="360"/>
+      </w:pPr>
+    </w:lvl>
+    <w:lvl w:ilvl="7" w:tentative="1">
+      <w:start w:val="1"/>
+      <w:numFmt w:val="decimal"/>
+      <w:lvlText w:val="%8."/>
+      <w:lvlJc w:val="left"/>
+      <w:pPr>
+        <w:tabs>
+          <w:tab w:val="num" w:pos="5760"/>
+        </w:tabs>
+        <w:ind w:left="5760" w:hanging="360"/>
+      </w:pPr>
+    </w:lvl>
+    <w:lvl w:ilvl="8" w:tentative="1">
+      <w:start w:val="1"/>
+      <w:numFmt w:val="decimal"/>
+      <w:lvlText w:val="%9."/>
+      <w:lvlJc w:val="left"/>
+      <w:pPr>
+        <w:tabs>
+          <w:tab w:val="num" w:pos="6480"/>
+        </w:tabs>
+        <w:ind w:left="6480" w:hanging="360"/>
+      </w:pPr>
+    </w:lvl>
+  </w:abstractNum>
+  <w:abstractNum w:abstractNumId="24" w15:restartNumberingAfterBreak="0">
+    <w:nsid w:val="5E150CE5"/>
+    <w:multiLevelType w:val="multilevel"/>
+    <w:tmpl w:val="DCCAF61A"/>
+    <w:lvl w:ilvl="0">
+      <w:start w:val="1"/>
+      <w:numFmt w:val="bullet"/>
+      <w:lvlText w:val=""/>
+      <w:lvlJc w:val="left"/>
+      <w:pPr>
+        <w:tabs>
+          <w:tab w:val="num" w:pos="720"/>
+        </w:tabs>
+        <w:ind w:left="720" w:hanging="360"/>
+      </w:pPr>
+      <w:rPr>
+        <w:rFonts w:ascii="Symbol" w:hAnsi="Symbol" w:hint="default"/>
+        <w:sz w:val="20"/>
+      </w:rPr>
+    </w:lvl>
+    <w:lvl w:ilvl="1" w:tentative="1">
+      <w:start w:val="1"/>
+      <w:numFmt w:val="bullet"/>
+      <w:lvlText w:val="o"/>
+      <w:lvlJc w:val="left"/>
+      <w:pPr>
+        <w:tabs>
+          <w:tab w:val="num" w:pos="1440"/>
+        </w:tabs>
+        <w:ind w:left="1440" w:hanging="360"/>
+      </w:pPr>
+      <w:rPr>
+        <w:rFonts w:ascii="Courier New" w:hAnsi="Courier New" w:hint="default"/>
+        <w:sz w:val="20"/>
+      </w:rPr>
+    </w:lvl>
+    <w:lvl w:ilvl="2" w:tentative="1">
+      <w:start w:val="1"/>
+      <w:numFmt w:val="bullet"/>
+      <w:lvlText w:val=""/>
+      <w:lvlJc w:val="left"/>
+      <w:pPr>
+        <w:tabs>
+          <w:tab w:val="num" w:pos="2160"/>
+        </w:tabs>
+        <w:ind w:left="2160" w:hanging="360"/>
+      </w:pPr>
+      <w:rPr>
+        <w:rFonts w:ascii="Wingdings" w:hAnsi="Wingdings" w:hint="default"/>
+        <w:sz w:val="20"/>
+      </w:rPr>
+    </w:lvl>
+    <w:lvl w:ilvl="3" w:tentative="1">
+      <w:start w:val="1"/>
+      <w:numFmt w:val="bullet"/>
+      <w:lvlText w:val=""/>
+      <w:lvlJc w:val="left"/>
+      <w:pPr>
+        <w:tabs>
+          <w:tab w:val="num" w:pos="2880"/>
+        </w:tabs>
+        <w:ind w:left="2880" w:hanging="360"/>
+      </w:pPr>
+      <w:rPr>
+        <w:rFonts w:ascii="Wingdings" w:hAnsi="Wingdings" w:hint="default"/>
+        <w:sz w:val="20"/>
+      </w:rPr>
+    </w:lvl>
+    <w:lvl w:ilvl="4" w:tentative="1">
+      <w:start w:val="1"/>
+      <w:numFmt w:val="bullet"/>
+      <w:lvlText w:val=""/>
+      <w:lvlJc w:val="left"/>
+      <w:pPr>
+        <w:tabs>
+          <w:tab w:val="num" w:pos="3600"/>
+        </w:tabs>
+        <w:ind w:left="3600" w:hanging="360"/>
+      </w:pPr>
+      <w:rPr>
+        <w:rFonts w:ascii="Wingdings" w:hAnsi="Wingdings" w:hint="default"/>
+        <w:sz w:val="20"/>
+      </w:rPr>
+    </w:lvl>
+    <w:lvl w:ilvl="5" w:tentative="1">
+      <w:start w:val="1"/>
+      <w:numFmt w:val="bullet"/>
+      <w:lvlText w:val=""/>
+      <w:lvlJc w:val="left"/>
+      <w:pPr>
+        <w:tabs>
+          <w:tab w:val="num" w:pos="4320"/>
+        </w:tabs>
+        <w:ind w:left="4320" w:hanging="360"/>
+      </w:pPr>
+      <w:rPr>
+        <w:rFonts w:ascii="Wingdings" w:hAnsi="Wingdings" w:hint="default"/>
+        <w:sz w:val="20"/>
+      </w:rPr>
+    </w:lvl>
+    <w:lvl w:ilvl="6" w:tentative="1">
+      <w:start w:val="1"/>
+      <w:numFmt w:val="bullet"/>
+      <w:lvlText w:val=""/>
+      <w:lvlJc w:val="left"/>
+      <w:pPr>
+        <w:tabs>
+          <w:tab w:val="num" w:pos="5040"/>
+        </w:tabs>
+        <w:ind w:left="5040" w:hanging="360"/>
+      </w:pPr>
+      <w:rPr>
+        <w:rFonts w:ascii="Wingdings" w:hAnsi="Wingdings" w:hint="default"/>
+        <w:sz w:val="20"/>
+      </w:rPr>
+    </w:lvl>
+    <w:lvl w:ilvl="7" w:tentative="1">
+      <w:start w:val="1"/>
+      <w:numFmt w:val="bullet"/>
+      <w:lvlText w:val=""/>
+      <w:lvlJc w:val="left"/>
+      <w:pPr>
+        <w:tabs>
+          <w:tab w:val="num" w:pos="5760"/>
+        </w:tabs>
+        <w:ind w:left="5760" w:hanging="360"/>
+      </w:pPr>
+      <w:rPr>
+        <w:rFonts w:ascii="Wingdings" w:hAnsi="Wingdings" w:hint="default"/>
+        <w:sz w:val="20"/>
+      </w:rPr>
+    </w:lvl>
+    <w:lvl w:ilvl="8" w:tentative="1">
+      <w:start w:val="1"/>
+      <w:numFmt w:val="bullet"/>
+      <w:lvlText w:val=""/>
+      <w:lvlJc w:val="left"/>
+      <w:pPr>
+        <w:tabs>
+          <w:tab w:val="num" w:pos="6480"/>
+        </w:tabs>
+        <w:ind w:left="6480" w:hanging="360"/>
+      </w:pPr>
+      <w:rPr>
+        <w:rFonts w:ascii="Wingdings" w:hAnsi="Wingdings" w:hint="default"/>
+        <w:sz w:val="20"/>
+      </w:rPr>
+    </w:lvl>
+  </w:abstractNum>
+  <w:abstractNum w:abstractNumId="25" w15:restartNumberingAfterBreak="0">
     <w:nsid w:val="5EF2344C"/>
     <w:multiLevelType w:val="hybridMultilevel"/>
     <w:tmpl w:val="1D4EBC04"/>
@@ -4697,7 +10398,7 @@
       </w:rPr>
     </w:lvl>
   </w:abstractNum>
-  <w:abstractNum w:abstractNumId="13" w15:restartNumberingAfterBreak="0">
+  <w:abstractNum w:abstractNumId="26" w15:restartNumberingAfterBreak="0">
     <w:nsid w:val="64EC098F"/>
     <w:multiLevelType w:val="multilevel"/>
     <w:tmpl w:val="D4FAF792"/>
@@ -4846,10 +10547,570 @@
       </w:rPr>
     </w:lvl>
   </w:abstractNum>
-  <w:abstractNum w:abstractNumId="14" w15:restartNumberingAfterBreak="0">
+  <w:abstractNum w:abstractNumId="27" w15:restartNumberingAfterBreak="0">
+    <w:nsid w:val="69C85CD8"/>
+    <w:multiLevelType w:val="multilevel"/>
+    <w:tmpl w:val="17F8E744"/>
+    <w:lvl w:ilvl="0">
+      <w:start w:val="1"/>
+      <w:numFmt w:val="bullet"/>
+      <w:lvlText w:val=""/>
+      <w:lvlJc w:val="left"/>
+      <w:pPr>
+        <w:tabs>
+          <w:tab w:val="num" w:pos="720"/>
+        </w:tabs>
+        <w:ind w:left="720" w:hanging="360"/>
+      </w:pPr>
+      <w:rPr>
+        <w:rFonts w:ascii="Symbol" w:hAnsi="Symbol" w:hint="default"/>
+        <w:sz w:val="20"/>
+      </w:rPr>
+    </w:lvl>
+    <w:lvl w:ilvl="1" w:tentative="1">
+      <w:start w:val="1"/>
+      <w:numFmt w:val="bullet"/>
+      <w:lvlText w:val="o"/>
+      <w:lvlJc w:val="left"/>
+      <w:pPr>
+        <w:tabs>
+          <w:tab w:val="num" w:pos="1440"/>
+        </w:tabs>
+        <w:ind w:left="1440" w:hanging="360"/>
+      </w:pPr>
+      <w:rPr>
+        <w:rFonts w:ascii="Courier New" w:hAnsi="Courier New" w:hint="default"/>
+        <w:sz w:val="20"/>
+      </w:rPr>
+    </w:lvl>
+    <w:lvl w:ilvl="2" w:tentative="1">
+      <w:start w:val="1"/>
+      <w:numFmt w:val="bullet"/>
+      <w:lvlText w:val=""/>
+      <w:lvlJc w:val="left"/>
+      <w:pPr>
+        <w:tabs>
+          <w:tab w:val="num" w:pos="2160"/>
+        </w:tabs>
+        <w:ind w:left="2160" w:hanging="360"/>
+      </w:pPr>
+      <w:rPr>
+        <w:rFonts w:ascii="Wingdings" w:hAnsi="Wingdings" w:hint="default"/>
+        <w:sz w:val="20"/>
+      </w:rPr>
+    </w:lvl>
+    <w:lvl w:ilvl="3" w:tentative="1">
+      <w:start w:val="1"/>
+      <w:numFmt w:val="bullet"/>
+      <w:lvlText w:val=""/>
+      <w:lvlJc w:val="left"/>
+      <w:pPr>
+        <w:tabs>
+          <w:tab w:val="num" w:pos="2880"/>
+        </w:tabs>
+        <w:ind w:left="2880" w:hanging="360"/>
+      </w:pPr>
+      <w:rPr>
+        <w:rFonts w:ascii="Wingdings" w:hAnsi="Wingdings" w:hint="default"/>
+        <w:sz w:val="20"/>
+      </w:rPr>
+    </w:lvl>
+    <w:lvl w:ilvl="4" w:tentative="1">
+      <w:start w:val="1"/>
+      <w:numFmt w:val="bullet"/>
+      <w:lvlText w:val=""/>
+      <w:lvlJc w:val="left"/>
+      <w:pPr>
+        <w:tabs>
+          <w:tab w:val="num" w:pos="3600"/>
+        </w:tabs>
+        <w:ind w:left="3600" w:hanging="360"/>
+      </w:pPr>
+      <w:rPr>
+        <w:rFonts w:ascii="Wingdings" w:hAnsi="Wingdings" w:hint="default"/>
+        <w:sz w:val="20"/>
+      </w:rPr>
+    </w:lvl>
+    <w:lvl w:ilvl="5" w:tentative="1">
+      <w:start w:val="1"/>
+      <w:numFmt w:val="bullet"/>
+      <w:lvlText w:val=""/>
+      <w:lvlJc w:val="left"/>
+      <w:pPr>
+        <w:tabs>
+          <w:tab w:val="num" w:pos="4320"/>
+        </w:tabs>
+        <w:ind w:left="4320" w:hanging="360"/>
+      </w:pPr>
+      <w:rPr>
+        <w:rFonts w:ascii="Wingdings" w:hAnsi="Wingdings" w:hint="default"/>
+        <w:sz w:val="20"/>
+      </w:rPr>
+    </w:lvl>
+    <w:lvl w:ilvl="6" w:tentative="1">
+      <w:start w:val="1"/>
+      <w:numFmt w:val="bullet"/>
+      <w:lvlText w:val=""/>
+      <w:lvlJc w:val="left"/>
+      <w:pPr>
+        <w:tabs>
+          <w:tab w:val="num" w:pos="5040"/>
+        </w:tabs>
+        <w:ind w:left="5040" w:hanging="360"/>
+      </w:pPr>
+      <w:rPr>
+        <w:rFonts w:ascii="Wingdings" w:hAnsi="Wingdings" w:hint="default"/>
+        <w:sz w:val="20"/>
+      </w:rPr>
+    </w:lvl>
+    <w:lvl w:ilvl="7" w:tentative="1">
+      <w:start w:val="1"/>
+      <w:numFmt w:val="bullet"/>
+      <w:lvlText w:val=""/>
+      <w:lvlJc w:val="left"/>
+      <w:pPr>
+        <w:tabs>
+          <w:tab w:val="num" w:pos="5760"/>
+        </w:tabs>
+        <w:ind w:left="5760" w:hanging="360"/>
+      </w:pPr>
+      <w:rPr>
+        <w:rFonts w:ascii="Wingdings" w:hAnsi="Wingdings" w:hint="default"/>
+        <w:sz w:val="20"/>
+      </w:rPr>
+    </w:lvl>
+    <w:lvl w:ilvl="8" w:tentative="1">
+      <w:start w:val="1"/>
+      <w:numFmt w:val="bullet"/>
+      <w:lvlText w:val=""/>
+      <w:lvlJc w:val="left"/>
+      <w:pPr>
+        <w:tabs>
+          <w:tab w:val="num" w:pos="6480"/>
+        </w:tabs>
+        <w:ind w:left="6480" w:hanging="360"/>
+      </w:pPr>
+      <w:rPr>
+        <w:rFonts w:ascii="Wingdings" w:hAnsi="Wingdings" w:hint="default"/>
+        <w:sz w:val="20"/>
+      </w:rPr>
+    </w:lvl>
+  </w:abstractNum>
+  <w:abstractNum w:abstractNumId="28" w15:restartNumberingAfterBreak="0">
+    <w:nsid w:val="6C6706A6"/>
+    <w:multiLevelType w:val="multilevel"/>
+    <w:tmpl w:val="7E5C0ACA"/>
+    <w:lvl w:ilvl="0">
+      <w:start w:val="1"/>
+      <w:numFmt w:val="bullet"/>
+      <w:lvlText w:val=""/>
+      <w:lvlJc w:val="left"/>
+      <w:pPr>
+        <w:tabs>
+          <w:tab w:val="num" w:pos="720"/>
+        </w:tabs>
+        <w:ind w:left="720" w:hanging="360"/>
+      </w:pPr>
+      <w:rPr>
+        <w:rFonts w:ascii="Symbol" w:hAnsi="Symbol" w:hint="default"/>
+        <w:sz w:val="20"/>
+      </w:rPr>
+    </w:lvl>
+    <w:lvl w:ilvl="1" w:tentative="1">
+      <w:start w:val="1"/>
+      <w:numFmt w:val="bullet"/>
+      <w:lvlText w:val="o"/>
+      <w:lvlJc w:val="left"/>
+      <w:pPr>
+        <w:tabs>
+          <w:tab w:val="num" w:pos="1440"/>
+        </w:tabs>
+        <w:ind w:left="1440" w:hanging="360"/>
+      </w:pPr>
+      <w:rPr>
+        <w:rFonts w:ascii="Courier New" w:hAnsi="Courier New" w:hint="default"/>
+        <w:sz w:val="20"/>
+      </w:rPr>
+    </w:lvl>
+    <w:lvl w:ilvl="2" w:tentative="1">
+      <w:start w:val="1"/>
+      <w:numFmt w:val="bullet"/>
+      <w:lvlText w:val=""/>
+      <w:lvlJc w:val="left"/>
+      <w:pPr>
+        <w:tabs>
+          <w:tab w:val="num" w:pos="2160"/>
+        </w:tabs>
+        <w:ind w:left="2160" w:hanging="360"/>
+      </w:pPr>
+      <w:rPr>
+        <w:rFonts w:ascii="Wingdings" w:hAnsi="Wingdings" w:hint="default"/>
+        <w:sz w:val="20"/>
+      </w:rPr>
+    </w:lvl>
+    <w:lvl w:ilvl="3" w:tentative="1">
+      <w:start w:val="1"/>
+      <w:numFmt w:val="bullet"/>
+      <w:lvlText w:val=""/>
+      <w:lvlJc w:val="left"/>
+      <w:pPr>
+        <w:tabs>
+          <w:tab w:val="num" w:pos="2880"/>
+        </w:tabs>
+        <w:ind w:left="2880" w:hanging="360"/>
+      </w:pPr>
+      <w:rPr>
+        <w:rFonts w:ascii="Wingdings" w:hAnsi="Wingdings" w:hint="default"/>
+        <w:sz w:val="20"/>
+      </w:rPr>
+    </w:lvl>
+    <w:lvl w:ilvl="4" w:tentative="1">
+      <w:start w:val="1"/>
+      <w:numFmt w:val="bullet"/>
+      <w:lvlText w:val=""/>
+      <w:lvlJc w:val="left"/>
+      <w:pPr>
+        <w:tabs>
+          <w:tab w:val="num" w:pos="3600"/>
+        </w:tabs>
+        <w:ind w:left="3600" w:hanging="360"/>
+      </w:pPr>
+      <w:rPr>
+        <w:rFonts w:ascii="Wingdings" w:hAnsi="Wingdings" w:hint="default"/>
+        <w:sz w:val="20"/>
+      </w:rPr>
+    </w:lvl>
+    <w:lvl w:ilvl="5" w:tentative="1">
+      <w:start w:val="1"/>
+      <w:numFmt w:val="bullet"/>
+      <w:lvlText w:val=""/>
+      <w:lvlJc w:val="left"/>
+      <w:pPr>
+        <w:tabs>
+          <w:tab w:val="num" w:pos="4320"/>
+        </w:tabs>
+        <w:ind w:left="4320" w:hanging="360"/>
+      </w:pPr>
+      <w:rPr>
+        <w:rFonts w:ascii="Wingdings" w:hAnsi="Wingdings" w:hint="default"/>
+        <w:sz w:val="20"/>
+      </w:rPr>
+    </w:lvl>
+    <w:lvl w:ilvl="6" w:tentative="1">
+      <w:start w:val="1"/>
+      <w:numFmt w:val="bullet"/>
+      <w:lvlText w:val=""/>
+      <w:lvlJc w:val="left"/>
+      <w:pPr>
+        <w:tabs>
+          <w:tab w:val="num" w:pos="5040"/>
+        </w:tabs>
+        <w:ind w:left="5040" w:hanging="360"/>
+      </w:pPr>
+      <w:rPr>
+        <w:rFonts w:ascii="Wingdings" w:hAnsi="Wingdings" w:hint="default"/>
+        <w:sz w:val="20"/>
+      </w:rPr>
+    </w:lvl>
+    <w:lvl w:ilvl="7" w:tentative="1">
+      <w:start w:val="1"/>
+      <w:numFmt w:val="bullet"/>
+      <w:lvlText w:val=""/>
+      <w:lvlJc w:val="left"/>
+      <w:pPr>
+        <w:tabs>
+          <w:tab w:val="num" w:pos="5760"/>
+        </w:tabs>
+        <w:ind w:left="5760" w:hanging="360"/>
+      </w:pPr>
+      <w:rPr>
+        <w:rFonts w:ascii="Wingdings" w:hAnsi="Wingdings" w:hint="default"/>
+        <w:sz w:val="20"/>
+      </w:rPr>
+    </w:lvl>
+    <w:lvl w:ilvl="8" w:tentative="1">
+      <w:start w:val="1"/>
+      <w:numFmt w:val="bullet"/>
+      <w:lvlText w:val=""/>
+      <w:lvlJc w:val="left"/>
+      <w:pPr>
+        <w:tabs>
+          <w:tab w:val="num" w:pos="6480"/>
+        </w:tabs>
+        <w:ind w:left="6480" w:hanging="360"/>
+      </w:pPr>
+      <w:rPr>
+        <w:rFonts w:ascii="Wingdings" w:hAnsi="Wingdings" w:hint="default"/>
+        <w:sz w:val="20"/>
+      </w:rPr>
+    </w:lvl>
+  </w:abstractNum>
+  <w:abstractNum w:abstractNumId="29" w15:restartNumberingAfterBreak="0">
     <w:nsid w:val="6F18368A"/>
     <w:multiLevelType w:val="multilevel"/>
     <w:tmpl w:val="F9A24D7A"/>
+    <w:lvl w:ilvl="0">
+      <w:start w:val="1"/>
+      <w:numFmt w:val="bullet"/>
+      <w:lvlText w:val=""/>
+      <w:lvlJc w:val="left"/>
+      <w:pPr>
+        <w:tabs>
+          <w:tab w:val="num" w:pos="720"/>
+        </w:tabs>
+        <w:ind w:left="720" w:hanging="360"/>
+      </w:pPr>
+      <w:rPr>
+        <w:rFonts w:ascii="Symbol" w:hAnsi="Symbol" w:hint="default"/>
+        <w:sz w:val="20"/>
+      </w:rPr>
+    </w:lvl>
+    <w:lvl w:ilvl="1" w:tentative="1">
+      <w:start w:val="1"/>
+      <w:numFmt w:val="bullet"/>
+      <w:lvlText w:val="o"/>
+      <w:lvlJc w:val="left"/>
+      <w:pPr>
+        <w:tabs>
+          <w:tab w:val="num" w:pos="1440"/>
+        </w:tabs>
+        <w:ind w:left="1440" w:hanging="360"/>
+      </w:pPr>
+      <w:rPr>
+        <w:rFonts w:ascii="Courier New" w:hAnsi="Courier New" w:hint="default"/>
+        <w:sz w:val="20"/>
+      </w:rPr>
+    </w:lvl>
+    <w:lvl w:ilvl="2" w:tentative="1">
+      <w:start w:val="1"/>
+      <w:numFmt w:val="bullet"/>
+      <w:lvlText w:val=""/>
+      <w:lvlJc w:val="left"/>
+      <w:pPr>
+        <w:tabs>
+          <w:tab w:val="num" w:pos="2160"/>
+        </w:tabs>
+        <w:ind w:left="2160" w:hanging="360"/>
+      </w:pPr>
+      <w:rPr>
+        <w:rFonts w:ascii="Wingdings" w:hAnsi="Wingdings" w:hint="default"/>
+        <w:sz w:val="20"/>
+      </w:rPr>
+    </w:lvl>
+    <w:lvl w:ilvl="3" w:tentative="1">
+      <w:start w:val="1"/>
+      <w:numFmt w:val="bullet"/>
+      <w:lvlText w:val=""/>
+      <w:lvlJc w:val="left"/>
+      <w:pPr>
+        <w:tabs>
+          <w:tab w:val="num" w:pos="2880"/>
+        </w:tabs>
+        <w:ind w:left="2880" w:hanging="360"/>
+      </w:pPr>
+      <w:rPr>
+        <w:rFonts w:ascii="Wingdings" w:hAnsi="Wingdings" w:hint="default"/>
+        <w:sz w:val="20"/>
+      </w:rPr>
+    </w:lvl>
+    <w:lvl w:ilvl="4" w:tentative="1">
+      <w:start w:val="1"/>
+      <w:numFmt w:val="bullet"/>
+      <w:lvlText w:val=""/>
+      <w:lvlJc w:val="left"/>
+      <w:pPr>
+        <w:tabs>
+          <w:tab w:val="num" w:pos="3600"/>
+        </w:tabs>
+        <w:ind w:left="3600" w:hanging="360"/>
+      </w:pPr>
+      <w:rPr>
+        <w:rFonts w:ascii="Wingdings" w:hAnsi="Wingdings" w:hint="default"/>
+        <w:sz w:val="20"/>
+      </w:rPr>
+    </w:lvl>
+    <w:lvl w:ilvl="5" w:tentative="1">
+      <w:start w:val="1"/>
+      <w:numFmt w:val="bullet"/>
+      <w:lvlText w:val=""/>
+      <w:lvlJc w:val="left"/>
+      <w:pPr>
+        <w:tabs>
+          <w:tab w:val="num" w:pos="4320"/>
+        </w:tabs>
+        <w:ind w:left="4320" w:hanging="360"/>
+      </w:pPr>
+      <w:rPr>
+        <w:rFonts w:ascii="Wingdings" w:hAnsi="Wingdings" w:hint="default"/>
+        <w:sz w:val="20"/>
+      </w:rPr>
+    </w:lvl>
+    <w:lvl w:ilvl="6" w:tentative="1">
+      <w:start w:val="1"/>
+      <w:numFmt w:val="bullet"/>
+      <w:lvlText w:val=""/>
+      <w:lvlJc w:val="left"/>
+      <w:pPr>
+        <w:tabs>
+          <w:tab w:val="num" w:pos="5040"/>
+        </w:tabs>
+        <w:ind w:left="5040" w:hanging="360"/>
+      </w:pPr>
+      <w:rPr>
+        <w:rFonts w:ascii="Wingdings" w:hAnsi="Wingdings" w:hint="default"/>
+        <w:sz w:val="20"/>
+      </w:rPr>
+    </w:lvl>
+    <w:lvl w:ilvl="7" w:tentative="1">
+      <w:start w:val="1"/>
+      <w:numFmt w:val="bullet"/>
+      <w:lvlText w:val=""/>
+      <w:lvlJc w:val="left"/>
+      <w:pPr>
+        <w:tabs>
+          <w:tab w:val="num" w:pos="5760"/>
+        </w:tabs>
+        <w:ind w:left="5760" w:hanging="360"/>
+      </w:pPr>
+      <w:rPr>
+        <w:rFonts w:ascii="Wingdings" w:hAnsi="Wingdings" w:hint="default"/>
+        <w:sz w:val="20"/>
+      </w:rPr>
+    </w:lvl>
+    <w:lvl w:ilvl="8" w:tentative="1">
+      <w:start w:val="1"/>
+      <w:numFmt w:val="bullet"/>
+      <w:lvlText w:val=""/>
+      <w:lvlJc w:val="left"/>
+      <w:pPr>
+        <w:tabs>
+          <w:tab w:val="num" w:pos="6480"/>
+        </w:tabs>
+        <w:ind w:left="6480" w:hanging="360"/>
+      </w:pPr>
+      <w:rPr>
+        <w:rFonts w:ascii="Wingdings" w:hAnsi="Wingdings" w:hint="default"/>
+        <w:sz w:val="20"/>
+      </w:rPr>
+    </w:lvl>
+  </w:abstractNum>
+  <w:abstractNum w:abstractNumId="30" w15:restartNumberingAfterBreak="0">
+    <w:nsid w:val="7D6439CE"/>
+    <w:multiLevelType w:val="multilevel"/>
+    <w:tmpl w:val="885EF172"/>
+    <w:lvl w:ilvl="0">
+      <w:start w:val="1"/>
+      <w:numFmt w:val="decimal"/>
+      <w:lvlText w:val="%1."/>
+      <w:lvlJc w:val="left"/>
+      <w:pPr>
+        <w:tabs>
+          <w:tab w:val="num" w:pos="720"/>
+        </w:tabs>
+        <w:ind w:left="720" w:hanging="360"/>
+      </w:pPr>
+    </w:lvl>
+    <w:lvl w:ilvl="1" w:tentative="1">
+      <w:start w:val="1"/>
+      <w:numFmt w:val="decimal"/>
+      <w:lvlText w:val="%2."/>
+      <w:lvlJc w:val="left"/>
+      <w:pPr>
+        <w:tabs>
+          <w:tab w:val="num" w:pos="1440"/>
+        </w:tabs>
+        <w:ind w:left="1440" w:hanging="360"/>
+      </w:pPr>
+    </w:lvl>
+    <w:lvl w:ilvl="2" w:tentative="1">
+      <w:start w:val="1"/>
+      <w:numFmt w:val="decimal"/>
+      <w:lvlText w:val="%3."/>
+      <w:lvlJc w:val="left"/>
+      <w:pPr>
+        <w:tabs>
+          <w:tab w:val="num" w:pos="2160"/>
+        </w:tabs>
+        <w:ind w:left="2160" w:hanging="360"/>
+      </w:pPr>
+    </w:lvl>
+    <w:lvl w:ilvl="3" w:tentative="1">
+      <w:start w:val="1"/>
+      <w:numFmt w:val="decimal"/>
+      <w:lvlText w:val="%4."/>
+      <w:lvlJc w:val="left"/>
+      <w:pPr>
+        <w:tabs>
+          <w:tab w:val="num" w:pos="2880"/>
+        </w:tabs>
+        <w:ind w:left="2880" w:hanging="360"/>
+      </w:pPr>
+    </w:lvl>
+    <w:lvl w:ilvl="4" w:tentative="1">
+      <w:start w:val="1"/>
+      <w:numFmt w:val="decimal"/>
+      <w:lvlText w:val="%5."/>
+      <w:lvlJc w:val="left"/>
+      <w:pPr>
+        <w:tabs>
+          <w:tab w:val="num" w:pos="3600"/>
+        </w:tabs>
+        <w:ind w:left="3600" w:hanging="360"/>
+      </w:pPr>
+    </w:lvl>
+    <w:lvl w:ilvl="5" w:tentative="1">
+      <w:start w:val="1"/>
+      <w:numFmt w:val="decimal"/>
+      <w:lvlText w:val="%6."/>
+      <w:lvlJc w:val="left"/>
+      <w:pPr>
+        <w:tabs>
+          <w:tab w:val="num" w:pos="4320"/>
+        </w:tabs>
+        <w:ind w:left="4320" w:hanging="360"/>
+      </w:pPr>
+    </w:lvl>
+    <w:lvl w:ilvl="6" w:tentative="1">
+      <w:start w:val="1"/>
+      <w:numFmt w:val="decimal"/>
+      <w:lvlText w:val="%7."/>
+      <w:lvlJc w:val="left"/>
+      <w:pPr>
+        <w:tabs>
+          <w:tab w:val="num" w:pos="5040"/>
+        </w:tabs>
+        <w:ind w:left="5040" w:hanging="360"/>
+      </w:pPr>
+    </w:lvl>
+    <w:lvl w:ilvl="7" w:tentative="1">
+      <w:start w:val="1"/>
+      <w:numFmt w:val="decimal"/>
+      <w:lvlText w:val="%8."/>
+      <w:lvlJc w:val="left"/>
+      <w:pPr>
+        <w:tabs>
+          <w:tab w:val="num" w:pos="5760"/>
+        </w:tabs>
+        <w:ind w:left="5760" w:hanging="360"/>
+      </w:pPr>
+    </w:lvl>
+    <w:lvl w:ilvl="8" w:tentative="1">
+      <w:start w:val="1"/>
+      <w:numFmt w:val="decimal"/>
+      <w:lvlText w:val="%9."/>
+      <w:lvlJc w:val="left"/>
+      <w:pPr>
+        <w:tabs>
+          <w:tab w:val="num" w:pos="6480"/>
+        </w:tabs>
+        <w:ind w:left="6480" w:hanging="360"/>
+      </w:pPr>
+    </w:lvl>
+  </w:abstractNum>
+  <w:abstractNum w:abstractNumId="31" w15:restartNumberingAfterBreak="0">
+    <w:nsid w:val="7F826825"/>
+    <w:multiLevelType w:val="multilevel"/>
+    <w:tmpl w:val="3B28DD62"/>
     <w:lvl w:ilvl="0">
       <w:start w:val="1"/>
       <w:numFmt w:val="bullet"/>
@@ -5032,19 +11293,70 @@
     </w:lvlOverride>
   </w:num>
   <w:num w:numId="12" w16cid:durableId="316542320">
+    <w:abstractNumId w:val="26"/>
+  </w:num>
+  <w:num w:numId="13" w16cid:durableId="1642887048">
+    <w:abstractNumId w:val="25"/>
+  </w:num>
+  <w:num w:numId="14" w16cid:durableId="1565870261">
+    <w:abstractNumId w:val="16"/>
+  </w:num>
+  <w:num w:numId="15" w16cid:durableId="1800952896">
+    <w:abstractNumId w:val="29"/>
+  </w:num>
+  <w:num w:numId="16" w16cid:durableId="2127118662">
+    <w:abstractNumId w:val="22"/>
+  </w:num>
+  <w:num w:numId="17" w16cid:durableId="249242222">
+    <w:abstractNumId w:val="20"/>
+  </w:num>
+  <w:num w:numId="18" w16cid:durableId="516887376">
+    <w:abstractNumId w:val="28"/>
+  </w:num>
+  <w:num w:numId="19" w16cid:durableId="871188761">
+    <w:abstractNumId w:val="12"/>
+  </w:num>
+  <w:num w:numId="20" w16cid:durableId="1076170117">
+    <w:abstractNumId w:val="14"/>
+  </w:num>
+  <w:num w:numId="21" w16cid:durableId="1820070068">
+    <w:abstractNumId w:val="15"/>
+  </w:num>
+  <w:num w:numId="22" w16cid:durableId="1553156632">
+    <w:abstractNumId w:val="10"/>
+  </w:num>
+  <w:num w:numId="23" w16cid:durableId="760033445">
+    <w:abstractNumId w:val="18"/>
+  </w:num>
+  <w:num w:numId="24" w16cid:durableId="1732777092">
+    <w:abstractNumId w:val="24"/>
+  </w:num>
+  <w:num w:numId="25" w16cid:durableId="615527119">
     <w:abstractNumId w:val="13"/>
   </w:num>
-  <w:num w:numId="13" w16cid:durableId="1642887048">
-    <w:abstractNumId w:val="12"/>
+  <w:num w:numId="26" w16cid:durableId="1809542551">
+    <w:abstractNumId w:val="27"/>
   </w:num>
-  <w:num w:numId="14" w16cid:durableId="1565870261">
-    <w:abstractNumId w:val="10"/>
+  <w:num w:numId="27" w16cid:durableId="981085165">
+    <w:abstractNumId w:val="11"/>
   </w:num>
-  <w:num w:numId="15" w16cid:durableId="1800952896">
-    <w:abstractNumId w:val="14"/>
+  <w:num w:numId="28" w16cid:durableId="1300839250">
+    <w:abstractNumId w:val="19"/>
   </w:num>
-  <w:num w:numId="16" w16cid:durableId="2127118662">
-    <w:abstractNumId w:val="11"/>
+  <w:num w:numId="29" w16cid:durableId="1303080242">
+    <w:abstractNumId w:val="31"/>
+  </w:num>
+  <w:num w:numId="30" w16cid:durableId="1992366616">
+    <w:abstractNumId w:val="23"/>
+  </w:num>
+  <w:num w:numId="31" w16cid:durableId="408230777">
+    <w:abstractNumId w:val="17"/>
+  </w:num>
+  <w:num w:numId="32" w16cid:durableId="1137800174">
+    <w:abstractNumId w:val="21"/>
+  </w:num>
+  <w:num w:numId="33" w16cid:durableId="704646288">
+    <w:abstractNumId w:val="30"/>
   </w:num>
 </w:numbering>
 </file>
@@ -8074,7 +14386,7 @@
     <w:charset w:val="02"/>
     <w:family w:val="decorative"/>
     <w:pitch w:val="variable"/>
-    <w:sig w:usb0="00000000" w:usb1="10000000" w:usb2="00000000" w:usb3="00000000" w:csb0="80000000" w:csb1="00000000"/>
+    <w:sig w:usb0="00000003" w:usb1="10000000" w:usb2="00000000" w:usb3="00000000" w:csb0="80000001" w:csb1="00000000"/>
   </w:font>
   <w:font w:name="Times New Roman">
     <w:panose1 w:val="02020603050405020304"/>
@@ -8117,7 +14429,6 @@
     <w:panose1 w:val="020B0502040204020203"/>
     <w:charset w:val="00"/>
     <w:family w:val="swiss"/>
-    <w:notTrueType/>
     <w:pitch w:val="variable"/>
     <w:sig w:usb0="E4002EFF" w:usb1="C000E47F" w:usb2="00000009" w:usb3="00000000" w:csb0="000001FF" w:csb1="00000000"/>
   </w:font>
@@ -8160,8 +14471,8 @@
     <w:compatSetting w:name="useWord2013TrackBottomHyphenation" w:uri="http://schemas.microsoft.com/office/word" w:val="0"/>
   </w:compat>
   <w:rsids>
-    <w:rsidRoot w:val="005B7C2E"/>
-    <w:rsid w:val="005B7C2E"/>
+    <w:rsidRoot w:val="00D041EC"/>
+    <w:rsid w:val="00D041EC"/>
     <w:rsid w:val="00F50A17"/>
   </w:rsids>
   <m:mathPr>
